--- a/checklists/1.docx
+++ b/checklists/1.docx
@@ -1,6 +1,6 @@
 
 <file path=word/document.xml><?xml version="1.0" encoding="utf-8"?>
-<w:document xmlns:wpc="http://schemas.microsoft.com/office/word/2010/wordprocessingCanvas" xmlns:cx="http://schemas.microsoft.com/office/drawing/2014/chartex" xmlns:cx1="http://schemas.microsoft.com/office/drawing/2015/9/8/chartex" xmlns:cx2="http://schemas.microsoft.com/office/drawing/2015/10/21/chartex" xmlns:cx3="http://schemas.microsoft.com/office/drawing/2016/5/9/chartex" xmlns:cx4="http://schemas.microsoft.com/office/drawing/2016/5/10/chartex" xmlns:cx5="http://schemas.microsoft.com/office/drawing/2016/5/11/chartex" xmlns:cx6="http://schemas.microsoft.com/office/drawing/2016/5/12/chartex" xmlns:cx7="http://schemas.microsoft.com/office/drawing/2016/5/13/chartex" xmlns:cx8="http://schemas.microsoft.com/office/drawing/2016/5/14/chartex" xmlns:mc="http://schemas.openxmlformats.org/markup-compatibility/2006" xmlns:aink="http://schemas.microsoft.com/office/drawing/2016/ink" xmlns:am3d="http://schemas.microsoft.com/office/drawing/2017/model3d" xmlns:o="urn:schemas-microsoft-com:office:office" xmlns:r="http://schemas.openxmlformats.org/officeDocument/2006/relationships" xmlns:m="http://schemas.openxmlformats.org/officeDocument/2006/math" xmlns:v="urn:schemas-microsoft-com:vml" xmlns:wp14="http://schemas.microsoft.com/office/word/2010/wordprocessingDrawing" xmlns:wp="http://schemas.openxmlformats.org/drawingml/2006/wordprocessingDrawing" xmlns:w10="urn:schemas-microsoft-com:office:word" xmlns:w="http://schemas.openxmlformats.org/wordprocessingml/2006/main" xmlns:w14="http://schemas.microsoft.com/office/word/2010/wordml" xmlns:w15="http://schemas.microsoft.com/office/word/2012/wordml" xmlns:w16cex="http://schemas.microsoft.com/office/word/2018/wordml/cex" xmlns:w16cid="http://schemas.microsoft.com/office/word/2016/wordml/cid" xmlns:w16="http://schemas.microsoft.com/office/word/2018/wordml" xmlns:w16sdtdh="http://schemas.microsoft.com/office/word/2020/wordml/sdtdatahash" xmlns:w16se="http://schemas.microsoft.com/office/word/2015/wordml/symex" xmlns:wpg="http://schemas.microsoft.com/office/word/2010/wordprocessingGroup" xmlns:wpi="http://schemas.microsoft.com/office/word/2010/wordprocessingInk" xmlns:wne="http://schemas.microsoft.com/office/word/2006/wordml" xmlns:wps="http://schemas.microsoft.com/office/word/2010/wordprocessingShape" mc:Ignorable="w14 w15 w16se w16cid w16 w16cex w16sdtdh wp14">
+<w:document xmlns:wpc="http://schemas.microsoft.com/office/word/2010/wordprocessingCanvas" xmlns:cx="http://schemas.microsoft.com/office/drawing/2014/chartex" xmlns:cx1="http://schemas.microsoft.com/office/drawing/2015/9/8/chartex" xmlns:cx2="http://schemas.microsoft.com/office/drawing/2015/10/21/chartex" xmlns:cx3="http://schemas.microsoft.com/office/drawing/2016/5/9/chartex" xmlns:cx4="http://schemas.microsoft.com/office/drawing/2016/5/10/chartex" xmlns:cx5="http://schemas.microsoft.com/office/drawing/2016/5/11/chartex" xmlns:cx6="http://schemas.microsoft.com/office/drawing/2016/5/12/chartex" xmlns:cx7="http://schemas.microsoft.com/office/drawing/2016/5/13/chartex" xmlns:cx8="http://schemas.microsoft.com/office/drawing/2016/5/14/chartex" xmlns:mc="http://schemas.openxmlformats.org/markup-compatibility/2006" xmlns:aink="http://schemas.microsoft.com/office/drawing/2016/ink" xmlns:am3d="http://schemas.microsoft.com/office/drawing/2017/model3d" xmlns:o="urn:schemas-microsoft-com:office:office" xmlns:oel="http://schemas.microsoft.com/office/2019/extlst" xmlns:r="http://schemas.openxmlformats.org/officeDocument/2006/relationships" xmlns:m="http://schemas.openxmlformats.org/officeDocument/2006/math" xmlns:v="urn:schemas-microsoft-com:vml" xmlns:wp14="http://schemas.microsoft.com/office/word/2010/wordprocessingDrawing" xmlns:wp="http://schemas.openxmlformats.org/drawingml/2006/wordprocessingDrawing" xmlns:w10="urn:schemas-microsoft-com:office:word" xmlns:w="http://schemas.openxmlformats.org/wordprocessingml/2006/main" xmlns:w14="http://schemas.microsoft.com/office/word/2010/wordml" xmlns:w15="http://schemas.microsoft.com/office/word/2012/wordml" xmlns:w16cex="http://schemas.microsoft.com/office/word/2018/wordml/cex" xmlns:w16cid="http://schemas.microsoft.com/office/word/2016/wordml/cid" xmlns:w16="http://schemas.microsoft.com/office/word/2018/wordml" xmlns:w16du="http://schemas.microsoft.com/office/word/2023/wordml/word16du" xmlns:w16sdtdh="http://schemas.microsoft.com/office/word/2020/wordml/sdtdatahash" xmlns:w16sdtfl="http://schemas.microsoft.com/office/word/2024/wordml/sdtformatlock" xmlns:w16se="http://schemas.microsoft.com/office/word/2015/wordml/symex" xmlns:wpg="http://schemas.microsoft.com/office/word/2010/wordprocessingGroup" xmlns:wpi="http://schemas.microsoft.com/office/word/2010/wordprocessingInk" xmlns:wne="http://schemas.microsoft.com/office/word/2006/wordml" xmlns:wps="http://schemas.microsoft.com/office/word/2010/wordprocessingShape" mc:Ignorable="w14 w15 w16se w16cid w16 w16cex w16sdtdh w16sdtfl w16du wp14">
   <w:body>
     <w:tbl>
       <w:tblPr>
@@ -327,7 +327,6 @@
                   <w14:uncheckedState w14:val="2610" w14:font="MS Gothic"/>
                 </w14:checkbox>
               </w:sdtPr>
-              <w:sdtEndPr/>
               <w:sdtContent>
                 <w:r>
                   <w:rPr>
@@ -349,7 +348,6 @@
                   <w14:uncheckedState w14:val="2610" w14:font="MS Gothic"/>
                 </w14:checkbox>
               </w:sdtPr>
-              <w:sdtEndPr/>
               <w:sdtContent>
                 <w:r>
                   <w:rPr>
@@ -394,18 +392,17 @@
               <w:sdtPr>
                 <w:id w:val="1138235294"/>
                 <w14:checkbox>
-                  <w14:checked w14:val="0"/>
-                  <w14:checkedState w14:val="2612" w14:font="MS Gothic"/>
-                  <w14:uncheckedState w14:val="2610" w14:font="MS Gothic"/>
-                </w14:checkbox>
-              </w:sdtPr>
-              <w:sdtEndPr/>
-              <w:sdtContent>
-                <w:r>
-                  <w:rPr>
-                    <w:rFonts w:ascii="MS Gothic" w:eastAsia="MS Gothic" w:hAnsi="MS Gothic" w:hint="eastAsia"/>
-                  </w:rPr>
-                  <w:t>☐</w:t>
+                  <w14:checked w14:val="1"/>
+                  <w14:checkedState w14:val="2612" w14:font="MS Gothic"/>
+                  <w14:uncheckedState w14:val="2610" w14:font="MS Gothic"/>
+                </w14:checkbox>
+              </w:sdtPr>
+              <w:sdtContent>
+                <w:r>
+                  <w:rPr>
+                    <w:rFonts w:ascii="MS Gothic" w:eastAsia="MS Gothic" w:hAnsi="MS Gothic" w:hint="eastAsia"/>
+                  </w:rPr>
+                  <w:t>☒</w:t>
                 </w:r>
               </w:sdtContent>
             </w:sdt>
@@ -439,7 +436,6 @@
                   <w14:uncheckedState w14:val="2610" w14:font="MS Gothic"/>
                 </w14:checkbox>
               </w:sdtPr>
-              <w:sdtEndPr/>
               <w:sdtContent>
                 <w:r>
                   <w:rPr>
@@ -474,18 +470,17 @@
               <w:sdtPr>
                 <w:id w:val="1472334981"/>
                 <w14:checkbox>
-                  <w14:checked w14:val="0"/>
-                  <w14:checkedState w14:val="2612" w14:font="MS Gothic"/>
-                  <w14:uncheckedState w14:val="2610" w14:font="MS Gothic"/>
-                </w14:checkbox>
-              </w:sdtPr>
-              <w:sdtEndPr/>
-              <w:sdtContent>
-                <w:r>
-                  <w:rPr>
-                    <w:rFonts w:ascii="MS Gothic" w:eastAsia="MS Gothic" w:hAnsi="MS Gothic" w:hint="eastAsia"/>
-                  </w:rPr>
-                  <w:t>☐</w:t>
+                  <w14:checked w14:val="1"/>
+                  <w14:checkedState w14:val="2612" w14:font="MS Gothic"/>
+                  <w14:uncheckedState w14:val="2610" w14:font="MS Gothic"/>
+                </w14:checkbox>
+              </w:sdtPr>
+              <w:sdtContent>
+                <w:r>
+                  <w:rPr>
+                    <w:rFonts w:ascii="MS Gothic" w:eastAsia="MS Gothic" w:hAnsi="MS Gothic" w:hint="eastAsia"/>
+                  </w:rPr>
+                  <w:t>☒</w:t>
                 </w:r>
               </w:sdtContent>
             </w:sdt>
@@ -532,7 +527,6 @@
                   <w14:uncheckedState w14:val="2610" w14:font="MS Gothic"/>
                 </w14:checkbox>
               </w:sdtPr>
-              <w:sdtEndPr/>
               <w:sdtContent>
                 <w:r>
                   <w:rPr>
@@ -552,18 +546,17 @@
               <w:sdtPr>
                 <w:id w:val="-1415010921"/>
                 <w14:checkbox>
-                  <w14:checked w14:val="0"/>
-                  <w14:checkedState w14:val="2612" w14:font="MS Gothic"/>
-                  <w14:uncheckedState w14:val="2610" w14:font="MS Gothic"/>
-                </w14:checkbox>
-              </w:sdtPr>
-              <w:sdtEndPr/>
-              <w:sdtContent>
-                <w:r>
-                  <w:rPr>
-                    <w:rFonts w:ascii="MS Gothic" w:eastAsia="MS Gothic" w:hAnsi="MS Gothic" w:hint="eastAsia"/>
-                  </w:rPr>
-                  <w:t>☐</w:t>
+                  <w14:checked w14:val="1"/>
+                  <w14:checkedState w14:val="2612" w14:font="MS Gothic"/>
+                  <w14:uncheckedState w14:val="2610" w14:font="MS Gothic"/>
+                </w14:checkbox>
+              </w:sdtPr>
+              <w:sdtContent>
+                <w:r>
+                  <w:rPr>
+                    <w:rFonts w:ascii="MS Gothic" w:eastAsia="MS Gothic" w:hAnsi="MS Gothic" w:hint="eastAsia"/>
+                  </w:rPr>
+                  <w:t>☒</w:t>
                 </w:r>
               </w:sdtContent>
             </w:sdt>
@@ -579,7 +572,6 @@
                   <w14:uncheckedState w14:val="2610" w14:font="MS Gothic"/>
                 </w14:checkbox>
               </w:sdtPr>
-              <w:sdtEndPr/>
               <w:sdtContent>
                 <w:r>
                   <w:rPr>
@@ -596,18 +588,17 @@
               <w:sdtPr>
                 <w:id w:val="-993945991"/>
                 <w14:checkbox>
-                  <w14:checked w14:val="0"/>
-                  <w14:checkedState w14:val="2612" w14:font="MS Gothic"/>
-                  <w14:uncheckedState w14:val="2610" w14:font="MS Gothic"/>
-                </w14:checkbox>
-              </w:sdtPr>
-              <w:sdtEndPr/>
-              <w:sdtContent>
-                <w:r>
-                  <w:rPr>
-                    <w:rFonts w:ascii="MS Gothic" w:eastAsia="MS Gothic" w:hAnsi="MS Gothic" w:hint="eastAsia"/>
-                  </w:rPr>
-                  <w:t>☐</w:t>
+                  <w14:checked w14:val="1"/>
+                  <w14:checkedState w14:val="2612" w14:font="MS Gothic"/>
+                  <w14:uncheckedState w14:val="2610" w14:font="MS Gothic"/>
+                </w14:checkbox>
+              </w:sdtPr>
+              <w:sdtContent>
+                <w:r>
+                  <w:rPr>
+                    <w:rFonts w:ascii="MS Gothic" w:eastAsia="MS Gothic" w:hAnsi="MS Gothic" w:hint="eastAsia"/>
+                  </w:rPr>
+                  <w:t>☒</w:t>
                 </w:r>
               </w:sdtContent>
             </w:sdt>
@@ -643,18 +634,17 @@
               <w:sdtPr>
                 <w:id w:val="-878935400"/>
                 <w14:checkbox>
-                  <w14:checked w14:val="0"/>
-                  <w14:checkedState w14:val="2612" w14:font="MS Gothic"/>
-                  <w14:uncheckedState w14:val="2610" w14:font="MS Gothic"/>
-                </w14:checkbox>
-              </w:sdtPr>
-              <w:sdtEndPr/>
-              <w:sdtContent>
-                <w:r>
-                  <w:rPr>
-                    <w:rFonts w:ascii="MS Gothic" w:eastAsia="MS Gothic" w:hAnsi="MS Gothic" w:hint="eastAsia"/>
-                  </w:rPr>
-                  <w:t>☐</w:t>
+                  <w14:checked w14:val="1"/>
+                  <w14:checkedState w14:val="2612" w14:font="MS Gothic"/>
+                  <w14:uncheckedState w14:val="2610" w14:font="MS Gothic"/>
+                </w14:checkbox>
+              </w:sdtPr>
+              <w:sdtContent>
+                <w:r>
+                  <w:rPr>
+                    <w:rFonts w:ascii="MS Gothic" w:eastAsia="MS Gothic" w:hAnsi="MS Gothic" w:hint="eastAsia"/>
+                  </w:rPr>
+                  <w:t>☒</w:t>
                 </w:r>
               </w:sdtContent>
             </w:sdt>
@@ -705,7 +695,6 @@
                   <w14:uncheckedState w14:val="2610" w14:font="MS Gothic"/>
                 </w14:checkbox>
               </w:sdtPr>
-              <w:sdtEndPr/>
               <w:sdtContent>
                 <w:r>
                   <w:rPr>
@@ -738,7 +727,6 @@
                   <w14:uncheckedState w14:val="2610" w14:font="MS Gothic"/>
                 </w14:checkbox>
               </w:sdtPr>
-              <w:sdtEndPr/>
               <w:sdtContent>
                 <w:r>
                   <w:rPr>
@@ -760,7 +748,6 @@
                   <w14:uncheckedState w14:val="2610" w14:font="MS Gothic"/>
                 </w14:checkbox>
               </w:sdtPr>
-              <w:sdtEndPr/>
               <w:sdtContent>
                 <w:r>
                   <w:rPr>
@@ -782,7 +769,6 @@
                   <w14:uncheckedState w14:val="2610" w14:font="MS Gothic"/>
                 </w14:checkbox>
               </w:sdtPr>
-              <w:sdtEndPr/>
               <w:sdtContent>
                 <w:r>
                   <w:rPr>
@@ -823,18 +809,17 @@
               <w:sdtPr>
                 <w:id w:val="386227784"/>
                 <w14:checkbox>
-                  <w14:checked w14:val="0"/>
-                  <w14:checkedState w14:val="2612" w14:font="MS Gothic"/>
-                  <w14:uncheckedState w14:val="2610" w14:font="MS Gothic"/>
-                </w14:checkbox>
-              </w:sdtPr>
-              <w:sdtEndPr/>
-              <w:sdtContent>
-                <w:r>
-                  <w:rPr>
-                    <w:rFonts w:ascii="MS Gothic" w:eastAsia="MS Gothic" w:hAnsi="MS Gothic" w:hint="eastAsia"/>
-                  </w:rPr>
-                  <w:t>☐</w:t>
+                  <w14:checked w14:val="1"/>
+                  <w14:checkedState w14:val="2612" w14:font="MS Gothic"/>
+                  <w14:uncheckedState w14:val="2610" w14:font="MS Gothic"/>
+                </w14:checkbox>
+              </w:sdtPr>
+              <w:sdtContent>
+                <w:r>
+                  <w:rPr>
+                    <w:rFonts w:ascii="MS Gothic" w:eastAsia="MS Gothic" w:hAnsi="MS Gothic" w:hint="eastAsia"/>
+                  </w:rPr>
+                  <w:t>☒</w:t>
                 </w:r>
               </w:sdtContent>
             </w:sdt>
@@ -862,18 +847,17 @@
               <w:sdtPr>
                 <w:id w:val="554975043"/>
                 <w14:checkbox>
-                  <w14:checked w14:val="0"/>
-                  <w14:checkedState w14:val="2612" w14:font="MS Gothic"/>
-                  <w14:uncheckedState w14:val="2610" w14:font="MS Gothic"/>
-                </w14:checkbox>
-              </w:sdtPr>
-              <w:sdtEndPr/>
-              <w:sdtContent>
-                <w:r>
-                  <w:rPr>
-                    <w:rFonts w:ascii="MS Gothic" w:eastAsia="MS Gothic" w:hAnsi="MS Gothic" w:hint="eastAsia"/>
-                  </w:rPr>
-                  <w:t>☐</w:t>
+                  <w14:checked w14:val="1"/>
+                  <w14:checkedState w14:val="2612" w14:font="MS Gothic"/>
+                  <w14:uncheckedState w14:val="2610" w14:font="MS Gothic"/>
+                </w14:checkbox>
+              </w:sdtPr>
+              <w:sdtContent>
+                <w:r>
+                  <w:rPr>
+                    <w:rFonts w:ascii="MS Gothic" w:eastAsia="MS Gothic" w:hAnsi="MS Gothic" w:hint="eastAsia"/>
+                  </w:rPr>
+                  <w:t>☒</w:t>
                 </w:r>
               </w:sdtContent>
             </w:sdt>
@@ -916,7 +900,6 @@
                   <w14:uncheckedState w14:val="2610" w14:font="MS Gothic"/>
                 </w14:checkbox>
               </w:sdtPr>
-              <w:sdtEndPr/>
               <w:sdtContent>
                 <w:r>
                   <w:rPr>
@@ -951,7 +934,6 @@
                   <w14:uncheckedState w14:val="2610" w14:font="MS Gothic"/>
                 </w14:checkbox>
               </w:sdtPr>
-              <w:sdtEndPr/>
               <w:sdtContent>
                 <w:r>
                   <w:rPr>
@@ -993,18 +975,17 @@
               <w:sdtPr>
                 <w:id w:val="-326593361"/>
                 <w14:checkbox>
-                  <w14:checked w14:val="0"/>
-                  <w14:checkedState w14:val="2612" w14:font="MS Gothic"/>
-                  <w14:uncheckedState w14:val="2610" w14:font="MS Gothic"/>
-                </w14:checkbox>
-              </w:sdtPr>
-              <w:sdtEndPr/>
-              <w:sdtContent>
-                <w:r>
-                  <w:rPr>
-                    <w:rFonts w:ascii="MS Gothic" w:eastAsia="MS Gothic" w:hAnsi="MS Gothic" w:hint="eastAsia"/>
-                  </w:rPr>
-                  <w:t>☐</w:t>
+                  <w14:checked w14:val="1"/>
+                  <w14:checkedState w14:val="2612" w14:font="MS Gothic"/>
+                  <w14:uncheckedState w14:val="2610" w14:font="MS Gothic"/>
+                </w14:checkbox>
+              </w:sdtPr>
+              <w:sdtContent>
+                <w:r>
+                  <w:rPr>
+                    <w:rFonts w:ascii="MS Gothic" w:eastAsia="MS Gothic" w:hAnsi="MS Gothic" w:hint="eastAsia"/>
+                  </w:rPr>
+                  <w:t>☒</w:t>
                 </w:r>
               </w:sdtContent>
             </w:sdt>
@@ -1041,18 +1022,17 @@
               <w:sdtPr>
                 <w:id w:val="-1412927262"/>
                 <w14:checkbox>
-                  <w14:checked w14:val="0"/>
-                  <w14:checkedState w14:val="2612" w14:font="MS Gothic"/>
-                  <w14:uncheckedState w14:val="2610" w14:font="MS Gothic"/>
-                </w14:checkbox>
-              </w:sdtPr>
-              <w:sdtEndPr/>
-              <w:sdtContent>
-                <w:r>
-                  <w:rPr>
-                    <w:rFonts w:ascii="MS Gothic" w:eastAsia="MS Gothic" w:hAnsi="MS Gothic" w:hint="eastAsia"/>
-                  </w:rPr>
-                  <w:t>☐</w:t>
+                  <w14:checked w14:val="1"/>
+                  <w14:checkedState w14:val="2612" w14:font="MS Gothic"/>
+                  <w14:uncheckedState w14:val="2610" w14:font="MS Gothic"/>
+                </w14:checkbox>
+              </w:sdtPr>
+              <w:sdtContent>
+                <w:r>
+                  <w:rPr>
+                    <w:rFonts w:ascii="MS Gothic" w:eastAsia="MS Gothic" w:hAnsi="MS Gothic" w:hint="eastAsia"/>
+                  </w:rPr>
+                  <w:t>☒</w:t>
                 </w:r>
               </w:sdtContent>
             </w:sdt>
@@ -1077,18 +1057,17 @@
               <w:sdtPr>
                 <w:id w:val="1163282022"/>
                 <w14:checkbox>
-                  <w14:checked w14:val="0"/>
-                  <w14:checkedState w14:val="2612" w14:font="MS Gothic"/>
-                  <w14:uncheckedState w14:val="2610" w14:font="MS Gothic"/>
-                </w14:checkbox>
-              </w:sdtPr>
-              <w:sdtEndPr/>
-              <w:sdtContent>
-                <w:r>
-                  <w:rPr>
-                    <w:rFonts w:ascii="MS Gothic" w:eastAsia="MS Gothic" w:hAnsi="MS Gothic" w:hint="eastAsia"/>
-                  </w:rPr>
-                  <w:t>☐</w:t>
+                  <w14:checked w14:val="1"/>
+                  <w14:checkedState w14:val="2612" w14:font="MS Gothic"/>
+                  <w14:uncheckedState w14:val="2610" w14:font="MS Gothic"/>
+                </w14:checkbox>
+              </w:sdtPr>
+              <w:sdtContent>
+                <w:r>
+                  <w:rPr>
+                    <w:rFonts w:ascii="MS Gothic" w:eastAsia="MS Gothic" w:hAnsi="MS Gothic" w:hint="eastAsia"/>
+                  </w:rPr>
+                  <w:t>☒</w:t>
                 </w:r>
               </w:sdtContent>
             </w:sdt>
@@ -1126,18 +1105,17 @@
               <w:sdtPr>
                 <w:id w:val="2095202141"/>
                 <w14:checkbox>
-                  <w14:checked w14:val="0"/>
-                  <w14:checkedState w14:val="2612" w14:font="MS Gothic"/>
-                  <w14:uncheckedState w14:val="2610" w14:font="MS Gothic"/>
-                </w14:checkbox>
-              </w:sdtPr>
-              <w:sdtEndPr/>
-              <w:sdtContent>
-                <w:r>
-                  <w:rPr>
-                    <w:rFonts w:ascii="MS Gothic" w:eastAsia="MS Gothic" w:hAnsi="MS Gothic" w:hint="eastAsia"/>
-                  </w:rPr>
-                  <w:t>☐</w:t>
+                  <w14:checked w14:val="1"/>
+                  <w14:checkedState w14:val="2612" w14:font="MS Gothic"/>
+                  <w14:uncheckedState w14:val="2610" w14:font="MS Gothic"/>
+                </w14:checkbox>
+              </w:sdtPr>
+              <w:sdtContent>
+                <w:r>
+                  <w:rPr>
+                    <w:rFonts w:ascii="MS Gothic" w:eastAsia="MS Gothic" w:hAnsi="MS Gothic" w:hint="eastAsia"/>
+                  </w:rPr>
+                  <w:t>☒</w:t>
                 </w:r>
               </w:sdtContent>
             </w:sdt>
@@ -1163,18 +1141,17 @@
               <w:sdtPr>
                 <w:id w:val="1906261495"/>
                 <w14:checkbox>
-                  <w14:checked w14:val="0"/>
-                  <w14:checkedState w14:val="2612" w14:font="MS Gothic"/>
-                  <w14:uncheckedState w14:val="2610" w14:font="MS Gothic"/>
-                </w14:checkbox>
-              </w:sdtPr>
-              <w:sdtEndPr/>
-              <w:sdtContent>
-                <w:r>
-                  <w:rPr>
-                    <w:rFonts w:ascii="MS Gothic" w:eastAsia="MS Gothic" w:hAnsi="MS Gothic" w:hint="eastAsia"/>
-                  </w:rPr>
-                  <w:t>☐</w:t>
+                  <w14:checked w14:val="1"/>
+                  <w14:checkedState w14:val="2612" w14:font="MS Gothic"/>
+                  <w14:uncheckedState w14:val="2610" w14:font="MS Gothic"/>
+                </w14:checkbox>
+              </w:sdtPr>
+              <w:sdtContent>
+                <w:r>
+                  <w:rPr>
+                    <w:rFonts w:ascii="MS Gothic" w:eastAsia="MS Gothic" w:hAnsi="MS Gothic" w:hint="eastAsia"/>
+                  </w:rPr>
+                  <w:t>☒</w:t>
                 </w:r>
               </w:sdtContent>
             </w:sdt>
@@ -1209,18 +1186,17 @@
               <w:sdtPr>
                 <w:id w:val="1341277790"/>
                 <w14:checkbox>
-                  <w14:checked w14:val="0"/>
-                  <w14:checkedState w14:val="2612" w14:font="MS Gothic"/>
-                  <w14:uncheckedState w14:val="2610" w14:font="MS Gothic"/>
-                </w14:checkbox>
-              </w:sdtPr>
-              <w:sdtEndPr/>
-              <w:sdtContent>
-                <w:r>
-                  <w:rPr>
-                    <w:rFonts w:ascii="MS Gothic" w:eastAsia="MS Gothic" w:hAnsi="MS Gothic" w:hint="eastAsia"/>
-                  </w:rPr>
-                  <w:t>☐</w:t>
+                  <w14:checked w14:val="1"/>
+                  <w14:checkedState w14:val="2612" w14:font="MS Gothic"/>
+                  <w14:uncheckedState w14:val="2610" w14:font="MS Gothic"/>
+                </w14:checkbox>
+              </w:sdtPr>
+              <w:sdtContent>
+                <w:r>
+                  <w:rPr>
+                    <w:rFonts w:ascii="MS Gothic" w:eastAsia="MS Gothic" w:hAnsi="MS Gothic" w:hint="eastAsia"/>
+                  </w:rPr>
+                  <w:t>☒</w:t>
                 </w:r>
               </w:sdtContent>
             </w:sdt>
@@ -1250,7 +1226,6 @@
                   <w14:uncheckedState w14:val="2610" w14:font="MS Gothic"/>
                 </w14:checkbox>
               </w:sdtPr>
-              <w:sdtEndPr/>
               <w:sdtContent>
                 <w:r>
                   <w:rPr>
@@ -1291,18 +1266,17 @@
               <w:sdtPr>
                 <w:id w:val="-1006057479"/>
                 <w14:checkbox>
-                  <w14:checked w14:val="0"/>
-                  <w14:checkedState w14:val="2612" w14:font="MS Gothic"/>
-                  <w14:uncheckedState w14:val="2610" w14:font="MS Gothic"/>
-                </w14:checkbox>
-              </w:sdtPr>
-              <w:sdtEndPr/>
-              <w:sdtContent>
-                <w:r>
-                  <w:rPr>
-                    <w:rFonts w:ascii="MS Gothic" w:eastAsia="MS Gothic" w:hAnsi="MS Gothic" w:hint="eastAsia"/>
-                  </w:rPr>
-                  <w:t>☐</w:t>
+                  <w14:checked w14:val="1"/>
+                  <w14:checkedState w14:val="2612" w14:font="MS Gothic"/>
+                  <w14:uncheckedState w14:val="2610" w14:font="MS Gothic"/>
+                </w14:checkbox>
+              </w:sdtPr>
+              <w:sdtContent>
+                <w:r>
+                  <w:rPr>
+                    <w:rFonts w:ascii="MS Gothic" w:eastAsia="MS Gothic" w:hAnsi="MS Gothic" w:hint="eastAsia"/>
+                  </w:rPr>
+                  <w:t>☒</w:t>
                 </w:r>
               </w:sdtContent>
             </w:sdt>
@@ -1343,18 +1317,17 @@
               <w:sdtPr>
                 <w:id w:val="-857731812"/>
                 <w14:checkbox>
-                  <w14:checked w14:val="0"/>
-                  <w14:checkedState w14:val="2612" w14:font="MS Gothic"/>
-                  <w14:uncheckedState w14:val="2610" w14:font="MS Gothic"/>
-                </w14:checkbox>
-              </w:sdtPr>
-              <w:sdtEndPr/>
-              <w:sdtContent>
-                <w:r>
-                  <w:rPr>
-                    <w:rFonts w:ascii="MS Gothic" w:eastAsia="MS Gothic" w:hAnsi="MS Gothic" w:hint="eastAsia"/>
-                  </w:rPr>
-                  <w:t>☐</w:t>
+                  <w14:checked w14:val="1"/>
+                  <w14:checkedState w14:val="2612" w14:font="MS Gothic"/>
+                  <w14:uncheckedState w14:val="2610" w14:font="MS Gothic"/>
+                </w14:checkbox>
+              </w:sdtPr>
+              <w:sdtContent>
+                <w:r>
+                  <w:rPr>
+                    <w:rFonts w:ascii="MS Gothic" w:eastAsia="MS Gothic" w:hAnsi="MS Gothic" w:hint="eastAsia"/>
+                  </w:rPr>
+                  <w:t>☒</w:t>
                 </w:r>
               </w:sdtContent>
             </w:sdt>
@@ -1388,7 +1361,6 @@
                   <w14:uncheckedState w14:val="2610" w14:font="MS Gothic"/>
                 </w14:checkbox>
               </w:sdtPr>
-              <w:sdtEndPr/>
               <w:sdtContent>
                 <w:r>
                   <w:rPr>
@@ -1454,18 +1426,17 @@
               <w:sdtPr>
                 <w:id w:val="-781651431"/>
                 <w14:checkbox>
-                  <w14:checked w14:val="0"/>
-                  <w14:checkedState w14:val="2612" w14:font="MS Gothic"/>
-                  <w14:uncheckedState w14:val="2610" w14:font="MS Gothic"/>
-                </w14:checkbox>
-              </w:sdtPr>
-              <w:sdtEndPr/>
-              <w:sdtContent>
-                <w:r>
-                  <w:rPr>
-                    <w:rFonts w:ascii="MS Gothic" w:eastAsia="MS Gothic" w:hAnsi="MS Gothic" w:cs="MS Gothic" w:hint="eastAsia"/>
-                  </w:rPr>
-                  <w:t>☐</w:t>
+                  <w14:checked w14:val="1"/>
+                  <w14:checkedState w14:val="2612" w14:font="MS Gothic"/>
+                  <w14:uncheckedState w14:val="2610" w14:font="MS Gothic"/>
+                </w14:checkbox>
+              </w:sdtPr>
+              <w:sdtContent>
+                <w:r>
+                  <w:rPr>
+                    <w:rFonts w:ascii="MS Gothic" w:eastAsia="MS Gothic" w:hAnsi="MS Gothic" w:hint="eastAsia"/>
+                  </w:rPr>
+                  <w:t>☒</w:t>
                 </w:r>
               </w:sdtContent>
             </w:sdt>
@@ -1497,18 +1468,17 @@
               <w:sdtPr>
                 <w:id w:val="-88553701"/>
                 <w14:checkbox>
-                  <w14:checked w14:val="0"/>
-                  <w14:checkedState w14:val="2612" w14:font="MS Gothic"/>
-                  <w14:uncheckedState w14:val="2610" w14:font="MS Gothic"/>
-                </w14:checkbox>
-              </w:sdtPr>
-              <w:sdtEndPr/>
-              <w:sdtContent>
-                <w:r>
-                  <w:rPr>
-                    <w:rFonts w:ascii="MS Gothic" w:eastAsia="MS Gothic" w:hAnsi="MS Gothic" w:hint="eastAsia"/>
-                  </w:rPr>
-                  <w:t>☐</w:t>
+                  <w14:checked w14:val="1"/>
+                  <w14:checkedState w14:val="2612" w14:font="MS Gothic"/>
+                  <w14:uncheckedState w14:val="2610" w14:font="MS Gothic"/>
+                </w14:checkbox>
+              </w:sdtPr>
+              <w:sdtContent>
+                <w:r>
+                  <w:rPr>
+                    <w:rFonts w:ascii="MS Gothic" w:eastAsia="MS Gothic" w:hAnsi="MS Gothic" w:hint="eastAsia"/>
+                  </w:rPr>
+                  <w:t>☒</w:t>
                 </w:r>
               </w:sdtContent>
             </w:sdt>
@@ -1550,7 +1520,6 @@
                   <w14:uncheckedState w14:val="2610" w14:font="MS Gothic"/>
                 </w14:checkbox>
               </w:sdtPr>
-              <w:sdtEndPr/>
               <w:sdtContent>
                 <w:r>
                   <w:rPr>
@@ -1599,7 +1568,6 @@
                   <w14:uncheckedState w14:val="2610" w14:font="MS Gothic"/>
                 </w14:checkbox>
               </w:sdtPr>
-              <w:sdtEndPr/>
               <w:sdtContent>
                 <w:r>
                   <w:rPr>
@@ -1635,7 +1603,6 @@
                   <w14:uncheckedState w14:val="2610" w14:font="MS Gothic"/>
                 </w14:checkbox>
               </w:sdtPr>
-              <w:sdtEndPr/>
               <w:sdtContent>
                 <w:r>
                   <w:rPr>
@@ -1671,7 +1638,6 @@
                   <w14:uncheckedState w14:val="2610" w14:font="MS Gothic"/>
                 </w14:checkbox>
               </w:sdtPr>
-              <w:sdtEndPr/>
               <w:sdtContent>
                 <w:r>
                   <w:rPr>
@@ -1715,18 +1681,17 @@
               <w:sdtPr>
                 <w:id w:val="-2062083863"/>
                 <w14:checkbox>
-                  <w14:checked w14:val="0"/>
-                  <w14:checkedState w14:val="2612" w14:font="MS Gothic"/>
-                  <w14:uncheckedState w14:val="2610" w14:font="MS Gothic"/>
-                </w14:checkbox>
-              </w:sdtPr>
-              <w:sdtEndPr/>
-              <w:sdtContent>
-                <w:r>
-                  <w:rPr>
-                    <w:rFonts w:ascii="MS Gothic" w:eastAsia="MS Gothic" w:hAnsi="MS Gothic" w:cs="MS Gothic" w:hint="eastAsia"/>
-                  </w:rPr>
-                  <w:t>☐</w:t>
+                  <w14:checked w14:val="1"/>
+                  <w14:checkedState w14:val="2612" w14:font="MS Gothic"/>
+                  <w14:uncheckedState w14:val="2610" w14:font="MS Gothic"/>
+                </w14:checkbox>
+              </w:sdtPr>
+              <w:sdtContent>
+                <w:r>
+                  <w:rPr>
+                    <w:rFonts w:ascii="MS Gothic" w:eastAsia="MS Gothic" w:hAnsi="MS Gothic" w:hint="eastAsia"/>
+                  </w:rPr>
+                  <w:t>☒</w:t>
                 </w:r>
               </w:sdtContent>
             </w:sdt>
@@ -1748,18 +1713,17 @@
               <w:sdtPr>
                 <w:id w:val="-177272768"/>
                 <w14:checkbox>
-                  <w14:checked w14:val="0"/>
-                  <w14:checkedState w14:val="2612" w14:font="MS Gothic"/>
-                  <w14:uncheckedState w14:val="2610" w14:font="MS Gothic"/>
-                </w14:checkbox>
-              </w:sdtPr>
-              <w:sdtEndPr/>
-              <w:sdtContent>
-                <w:r>
-                  <w:rPr>
-                    <w:rFonts w:ascii="MS Gothic" w:eastAsia="MS Gothic" w:hAnsi="MS Gothic" w:hint="eastAsia"/>
-                  </w:rPr>
-                  <w:t>☐</w:t>
+                  <w14:checked w14:val="1"/>
+                  <w14:checkedState w14:val="2612" w14:font="MS Gothic"/>
+                  <w14:uncheckedState w14:val="2610" w14:font="MS Gothic"/>
+                </w14:checkbox>
+              </w:sdtPr>
+              <w:sdtContent>
+                <w:r>
+                  <w:rPr>
+                    <w:rFonts w:ascii="MS Gothic" w:eastAsia="MS Gothic" w:hAnsi="MS Gothic" w:hint="eastAsia"/>
+                  </w:rPr>
+                  <w:t>☒</w:t>
                 </w:r>
               </w:sdtContent>
             </w:sdt>
@@ -1794,18 +1758,17 @@
               <w:sdtPr>
                 <w:id w:val="662279392"/>
                 <w14:checkbox>
-                  <w14:checked w14:val="0"/>
-                  <w14:checkedState w14:val="2612" w14:font="MS Gothic"/>
-                  <w14:uncheckedState w14:val="2610" w14:font="MS Gothic"/>
-                </w14:checkbox>
-              </w:sdtPr>
-              <w:sdtEndPr/>
-              <w:sdtContent>
-                <w:r>
-                  <w:rPr>
-                    <w:rFonts w:ascii="MS Gothic" w:eastAsia="MS Gothic" w:hAnsi="MS Gothic" w:hint="eastAsia"/>
-                  </w:rPr>
-                  <w:t>☐</w:t>
+                  <w14:checked w14:val="1"/>
+                  <w14:checkedState w14:val="2612" w14:font="MS Gothic"/>
+                  <w14:uncheckedState w14:val="2610" w14:font="MS Gothic"/>
+                </w14:checkbox>
+              </w:sdtPr>
+              <w:sdtContent>
+                <w:r>
+                  <w:rPr>
+                    <w:rFonts w:ascii="MS Gothic" w:eastAsia="MS Gothic" w:hAnsi="MS Gothic" w:hint="eastAsia"/>
+                  </w:rPr>
+                  <w:t>☒</w:t>
                 </w:r>
               </w:sdtContent>
             </w:sdt>
@@ -1847,7 +1810,6 @@
                   <w14:uncheckedState w14:val="2610" w14:font="MS Gothic"/>
                 </w14:checkbox>
               </w:sdtPr>
-              <w:sdtEndPr/>
               <w:sdtContent>
                 <w:r>
                   <w:rPr>
@@ -1919,7 +1881,6 @@
                   <w14:uncheckedState w14:val="2610" w14:font="MS Gothic"/>
                 </w14:checkbox>
               </w:sdtPr>
-              <w:sdtEndPr/>
               <w:sdtContent>
                 <w:r>
                   <w:rPr>
@@ -1952,7 +1913,6 @@
                   <w14:uncheckedState w14:val="2610" w14:font="MS Gothic"/>
                 </w14:checkbox>
               </w:sdtPr>
-              <w:sdtEndPr/>
               <w:sdtContent>
                 <w:r>
                   <w:rPr>
@@ -1985,7 +1945,6 @@
                   <w14:uncheckedState w14:val="2610" w14:font="MS Gothic"/>
                 </w14:checkbox>
               </w:sdtPr>
-              <w:sdtEndPr/>
               <w:sdtContent>
                 <w:r>
                   <w:rPr>
@@ -2030,18 +1989,17 @@
               <w:sdtPr>
                 <w:id w:val="1710602226"/>
                 <w14:checkbox>
-                  <w14:checked w14:val="0"/>
-                  <w14:checkedState w14:val="2612" w14:font="MS Gothic"/>
-                  <w14:uncheckedState w14:val="2610" w14:font="MS Gothic"/>
-                </w14:checkbox>
-              </w:sdtPr>
-              <w:sdtEndPr/>
-              <w:sdtContent>
-                <w:r>
-                  <w:rPr>
-                    <w:rFonts w:ascii="MS Gothic" w:eastAsia="MS Gothic" w:hAnsi="MS Gothic" w:hint="eastAsia"/>
-                  </w:rPr>
-                  <w:t>☐</w:t>
+                  <w14:checked w14:val="1"/>
+                  <w14:checkedState w14:val="2612" w14:font="MS Gothic"/>
+                  <w14:uncheckedState w14:val="2610" w14:font="MS Gothic"/>
+                </w14:checkbox>
+              </w:sdtPr>
+              <w:sdtContent>
+                <w:r>
+                  <w:rPr>
+                    <w:rFonts w:ascii="MS Gothic" w:eastAsia="MS Gothic" w:hAnsi="MS Gothic" w:hint="eastAsia"/>
+                  </w:rPr>
+                  <w:t>☒</w:t>
                 </w:r>
               </w:sdtContent>
             </w:sdt>
@@ -2073,18 +2031,17 @@
               <w:sdtPr>
                 <w:id w:val="-1806227595"/>
                 <w14:checkbox>
-                  <w14:checked w14:val="0"/>
-                  <w14:checkedState w14:val="2612" w14:font="MS Gothic"/>
-                  <w14:uncheckedState w14:val="2610" w14:font="MS Gothic"/>
-                </w14:checkbox>
-              </w:sdtPr>
-              <w:sdtEndPr/>
-              <w:sdtContent>
-                <w:r>
-                  <w:rPr>
-                    <w:rFonts w:ascii="MS Gothic" w:eastAsia="MS Gothic" w:hAnsi="MS Gothic" w:hint="eastAsia"/>
-                  </w:rPr>
-                  <w:t>☐</w:t>
+                  <w14:checked w14:val="1"/>
+                  <w14:checkedState w14:val="2612" w14:font="MS Gothic"/>
+                  <w14:uncheckedState w14:val="2610" w14:font="MS Gothic"/>
+                </w14:checkbox>
+              </w:sdtPr>
+              <w:sdtContent>
+                <w:r>
+                  <w:rPr>
+                    <w:rFonts w:ascii="MS Gothic" w:eastAsia="MS Gothic" w:hAnsi="MS Gothic" w:hint="eastAsia"/>
+                  </w:rPr>
+                  <w:t>☒</w:t>
                 </w:r>
               </w:sdtContent>
             </w:sdt>
@@ -2132,7 +2089,6 @@
                   <w14:uncheckedState w14:val="2610" w14:font="MS Gothic"/>
                 </w14:checkbox>
               </w:sdtPr>
-              <w:sdtEndPr/>
               <w:sdtContent>
                 <w:r>
                   <w:rPr>
@@ -2177,7 +2133,23 @@
                 <w:sz w:val="14"/>
                 <w:szCs w:val="14"/>
               </w:rPr>
-              <w:t>плитка, метл.лист, сэндвич-панель</w:t>
+              <w:t xml:space="preserve">плитка, </w:t>
+            </w:r>
+            <w:proofErr w:type="gramStart"/>
+            <w:r>
+              <w:rPr>
+                <w:sz w:val="14"/>
+                <w:szCs w:val="14"/>
+              </w:rPr>
+              <w:t>метл.лист</w:t>
+            </w:r>
+            <w:proofErr w:type="gramEnd"/>
+            <w:r>
+              <w:rPr>
+                <w:sz w:val="14"/>
+                <w:szCs w:val="14"/>
+              </w:rPr>
+              <w:t>, сэндвич-панель</w:t>
             </w:r>
           </w:p>
         </w:tc>
@@ -2207,18 +2179,17 @@
               <w:sdtPr>
                 <w:id w:val="-1838303999"/>
                 <w14:checkbox>
-                  <w14:checked w14:val="0"/>
-                  <w14:checkedState w14:val="2612" w14:font="MS Gothic"/>
-                  <w14:uncheckedState w14:val="2610" w14:font="MS Gothic"/>
-                </w14:checkbox>
-              </w:sdtPr>
-              <w:sdtEndPr/>
-              <w:sdtContent>
-                <w:r>
-                  <w:rPr>
-                    <w:rFonts w:ascii="MS Gothic" w:eastAsia="MS Gothic" w:hAnsi="MS Gothic" w:cs="MS Gothic" w:hint="eastAsia"/>
-                  </w:rPr>
-                  <w:t>☐</w:t>
+                  <w14:checked w14:val="1"/>
+                  <w14:checkedState w14:val="2612" w14:font="MS Gothic"/>
+                  <w14:uncheckedState w14:val="2610" w14:font="MS Gothic"/>
+                </w14:checkbox>
+              </w:sdtPr>
+              <w:sdtContent>
+                <w:r>
+                  <w:rPr>
+                    <w:rFonts w:ascii="MS Gothic" w:eastAsia="MS Gothic" w:hAnsi="MS Gothic" w:hint="eastAsia"/>
+                  </w:rPr>
+                  <w:t>☒</w:t>
                 </w:r>
               </w:sdtContent>
             </w:sdt>
@@ -2245,7 +2216,6 @@
                   <w14:uncheckedState w14:val="2610" w14:font="MS Gothic"/>
                 </w14:checkbox>
               </w:sdtPr>
-              <w:sdtEndPr/>
               <w:sdtContent>
                 <w:r>
                   <w:rPr>
@@ -2278,7 +2248,6 @@
                   <w14:uncheckedState w14:val="2610" w14:font="MS Gothic"/>
                 </w14:checkbox>
               </w:sdtPr>
-              <w:sdtEndPr/>
               <w:sdtContent>
                 <w:r>
                   <w:rPr>
@@ -2316,18 +2285,17 @@
               <w:sdtPr>
                 <w:id w:val="1499622140"/>
                 <w14:checkbox>
-                  <w14:checked w14:val="0"/>
-                  <w14:checkedState w14:val="2612" w14:font="MS Gothic"/>
-                  <w14:uncheckedState w14:val="2610" w14:font="MS Gothic"/>
-                </w14:checkbox>
-              </w:sdtPr>
-              <w:sdtEndPr/>
-              <w:sdtContent>
-                <w:r>
-                  <w:rPr>
-                    <w:rFonts w:ascii="MS Gothic" w:eastAsia="MS Gothic" w:hAnsi="MS Gothic" w:hint="eastAsia"/>
-                  </w:rPr>
-                  <w:t>☐</w:t>
+                  <w14:checked w14:val="1"/>
+                  <w14:checkedState w14:val="2612" w14:font="MS Gothic"/>
+                  <w14:uncheckedState w14:val="2610" w14:font="MS Gothic"/>
+                </w14:checkbox>
+              </w:sdtPr>
+              <w:sdtContent>
+                <w:r>
+                  <w:rPr>
+                    <w:rFonts w:ascii="MS Gothic" w:eastAsia="MS Gothic" w:hAnsi="MS Gothic" w:hint="eastAsia"/>
+                  </w:rPr>
+                  <w:t>☒</w:t>
                 </w:r>
               </w:sdtContent>
             </w:sdt>
@@ -2359,18 +2327,17 @@
               <w:sdtPr>
                 <w:id w:val="-1310087343"/>
                 <w14:checkbox>
-                  <w14:checked w14:val="0"/>
-                  <w14:checkedState w14:val="2612" w14:font="MS Gothic"/>
-                  <w14:uncheckedState w14:val="2610" w14:font="MS Gothic"/>
-                </w14:checkbox>
-              </w:sdtPr>
-              <w:sdtEndPr/>
-              <w:sdtContent>
-                <w:r>
-                  <w:rPr>
-                    <w:rFonts w:ascii="MS Gothic" w:eastAsia="MS Gothic" w:hAnsi="MS Gothic" w:hint="eastAsia"/>
-                  </w:rPr>
-                  <w:t>☐</w:t>
+                  <w14:checked w14:val="1"/>
+                  <w14:checkedState w14:val="2612" w14:font="MS Gothic"/>
+                  <w14:uncheckedState w14:val="2610" w14:font="MS Gothic"/>
+                </w14:checkbox>
+              </w:sdtPr>
+              <w:sdtContent>
+                <w:r>
+                  <w:rPr>
+                    <w:rFonts w:ascii="MS Gothic" w:eastAsia="MS Gothic" w:hAnsi="MS Gothic" w:hint="eastAsia"/>
+                  </w:rPr>
+                  <w:t>☒</w:t>
                 </w:r>
               </w:sdtContent>
             </w:sdt>
@@ -2418,7 +2385,6 @@
                   <w14:uncheckedState w14:val="2610" w14:font="MS Gothic"/>
                 </w14:checkbox>
               </w:sdtPr>
-              <w:sdtEndPr/>
               <w:sdtContent>
                 <w:r>
                   <w:rPr>
@@ -2460,7 +2426,6 @@
                   <w14:uncheckedState w14:val="2610" w14:font="MS Gothic"/>
                 </w14:checkbox>
               </w:sdtPr>
-              <w:sdtEndPr/>
               <w:sdtContent>
                 <w:r>
                   <w:rPr>
@@ -2506,7 +2471,6 @@
                   <w14:uncheckedState w14:val="2610" w14:font="MS Gothic"/>
                 </w14:checkbox>
               </w:sdtPr>
-              <w:sdtEndPr/>
               <w:sdtContent>
                 <w:r>
                   <w:rPr>
@@ -2591,7 +2555,6 @@
                   <w14:uncheckedState w14:val="2610" w14:font="MS Gothic"/>
                 </w14:checkbox>
               </w:sdtPr>
-              <w:sdtEndPr/>
               <w:sdtContent>
                 <w:r>
                   <w:rPr>
@@ -2623,18 +2586,17 @@
               <w:sdtPr>
                 <w:id w:val="-1643179521"/>
                 <w14:checkbox>
-                  <w14:checked w14:val="0"/>
-                  <w14:checkedState w14:val="2612" w14:font="MS Gothic"/>
-                  <w14:uncheckedState w14:val="2610" w14:font="MS Gothic"/>
-                </w14:checkbox>
-              </w:sdtPr>
-              <w:sdtEndPr/>
-              <w:sdtContent>
-                <w:r>
-                  <w:rPr>
-                    <w:rFonts w:ascii="MS Gothic" w:eastAsia="MS Gothic" w:hAnsi="MS Gothic" w:hint="eastAsia"/>
-                  </w:rPr>
-                  <w:t>☐</w:t>
+                  <w14:checked w14:val="1"/>
+                  <w14:checkedState w14:val="2612" w14:font="MS Gothic"/>
+                  <w14:uncheckedState w14:val="2610" w14:font="MS Gothic"/>
+                </w14:checkbox>
+              </w:sdtPr>
+              <w:sdtContent>
+                <w:r>
+                  <w:rPr>
+                    <w:rFonts w:ascii="MS Gothic" w:eastAsia="MS Gothic" w:hAnsi="MS Gothic" w:hint="eastAsia"/>
+                  </w:rPr>
+                  <w:t>☒</w:t>
                 </w:r>
               </w:sdtContent>
             </w:sdt>
@@ -2677,7 +2639,6 @@
                   <w14:uncheckedState w14:val="2610" w14:font="MS Gothic"/>
                 </w14:checkbox>
               </w:sdtPr>
-              <w:sdtEndPr/>
               <w:sdtContent>
                 <w:r>
                   <w:rPr>
@@ -2702,7 +2663,6 @@
                   <w14:uncheckedState w14:val="2610" w14:font="MS Gothic"/>
                 </w14:checkbox>
               </w:sdtPr>
-              <w:sdtEndPr/>
               <w:sdtContent>
                 <w:r>
                   <w:rPr>
@@ -2724,7 +2684,6 @@
                   <w14:uncheckedState w14:val="2610" w14:font="MS Gothic"/>
                 </w14:checkbox>
               </w:sdtPr>
-              <w:sdtEndPr/>
               <w:sdtContent>
                 <w:r>
                   <w:rPr>
@@ -2746,7 +2705,6 @@
                   <w14:uncheckedState w14:val="2610" w14:font="MS Gothic"/>
                 </w14:checkbox>
               </w:sdtPr>
-              <w:sdtEndPr/>
               <w:sdtContent>
                 <w:r>
                   <w:rPr>
@@ -2795,7 +2753,6 @@
                   <w14:uncheckedState w14:val="2610" w14:font="MS Gothic"/>
                 </w14:checkbox>
               </w:sdtPr>
-              <w:sdtEndPr/>
               <w:sdtContent>
                 <w:r>
                   <w:rPr>
@@ -2820,7 +2777,6 @@
                   <w14:uncheckedState w14:val="2610" w14:font="MS Gothic"/>
                 </w14:checkbox>
               </w:sdtPr>
-              <w:sdtEndPr/>
               <w:sdtContent>
                 <w:r>
                   <w:rPr>
@@ -2842,7 +2798,6 @@
                   <w14:uncheckedState w14:val="2610" w14:font="MS Gothic"/>
                 </w14:checkbox>
               </w:sdtPr>
-              <w:sdtEndPr/>
               <w:sdtContent>
                 <w:r>
                   <w:rPr>
@@ -2883,18 +2838,17 @@
               <w:sdtPr>
                 <w:id w:val="-1888332237"/>
                 <w14:checkbox>
-                  <w14:checked w14:val="0"/>
-                  <w14:checkedState w14:val="2612" w14:font="MS Gothic"/>
-                  <w14:uncheckedState w14:val="2610" w14:font="MS Gothic"/>
-                </w14:checkbox>
-              </w:sdtPr>
-              <w:sdtEndPr/>
-              <w:sdtContent>
-                <w:r>
-                  <w:rPr>
-                    <w:rFonts w:ascii="MS Gothic" w:eastAsia="MS Gothic" w:hAnsi="MS Gothic" w:hint="eastAsia"/>
-                  </w:rPr>
-                  <w:t>☐</w:t>
+                  <w14:checked w14:val="1"/>
+                  <w14:checkedState w14:val="2612" w14:font="MS Gothic"/>
+                  <w14:uncheckedState w14:val="2610" w14:font="MS Gothic"/>
+                </w14:checkbox>
+              </w:sdtPr>
+              <w:sdtContent>
+                <w:r>
+                  <w:rPr>
+                    <w:rFonts w:ascii="MS Gothic" w:eastAsia="MS Gothic" w:hAnsi="MS Gothic" w:hint="eastAsia"/>
+                  </w:rPr>
+                  <w:t>☒</w:t>
                 </w:r>
               </w:sdtContent>
             </w:sdt>
@@ -2919,18 +2873,17 @@
               <w:sdtPr>
                 <w:id w:val="654575796"/>
                 <w14:checkbox>
-                  <w14:checked w14:val="0"/>
-                  <w14:checkedState w14:val="2612" w14:font="MS Gothic"/>
-                  <w14:uncheckedState w14:val="2610" w14:font="MS Gothic"/>
-                </w14:checkbox>
-              </w:sdtPr>
-              <w:sdtEndPr/>
-              <w:sdtContent>
-                <w:r>
-                  <w:rPr>
-                    <w:rFonts w:ascii="MS Gothic" w:eastAsia="MS Gothic" w:hAnsi="MS Gothic" w:hint="eastAsia"/>
-                  </w:rPr>
-                  <w:t>☐</w:t>
+                  <w14:checked w14:val="1"/>
+                  <w14:checkedState w14:val="2612" w14:font="MS Gothic"/>
+                  <w14:uncheckedState w14:val="2610" w14:font="MS Gothic"/>
+                </w14:checkbox>
+              </w:sdtPr>
+              <w:sdtContent>
+                <w:r>
+                  <w:rPr>
+                    <w:rFonts w:ascii="MS Gothic" w:eastAsia="MS Gothic" w:hAnsi="MS Gothic" w:hint="eastAsia"/>
+                  </w:rPr>
+                  <w:t>☒</w:t>
                 </w:r>
               </w:sdtContent>
             </w:sdt>
@@ -2975,7 +2928,6 @@
                   <w14:uncheckedState w14:val="2610" w14:font="MS Gothic"/>
                 </w14:checkbox>
               </w:sdtPr>
-              <w:sdtEndPr/>
               <w:sdtContent>
                 <w:r>
                   <w:rPr>
@@ -3027,7 +2979,6 @@
                   <w14:uncheckedState w14:val="2610" w14:font="MS Gothic"/>
                 </w14:checkbox>
               </w:sdtPr>
-              <w:sdtEndPr/>
               <w:sdtContent>
                 <w:r>
                   <w:rPr>
@@ -3052,7 +3003,6 @@
                   <w14:uncheckedState w14:val="2610" w14:font="MS Gothic"/>
                 </w14:checkbox>
               </w:sdtPr>
-              <w:sdtEndPr/>
               <w:sdtContent>
                 <w:r>
                   <w:rPr>
@@ -3074,7 +3024,6 @@
                   <w14:uncheckedState w14:val="2610" w14:font="MS Gothic"/>
                 </w14:checkbox>
               </w:sdtPr>
-              <w:sdtEndPr/>
               <w:sdtContent>
                 <w:r>
                   <w:rPr>
@@ -3120,7 +3069,6 @@
                   <w14:uncheckedState w14:val="2610" w14:font="MS Gothic"/>
                 </w14:checkbox>
               </w:sdtPr>
-              <w:sdtEndPr/>
               <w:sdtContent>
                 <w:r>
                   <w:rPr>
@@ -3142,7 +3090,6 @@
                   <w14:uncheckedState w14:val="2610" w14:font="MS Gothic"/>
                 </w14:checkbox>
               </w:sdtPr>
-              <w:sdtEndPr/>
               <w:sdtContent>
                 <w:r>
                   <w:rPr>
@@ -3164,7 +3111,6 @@
                   <w14:uncheckedState w14:val="2610" w14:font="MS Gothic"/>
                 </w14:checkbox>
               </w:sdtPr>
-              <w:sdtEndPr/>
               <w:sdtContent>
                 <w:r>
                   <w:rPr>
@@ -3213,7 +3159,6 @@
                   <w14:uncheckedState w14:val="2610" w14:font="MS Gothic"/>
                 </w14:checkbox>
               </w:sdtPr>
-              <w:sdtEndPr/>
               <w:sdtContent>
                 <w:r>
                   <w:rPr>
@@ -3248,7 +3193,6 @@
                   <w14:uncheckedState w14:val="2610" w14:font="MS Gothic"/>
                 </w14:checkbox>
               </w:sdtPr>
-              <w:sdtEndPr/>
               <w:sdtContent>
                 <w:r>
                   <w:rPr>
@@ -3299,7 +3243,6 @@
                   <w14:uncheckedState w14:val="2610" w14:font="MS Gothic"/>
                 </w14:checkbox>
               </w:sdtPr>
-              <w:sdtEndPr/>
               <w:sdtContent>
                 <w:r>
                   <w:rPr>
@@ -3338,7 +3281,6 @@
                   <w14:uncheckedState w14:val="2610" w14:font="MS Gothic"/>
                 </w14:checkbox>
               </w:sdtPr>
-              <w:sdtEndPr/>
               <w:sdtContent>
                 <w:r>
                   <w:rPr>
@@ -3369,18 +3311,17 @@
               <w:sdtPr>
                 <w:id w:val="-1650745323"/>
                 <w14:checkbox>
-                  <w14:checked w14:val="0"/>
-                  <w14:checkedState w14:val="2612" w14:font="MS Gothic"/>
-                  <w14:uncheckedState w14:val="2610" w14:font="MS Gothic"/>
-                </w14:checkbox>
-              </w:sdtPr>
-              <w:sdtEndPr/>
-              <w:sdtContent>
-                <w:r>
-                  <w:rPr>
-                    <w:rFonts w:ascii="MS Gothic" w:eastAsia="MS Gothic" w:hAnsi="MS Gothic" w:hint="eastAsia"/>
-                  </w:rPr>
-                  <w:t>☐</w:t>
+                  <w14:checked w14:val="1"/>
+                  <w14:checkedState w14:val="2612" w14:font="MS Gothic"/>
+                  <w14:uncheckedState w14:val="2610" w14:font="MS Gothic"/>
+                </w14:checkbox>
+              </w:sdtPr>
+              <w:sdtContent>
+                <w:r>
+                  <w:rPr>
+                    <w:rFonts w:ascii="MS Gothic" w:eastAsia="MS Gothic" w:hAnsi="MS Gothic" w:hint="eastAsia"/>
+                  </w:rPr>
+                  <w:t>☒</w:t>
                 </w:r>
               </w:sdtContent>
             </w:sdt>
@@ -3420,7 +3361,6 @@
                   <w14:uncheckedState w14:val="2610" w14:font="MS Gothic"/>
                 </w14:checkbox>
               </w:sdtPr>
-              <w:sdtEndPr/>
               <w:sdtContent>
                 <w:r>
                   <w:rPr>
@@ -3448,7 +3388,6 @@
                   <w14:uncheckedState w14:val="2610" w14:font="MS Gothic"/>
                 </w14:checkbox>
               </w:sdtPr>
-              <w:sdtEndPr/>
               <w:sdtContent>
                 <w:r>
                   <w:rPr>
@@ -3470,7 +3409,6 @@
                   <w14:uncheckedState w14:val="2610" w14:font="MS Gothic"/>
                 </w14:checkbox>
               </w:sdtPr>
-              <w:sdtEndPr/>
               <w:sdtContent>
                 <w:r>
                   <w:rPr>
@@ -3517,7 +3455,6 @@
                   <w14:uncheckedState w14:val="2610" w14:font="MS Gothic"/>
                 </w14:checkbox>
               </w:sdtPr>
-              <w:sdtEndPr/>
               <w:sdtContent>
                 <w:r>
                   <w:rPr>
@@ -3549,18 +3486,17 @@
               <w:sdtPr>
                 <w:id w:val="1907110318"/>
                 <w14:checkbox>
-                  <w14:checked w14:val="0"/>
-                  <w14:checkedState w14:val="2612" w14:font="MS Gothic"/>
-                  <w14:uncheckedState w14:val="2610" w14:font="MS Gothic"/>
-                </w14:checkbox>
-              </w:sdtPr>
-              <w:sdtEndPr/>
-              <w:sdtContent>
-                <w:r>
-                  <w:rPr>
-                    <w:rFonts w:ascii="MS Gothic" w:eastAsia="MS Gothic" w:hAnsi="MS Gothic" w:hint="eastAsia"/>
-                  </w:rPr>
-                  <w:t>☐</w:t>
+                  <w14:checked w14:val="1"/>
+                  <w14:checkedState w14:val="2612" w14:font="MS Gothic"/>
+                  <w14:uncheckedState w14:val="2610" w14:font="MS Gothic"/>
+                </w14:checkbox>
+              </w:sdtPr>
+              <w:sdtContent>
+                <w:r>
+                  <w:rPr>
+                    <w:rFonts w:ascii="MS Gothic" w:eastAsia="MS Gothic" w:hAnsi="MS Gothic" w:hint="eastAsia"/>
+                  </w:rPr>
+                  <w:t>☒</w:t>
                 </w:r>
               </w:sdtContent>
             </w:sdt>
@@ -3598,18 +3534,17 @@
               <w:sdtPr>
                 <w:id w:val="685022007"/>
                 <w14:checkbox>
-                  <w14:checked w14:val="0"/>
-                  <w14:checkedState w14:val="2612" w14:font="MS Gothic"/>
-                  <w14:uncheckedState w14:val="2610" w14:font="MS Gothic"/>
-                </w14:checkbox>
-              </w:sdtPr>
-              <w:sdtEndPr/>
-              <w:sdtContent>
-                <w:r>
-                  <w:rPr>
-                    <w:rFonts w:ascii="MS Gothic" w:eastAsia="MS Gothic" w:hAnsi="MS Gothic" w:hint="eastAsia"/>
-                  </w:rPr>
-                  <w:t>☐</w:t>
+                  <w14:checked w14:val="1"/>
+                  <w14:checkedState w14:val="2612" w14:font="MS Gothic"/>
+                  <w14:uncheckedState w14:val="2610" w14:font="MS Gothic"/>
+                </w14:checkbox>
+              </w:sdtPr>
+              <w:sdtContent>
+                <w:r>
+                  <w:rPr>
+                    <w:rFonts w:ascii="MS Gothic" w:eastAsia="MS Gothic" w:hAnsi="MS Gothic" w:hint="eastAsia"/>
+                  </w:rPr>
+                  <w:t>☒</w:t>
                 </w:r>
               </w:sdtContent>
             </w:sdt>
@@ -3651,7 +3586,6 @@
                   <w14:uncheckedState w14:val="2610" w14:font="MS Gothic"/>
                 </w14:checkbox>
               </w:sdtPr>
-              <w:sdtEndPr/>
               <w:sdtContent>
                 <w:r>
                   <w:rPr>
@@ -3682,18 +3616,17 @@
               <w:sdtPr>
                 <w:id w:val="1109858892"/>
                 <w14:checkbox>
-                  <w14:checked w14:val="0"/>
-                  <w14:checkedState w14:val="2612" w14:font="MS Gothic"/>
-                  <w14:uncheckedState w14:val="2610" w14:font="MS Gothic"/>
-                </w14:checkbox>
-              </w:sdtPr>
-              <w:sdtEndPr/>
-              <w:sdtContent>
-                <w:r>
-                  <w:rPr>
-                    <w:rFonts w:ascii="MS Gothic" w:eastAsia="MS Gothic" w:hAnsi="MS Gothic" w:hint="eastAsia"/>
-                  </w:rPr>
-                  <w:t>☐</w:t>
+                  <w14:checked w14:val="1"/>
+                  <w14:checkedState w14:val="2612" w14:font="MS Gothic"/>
+                  <w14:uncheckedState w14:val="2610" w14:font="MS Gothic"/>
+                </w14:checkbox>
+              </w:sdtPr>
+              <w:sdtContent>
+                <w:r>
+                  <w:rPr>
+                    <w:rFonts w:ascii="MS Gothic" w:eastAsia="MS Gothic" w:hAnsi="MS Gothic" w:hint="eastAsia"/>
+                  </w:rPr>
+                  <w:t>☒</w:t>
                 </w:r>
               </w:sdtContent>
             </w:sdt>
@@ -3733,7 +3666,6 @@
                   <w14:uncheckedState w14:val="2610" w14:font="MS Gothic"/>
                 </w14:checkbox>
               </w:sdtPr>
-              <w:sdtEndPr/>
               <w:sdtContent>
                 <w:r>
                   <w:rPr>
@@ -3780,7 +3712,6 @@
                   <w14:uncheckedState w14:val="2610" w14:font="MS Gothic"/>
                 </w14:checkbox>
               </w:sdtPr>
-              <w:sdtEndPr/>
               <w:sdtContent>
                 <w:r>
                   <w:rPr>
@@ -3821,7 +3752,6 @@
                   <w14:uncheckedState w14:val="2610" w14:font="MS Gothic"/>
                 </w14:checkbox>
               </w:sdtPr>
-              <w:sdtEndPr/>
               <w:sdtContent>
                 <w:r>
                   <w:rPr>
@@ -3868,18 +3798,17 @@
               <w:sdtPr>
                 <w:id w:val="1658341636"/>
                 <w14:checkbox>
-                  <w14:checked w14:val="0"/>
-                  <w14:checkedState w14:val="2612" w14:font="MS Gothic"/>
-                  <w14:uncheckedState w14:val="2610" w14:font="MS Gothic"/>
-                </w14:checkbox>
-              </w:sdtPr>
-              <w:sdtEndPr/>
-              <w:sdtContent>
-                <w:r>
-                  <w:rPr>
-                    <w:rFonts w:ascii="MS Gothic" w:eastAsia="MS Gothic" w:hAnsi="MS Gothic" w:hint="eastAsia"/>
-                  </w:rPr>
-                  <w:t>☐</w:t>
+                  <w14:checked w14:val="1"/>
+                  <w14:checkedState w14:val="2612" w14:font="MS Gothic"/>
+                  <w14:uncheckedState w14:val="2610" w14:font="MS Gothic"/>
+                </w14:checkbox>
+              </w:sdtPr>
+              <w:sdtContent>
+                <w:r>
+                  <w:rPr>
+                    <w:rFonts w:ascii="MS Gothic" w:eastAsia="MS Gothic" w:hAnsi="MS Gothic" w:hint="eastAsia"/>
+                  </w:rPr>
+                  <w:t>☒</w:t>
                 </w:r>
               </w:sdtContent>
             </w:sdt>
@@ -3924,7 +3853,6 @@
                   <w14:uncheckedState w14:val="2610" w14:font="MS Gothic"/>
                 </w14:checkbox>
               </w:sdtPr>
-              <w:sdtEndPr/>
               <w:sdtContent>
                 <w:r>
                   <w:rPr>
@@ -3956,18 +3884,17 @@
               <w:sdtPr>
                 <w:id w:val="1191956076"/>
                 <w14:checkbox>
-                  <w14:checked w14:val="0"/>
-                  <w14:checkedState w14:val="2612" w14:font="MS Gothic"/>
-                  <w14:uncheckedState w14:val="2610" w14:font="MS Gothic"/>
-                </w14:checkbox>
-              </w:sdtPr>
-              <w:sdtEndPr/>
-              <w:sdtContent>
-                <w:r>
-                  <w:rPr>
-                    <w:rFonts w:ascii="MS Gothic" w:eastAsia="MS Gothic" w:hAnsi="MS Gothic" w:hint="eastAsia"/>
-                  </w:rPr>
-                  <w:t>☐</w:t>
+                  <w14:checked w14:val="1"/>
+                  <w14:checkedState w14:val="2612" w14:font="MS Gothic"/>
+                  <w14:uncheckedState w14:val="2610" w14:font="MS Gothic"/>
+                </w14:checkbox>
+              </w:sdtPr>
+              <w:sdtContent>
+                <w:r>
+                  <w:rPr>
+                    <w:rFonts w:ascii="MS Gothic" w:eastAsia="MS Gothic" w:hAnsi="MS Gothic" w:hint="eastAsia"/>
+                  </w:rPr>
+                  <w:t>☒</w:t>
                 </w:r>
               </w:sdtContent>
             </w:sdt>
@@ -4010,7 +3937,6 @@
                   <w14:uncheckedState w14:val="2610" w14:font="MS Gothic"/>
                 </w14:checkbox>
               </w:sdtPr>
-              <w:sdtEndPr/>
               <w:sdtContent>
                 <w:r>
                   <w:rPr>
@@ -4057,7 +3983,6 @@
                   <w14:uncheckedState w14:val="2610" w14:font="MS Gothic"/>
                 </w14:checkbox>
               </w:sdtPr>
-              <w:sdtEndPr/>
               <w:sdtContent>
                 <w:r>
                   <w:rPr>
@@ -4094,7 +4019,6 @@
                   <w14:uncheckedState w14:val="2610" w14:font="MS Gothic"/>
                 </w14:checkbox>
               </w:sdtPr>
-              <w:sdtEndPr/>
               <w:sdtContent>
                 <w:r>
                   <w:rPr>
@@ -4141,18 +4065,17 @@
               <w:sdtPr>
                 <w:id w:val="564004595"/>
                 <w14:checkbox>
-                  <w14:checked w14:val="0"/>
-                  <w14:checkedState w14:val="2612" w14:font="MS Gothic"/>
-                  <w14:uncheckedState w14:val="2610" w14:font="MS Gothic"/>
-                </w14:checkbox>
-              </w:sdtPr>
-              <w:sdtEndPr/>
-              <w:sdtContent>
-                <w:r>
-                  <w:rPr>
-                    <w:rFonts w:ascii="MS Gothic" w:eastAsia="MS Gothic" w:hAnsi="MS Gothic" w:hint="eastAsia"/>
-                  </w:rPr>
-                  <w:t>☐</w:t>
+                  <w14:checked w14:val="1"/>
+                  <w14:checkedState w14:val="2612" w14:font="MS Gothic"/>
+                  <w14:uncheckedState w14:val="2610" w14:font="MS Gothic"/>
+                </w14:checkbox>
+              </w:sdtPr>
+              <w:sdtContent>
+                <w:r>
+                  <w:rPr>
+                    <w:rFonts w:ascii="MS Gothic" w:eastAsia="MS Gothic" w:hAnsi="MS Gothic" w:hint="eastAsia"/>
+                  </w:rPr>
+                  <w:t>☒</w:t>
                 </w:r>
               </w:sdtContent>
             </w:sdt>
@@ -4194,7 +4117,6 @@
                   <w14:uncheckedState w14:val="2610" w14:font="MS Gothic"/>
                 </w14:checkbox>
               </w:sdtPr>
-              <w:sdtEndPr/>
               <w:sdtContent>
                 <w:r>
                   <w:rPr>
@@ -4233,7 +4155,6 @@
                   <w14:uncheckedState w14:val="2610" w14:font="MS Gothic"/>
                 </w14:checkbox>
               </w:sdtPr>
-              <w:sdtEndPr/>
               <w:sdtContent>
                 <w:r>
                   <w:rPr>
@@ -4282,7 +4203,6 @@
                   <w14:uncheckedState w14:val="2610" w14:font="MS Gothic"/>
                 </w14:checkbox>
               </w:sdtPr>
-              <w:sdtEndPr/>
               <w:sdtContent>
                 <w:r>
                   <w:rPr>
@@ -4313,18 +4233,17 @@
               <w:sdtPr>
                 <w:id w:val="-1036957952"/>
                 <w14:checkbox>
-                  <w14:checked w14:val="0"/>
-                  <w14:checkedState w14:val="2612" w14:font="MS Gothic"/>
-                  <w14:uncheckedState w14:val="2610" w14:font="MS Gothic"/>
-                </w14:checkbox>
-              </w:sdtPr>
-              <w:sdtEndPr/>
-              <w:sdtContent>
-                <w:r>
-                  <w:rPr>
-                    <w:rFonts w:ascii="MS Gothic" w:eastAsia="MS Gothic" w:hAnsi="MS Gothic" w:hint="eastAsia"/>
-                  </w:rPr>
-                  <w:t>☐</w:t>
+                  <w14:checked w14:val="1"/>
+                  <w14:checkedState w14:val="2612" w14:font="MS Gothic"/>
+                  <w14:uncheckedState w14:val="2610" w14:font="MS Gothic"/>
+                </w14:checkbox>
+              </w:sdtPr>
+              <w:sdtContent>
+                <w:r>
+                  <w:rPr>
+                    <w:rFonts w:ascii="MS Gothic" w:eastAsia="MS Gothic" w:hAnsi="MS Gothic" w:hint="eastAsia"/>
+                  </w:rPr>
+                  <w:t>☒</w:t>
                 </w:r>
               </w:sdtContent>
             </w:sdt>
@@ -4371,7 +4290,6 @@
                   <w14:uncheckedState w14:val="2610" w14:font="MS Gothic"/>
                 </w14:checkbox>
               </w:sdtPr>
-              <w:sdtEndPr/>
               <w:sdtContent>
                 <w:r>
                   <w:rPr>
@@ -4409,18 +4327,17 @@
               <w:sdtPr>
                 <w:id w:val="1933621021"/>
                 <w14:checkbox>
-                  <w14:checked w14:val="0"/>
-                  <w14:checkedState w14:val="2612" w14:font="MS Gothic"/>
-                  <w14:uncheckedState w14:val="2610" w14:font="MS Gothic"/>
-                </w14:checkbox>
-              </w:sdtPr>
-              <w:sdtEndPr/>
-              <w:sdtContent>
-                <w:r>
-                  <w:rPr>
-                    <w:rFonts w:ascii="MS Gothic" w:eastAsia="MS Gothic" w:hAnsi="MS Gothic" w:hint="eastAsia"/>
-                  </w:rPr>
-                  <w:t>☐</w:t>
+                  <w14:checked w14:val="1"/>
+                  <w14:checkedState w14:val="2612" w14:font="MS Gothic"/>
+                  <w14:uncheckedState w14:val="2610" w14:font="MS Gothic"/>
+                </w14:checkbox>
+              </w:sdtPr>
+              <w:sdtContent>
+                <w:r>
+                  <w:rPr>
+                    <w:rFonts w:ascii="MS Gothic" w:eastAsia="MS Gothic" w:hAnsi="MS Gothic" w:hint="eastAsia"/>
+                  </w:rPr>
+                  <w:t>☒</w:t>
                 </w:r>
               </w:sdtContent>
             </w:sdt>
@@ -4456,18 +4373,17 @@
               <w:sdtPr>
                 <w:id w:val="-594470210"/>
                 <w14:checkbox>
-                  <w14:checked w14:val="0"/>
-                  <w14:checkedState w14:val="2612" w14:font="MS Gothic"/>
-                  <w14:uncheckedState w14:val="2610" w14:font="MS Gothic"/>
-                </w14:checkbox>
-              </w:sdtPr>
-              <w:sdtEndPr/>
-              <w:sdtContent>
-                <w:r>
-                  <w:rPr>
-                    <w:rFonts w:ascii="MS Gothic" w:eastAsia="MS Gothic" w:hAnsi="MS Gothic" w:hint="eastAsia"/>
-                  </w:rPr>
-                  <w:t>☐</w:t>
+                  <w14:checked w14:val="1"/>
+                  <w14:checkedState w14:val="2612" w14:font="MS Gothic"/>
+                  <w14:uncheckedState w14:val="2610" w14:font="MS Gothic"/>
+                </w14:checkbox>
+              </w:sdtPr>
+              <w:sdtContent>
+                <w:r>
+                  <w:rPr>
+                    <w:rFonts w:ascii="MS Gothic" w:eastAsia="MS Gothic" w:hAnsi="MS Gothic" w:hint="eastAsia"/>
+                  </w:rPr>
+                  <w:t>☒</w:t>
                 </w:r>
               </w:sdtContent>
             </w:sdt>
@@ -4509,7 +4425,6 @@
                   <w14:uncheckedState w14:val="2610" w14:font="MS Gothic"/>
                 </w14:checkbox>
               </w:sdtPr>
-              <w:sdtEndPr/>
               <w:sdtContent>
                 <w:r>
                   <w:rPr>
@@ -4540,18 +4455,17 @@
               <w:sdtPr>
                 <w:id w:val="1689950247"/>
                 <w14:checkbox>
-                  <w14:checked w14:val="0"/>
-                  <w14:checkedState w14:val="2612" w14:font="MS Gothic"/>
-                  <w14:uncheckedState w14:val="2610" w14:font="MS Gothic"/>
-                </w14:checkbox>
-              </w:sdtPr>
-              <w:sdtEndPr/>
-              <w:sdtContent>
-                <w:r>
-                  <w:rPr>
-                    <w:rFonts w:ascii="MS Gothic" w:eastAsia="MS Gothic" w:hAnsi="MS Gothic" w:cs="MS Gothic" w:hint="eastAsia"/>
-                  </w:rPr>
-                  <w:t>☐</w:t>
+                  <w14:checked w14:val="1"/>
+                  <w14:checkedState w14:val="2612" w14:font="MS Gothic"/>
+                  <w14:uncheckedState w14:val="2610" w14:font="MS Gothic"/>
+                </w14:checkbox>
+              </w:sdtPr>
+              <w:sdtContent>
+                <w:r>
+                  <w:rPr>
+                    <w:rFonts w:ascii="MS Gothic" w:eastAsia="MS Gothic" w:hAnsi="MS Gothic" w:hint="eastAsia"/>
+                  </w:rPr>
+                  <w:t>☒</w:t>
                 </w:r>
               </w:sdtContent>
             </w:sdt>
@@ -4594,7 +4508,6 @@
                   <w14:uncheckedState w14:val="2610" w14:font="MS Gothic"/>
                 </w14:checkbox>
               </w:sdtPr>
-              <w:sdtEndPr/>
               <w:sdtContent>
                 <w:r>
                   <w:rPr>
@@ -4639,18 +4552,17 @@
               <w:sdtPr>
                 <w:id w:val="-1363199324"/>
                 <w14:checkbox>
-                  <w14:checked w14:val="0"/>
-                  <w14:checkedState w14:val="2612" w14:font="MS Gothic"/>
-                  <w14:uncheckedState w14:val="2610" w14:font="MS Gothic"/>
-                </w14:checkbox>
-              </w:sdtPr>
-              <w:sdtEndPr/>
-              <w:sdtContent>
-                <w:r>
-                  <w:rPr>
-                    <w:rFonts w:ascii="MS Gothic" w:eastAsia="MS Gothic" w:hAnsi="MS Gothic" w:hint="eastAsia"/>
-                  </w:rPr>
-                  <w:t>☐</w:t>
+                  <w14:checked w14:val="1"/>
+                  <w14:checkedState w14:val="2612" w14:font="MS Gothic"/>
+                  <w14:uncheckedState w14:val="2610" w14:font="MS Gothic"/>
+                </w14:checkbox>
+              </w:sdtPr>
+              <w:sdtContent>
+                <w:r>
+                  <w:rPr>
+                    <w:rFonts w:ascii="MS Gothic" w:eastAsia="MS Gothic" w:hAnsi="MS Gothic" w:hint="eastAsia"/>
+                  </w:rPr>
+                  <w:t>☒</w:t>
                 </w:r>
               </w:sdtContent>
             </w:sdt>
@@ -4694,7 +4606,6 @@
                   <w14:uncheckedState w14:val="2610" w14:font="MS Gothic"/>
                 </w14:checkbox>
               </w:sdtPr>
-              <w:sdtEndPr/>
               <w:sdtContent>
                 <w:r>
                   <w:rPr>
@@ -4734,18 +4645,17 @@
               <w:sdtPr>
                 <w:id w:val="1491903644"/>
                 <w14:checkbox>
-                  <w14:checked w14:val="0"/>
-                  <w14:checkedState w14:val="2612" w14:font="MS Gothic"/>
-                  <w14:uncheckedState w14:val="2610" w14:font="MS Gothic"/>
-                </w14:checkbox>
-              </w:sdtPr>
-              <w:sdtEndPr/>
-              <w:sdtContent>
-                <w:r>
-                  <w:rPr>
-                    <w:rFonts w:ascii="MS Gothic" w:eastAsia="MS Gothic" w:hAnsi="MS Gothic" w:cs="MS Gothic" w:hint="eastAsia"/>
-                  </w:rPr>
-                  <w:t>☐</w:t>
+                  <w14:checked w14:val="1"/>
+                  <w14:checkedState w14:val="2612" w14:font="MS Gothic"/>
+                  <w14:uncheckedState w14:val="2610" w14:font="MS Gothic"/>
+                </w14:checkbox>
+              </w:sdtPr>
+              <w:sdtContent>
+                <w:r>
+                  <w:rPr>
+                    <w:rFonts w:ascii="MS Gothic" w:eastAsia="MS Gothic" w:hAnsi="MS Gothic" w:hint="eastAsia"/>
+                  </w:rPr>
+                  <w:t>☒</w:t>
                 </w:r>
               </w:sdtContent>
             </w:sdt>
@@ -4773,18 +4683,17 @@
               <w:sdtPr>
                 <w:id w:val="1295724614"/>
                 <w14:checkbox>
-                  <w14:checked w14:val="0"/>
-                  <w14:checkedState w14:val="2612" w14:font="MS Gothic"/>
-                  <w14:uncheckedState w14:val="2610" w14:font="MS Gothic"/>
-                </w14:checkbox>
-              </w:sdtPr>
-              <w:sdtEndPr/>
-              <w:sdtContent>
-                <w:r>
-                  <w:rPr>
-                    <w:rFonts w:ascii="MS Gothic" w:eastAsia="MS Gothic" w:hAnsi="MS Gothic" w:cs="MS Gothic" w:hint="eastAsia"/>
-                  </w:rPr>
-                  <w:t>☐</w:t>
+                  <w14:checked w14:val="1"/>
+                  <w14:checkedState w14:val="2612" w14:font="MS Gothic"/>
+                  <w14:uncheckedState w14:val="2610" w14:font="MS Gothic"/>
+                </w14:checkbox>
+              </w:sdtPr>
+              <w:sdtContent>
+                <w:r>
+                  <w:rPr>
+                    <w:rFonts w:ascii="MS Gothic" w:eastAsia="MS Gothic" w:hAnsi="MS Gothic" w:hint="eastAsia"/>
+                  </w:rPr>
+                  <w:t>☒</w:t>
                 </w:r>
               </w:sdtContent>
             </w:sdt>
@@ -4819,18 +4728,17 @@
               <w:sdtPr>
                 <w:id w:val="1524891215"/>
                 <w14:checkbox>
-                  <w14:checked w14:val="0"/>
-                  <w14:checkedState w14:val="2612" w14:font="MS Gothic"/>
-                  <w14:uncheckedState w14:val="2610" w14:font="MS Gothic"/>
-                </w14:checkbox>
-              </w:sdtPr>
-              <w:sdtEndPr/>
-              <w:sdtContent>
-                <w:r>
-                  <w:rPr>
-                    <w:rFonts w:ascii="MS Gothic" w:eastAsia="MS Gothic" w:hAnsi="MS Gothic" w:hint="eastAsia"/>
-                  </w:rPr>
-                  <w:t>☐</w:t>
+                  <w14:checked w14:val="1"/>
+                  <w14:checkedState w14:val="2612" w14:font="MS Gothic"/>
+                  <w14:uncheckedState w14:val="2610" w14:font="MS Gothic"/>
+                </w14:checkbox>
+              </w:sdtPr>
+              <w:sdtContent>
+                <w:r>
+                  <w:rPr>
+                    <w:rFonts w:ascii="MS Gothic" w:eastAsia="MS Gothic" w:hAnsi="MS Gothic" w:hint="eastAsia"/>
+                  </w:rPr>
+                  <w:t>☒</w:t>
                 </w:r>
               </w:sdtContent>
             </w:sdt>
@@ -4863,18 +4771,17 @@
               <w:sdtPr>
                 <w:id w:val="-972369309"/>
                 <w14:checkbox>
-                  <w14:checked w14:val="0"/>
-                  <w14:checkedState w14:val="2612" w14:font="MS Gothic"/>
-                  <w14:uncheckedState w14:val="2610" w14:font="MS Gothic"/>
-                </w14:checkbox>
-              </w:sdtPr>
-              <w:sdtEndPr/>
-              <w:sdtContent>
-                <w:r>
-                  <w:rPr>
-                    <w:rFonts w:ascii="MS Gothic" w:eastAsia="MS Gothic" w:hAnsi="MS Gothic" w:hint="eastAsia"/>
-                  </w:rPr>
-                  <w:t>☐</w:t>
+                  <w14:checked w14:val="1"/>
+                  <w14:checkedState w14:val="2612" w14:font="MS Gothic"/>
+                  <w14:uncheckedState w14:val="2610" w14:font="MS Gothic"/>
+                </w14:checkbox>
+              </w:sdtPr>
+              <w:sdtContent>
+                <w:r>
+                  <w:rPr>
+                    <w:rFonts w:ascii="MS Gothic" w:eastAsia="MS Gothic" w:hAnsi="MS Gothic" w:hint="eastAsia"/>
+                  </w:rPr>
+                  <w:t>☒</w:t>
                 </w:r>
               </w:sdtContent>
             </w:sdt>
@@ -4912,7 +4819,6 @@
                   <w14:uncheckedState w14:val="2610" w14:font="MS Gothic"/>
                 </w14:checkbox>
               </w:sdtPr>
-              <w:sdtEndPr/>
               <w:sdtContent>
                 <w:r>
                   <w:rPr>
@@ -4952,18 +4858,17 @@
               <w:sdtPr>
                 <w:id w:val="-592938809"/>
                 <w14:checkbox>
-                  <w14:checked w14:val="0"/>
-                  <w14:checkedState w14:val="2612" w14:font="MS Gothic"/>
-                  <w14:uncheckedState w14:val="2610" w14:font="MS Gothic"/>
-                </w14:checkbox>
-              </w:sdtPr>
-              <w:sdtEndPr/>
-              <w:sdtContent>
-                <w:r>
-                  <w:rPr>
-                    <w:rFonts w:ascii="MS Gothic" w:eastAsia="MS Gothic" w:hAnsi="MS Gothic" w:hint="eastAsia"/>
-                  </w:rPr>
-                  <w:t>☐</w:t>
+                  <w14:checked w14:val="1"/>
+                  <w14:checkedState w14:val="2612" w14:font="MS Gothic"/>
+                  <w14:uncheckedState w14:val="2610" w14:font="MS Gothic"/>
+                </w14:checkbox>
+              </w:sdtPr>
+              <w:sdtContent>
+                <w:r>
+                  <w:rPr>
+                    <w:rFonts w:ascii="MS Gothic" w:eastAsia="MS Gothic" w:hAnsi="MS Gothic" w:hint="eastAsia"/>
+                  </w:rPr>
+                  <w:t>☒</w:t>
                 </w:r>
               </w:sdtContent>
             </w:sdt>
@@ -5003,7 +4908,6 @@
                   <w14:uncheckedState w14:val="2610" w14:font="MS Gothic"/>
                 </w14:checkbox>
               </w:sdtPr>
-              <w:sdtEndPr/>
               <w:sdtContent>
                 <w:r>
                   <w:rPr>
@@ -5045,18 +4949,17 @@
               <w:sdtPr>
                 <w:id w:val="-428577918"/>
                 <w14:checkbox>
-                  <w14:checked w14:val="0"/>
-                  <w14:checkedState w14:val="2612" w14:font="MS Gothic"/>
-                  <w14:uncheckedState w14:val="2610" w14:font="MS Gothic"/>
-                </w14:checkbox>
-              </w:sdtPr>
-              <w:sdtEndPr/>
-              <w:sdtContent>
-                <w:r>
-                  <w:rPr>
-                    <w:rFonts w:ascii="MS Gothic" w:eastAsia="MS Gothic" w:hAnsi="MS Gothic" w:hint="eastAsia"/>
-                  </w:rPr>
-                  <w:t>☐</w:t>
+                  <w14:checked w14:val="1"/>
+                  <w14:checkedState w14:val="2612" w14:font="MS Gothic"/>
+                  <w14:uncheckedState w14:val="2610" w14:font="MS Gothic"/>
+                </w14:checkbox>
+              </w:sdtPr>
+              <w:sdtContent>
+                <w:r>
+                  <w:rPr>
+                    <w:rFonts w:ascii="MS Gothic" w:eastAsia="MS Gothic" w:hAnsi="MS Gothic" w:hint="eastAsia"/>
+                  </w:rPr>
+                  <w:t>☒</w:t>
                 </w:r>
               </w:sdtContent>
             </w:sdt>
@@ -5094,7 +4997,6 @@
                   <w14:uncheckedState w14:val="2610" w14:font="MS Gothic"/>
                 </w14:checkbox>
               </w:sdtPr>
-              <w:sdtEndPr/>
               <w:sdtContent>
                 <w:r>
                   <w:rPr>
@@ -5134,18 +5036,17 @@
               <w:sdtPr>
                 <w:id w:val="-395670297"/>
                 <w14:checkbox>
-                  <w14:checked w14:val="0"/>
-                  <w14:checkedState w14:val="2612" w14:font="MS Gothic"/>
-                  <w14:uncheckedState w14:val="2610" w14:font="MS Gothic"/>
-                </w14:checkbox>
-              </w:sdtPr>
-              <w:sdtEndPr/>
-              <w:sdtContent>
-                <w:r>
-                  <w:rPr>
-                    <w:rFonts w:ascii="MS Gothic" w:eastAsia="MS Gothic" w:hAnsi="MS Gothic" w:hint="eastAsia"/>
-                  </w:rPr>
-                  <w:t>☐</w:t>
+                  <w14:checked w14:val="1"/>
+                  <w14:checkedState w14:val="2612" w14:font="MS Gothic"/>
+                  <w14:uncheckedState w14:val="2610" w14:font="MS Gothic"/>
+                </w14:checkbox>
+              </w:sdtPr>
+              <w:sdtContent>
+                <w:r>
+                  <w:rPr>
+                    <w:rFonts w:ascii="MS Gothic" w:eastAsia="MS Gothic" w:hAnsi="MS Gothic" w:hint="eastAsia"/>
+                  </w:rPr>
+                  <w:t>☒</w:t>
                 </w:r>
               </w:sdtContent>
             </w:sdt>
@@ -5178,7 +5079,6 @@
                   <w14:uncheckedState w14:val="2610" w14:font="MS Gothic"/>
                 </w14:checkbox>
               </w:sdtPr>
-              <w:sdtEndPr/>
               <w:sdtContent>
                 <w:r>
                   <w:rPr>
@@ -5238,7 +5138,6 @@
                   <w14:uncheckedState w14:val="2610" w14:font="MS Gothic"/>
                 </w14:checkbox>
               </w:sdtPr>
-              <w:sdtEndPr/>
               <w:sdtContent>
                 <w:r>
                   <w:rPr>
@@ -5280,18 +5179,17 @@
               <w:sdtPr>
                 <w:id w:val="-107972681"/>
                 <w14:checkbox>
-                  <w14:checked w14:val="0"/>
-                  <w14:checkedState w14:val="2612" w14:font="MS Gothic"/>
-                  <w14:uncheckedState w14:val="2610" w14:font="MS Gothic"/>
-                </w14:checkbox>
-              </w:sdtPr>
-              <w:sdtEndPr/>
-              <w:sdtContent>
-                <w:r>
-                  <w:rPr>
-                    <w:rFonts w:ascii="MS Gothic" w:eastAsia="MS Gothic" w:hAnsi="MS Gothic" w:hint="eastAsia"/>
-                  </w:rPr>
-                  <w:t>☐</w:t>
+                  <w14:checked w14:val="1"/>
+                  <w14:checkedState w14:val="2612" w14:font="MS Gothic"/>
+                  <w14:uncheckedState w14:val="2610" w14:font="MS Gothic"/>
+                </w14:checkbox>
+              </w:sdtPr>
+              <w:sdtContent>
+                <w:r>
+                  <w:rPr>
+                    <w:rFonts w:ascii="MS Gothic" w:eastAsia="MS Gothic" w:hAnsi="MS Gothic" w:hint="eastAsia"/>
+                  </w:rPr>
+                  <w:t>☒</w:t>
                 </w:r>
               </w:sdtContent>
             </w:sdt>
@@ -5329,7 +5227,6 @@
                   <w14:uncheckedState w14:val="2610" w14:font="MS Gothic"/>
                 </w14:checkbox>
               </w:sdtPr>
-              <w:sdtEndPr/>
               <w:sdtContent>
                 <w:r>
                   <w:rPr>
@@ -5369,18 +5266,17 @@
               <w:sdtPr>
                 <w:id w:val="1364787115"/>
                 <w14:checkbox>
-                  <w14:checked w14:val="0"/>
-                  <w14:checkedState w14:val="2612" w14:font="MS Gothic"/>
-                  <w14:uncheckedState w14:val="2610" w14:font="MS Gothic"/>
-                </w14:checkbox>
-              </w:sdtPr>
-              <w:sdtEndPr/>
-              <w:sdtContent>
-                <w:r>
-                  <w:rPr>
-                    <w:rFonts w:ascii="MS Gothic" w:eastAsia="MS Gothic" w:hAnsi="MS Gothic" w:hint="eastAsia"/>
-                  </w:rPr>
-                  <w:t>☐</w:t>
+                  <w14:checked w14:val="1"/>
+                  <w14:checkedState w14:val="2612" w14:font="MS Gothic"/>
+                  <w14:uncheckedState w14:val="2610" w14:font="MS Gothic"/>
+                </w14:checkbox>
+              </w:sdtPr>
+              <w:sdtContent>
+                <w:r>
+                  <w:rPr>
+                    <w:rFonts w:ascii="MS Gothic" w:eastAsia="MS Gothic" w:hAnsi="MS Gothic" w:hint="eastAsia"/>
+                  </w:rPr>
+                  <w:t>☒</w:t>
                 </w:r>
               </w:sdtContent>
             </w:sdt>
@@ -5417,18 +5313,17 @@
               <w:sdtPr>
                 <w:id w:val="-1840151148"/>
                 <w14:checkbox>
-                  <w14:checked w14:val="0"/>
-                  <w14:checkedState w14:val="2612" w14:font="MS Gothic"/>
-                  <w14:uncheckedState w14:val="2610" w14:font="MS Gothic"/>
-                </w14:checkbox>
-              </w:sdtPr>
-              <w:sdtEndPr/>
-              <w:sdtContent>
-                <w:r>
-                  <w:rPr>
-                    <w:rFonts w:ascii="MS Gothic" w:eastAsia="MS Gothic" w:hAnsi="MS Gothic" w:hint="eastAsia"/>
-                  </w:rPr>
-                  <w:t>☐</w:t>
+                  <w14:checked w14:val="1"/>
+                  <w14:checkedState w14:val="2612" w14:font="MS Gothic"/>
+                  <w14:uncheckedState w14:val="2610" w14:font="MS Gothic"/>
+                </w14:checkbox>
+              </w:sdtPr>
+              <w:sdtContent>
+                <w:r>
+                  <w:rPr>
+                    <w:rFonts w:ascii="MS Gothic" w:eastAsia="MS Gothic" w:hAnsi="MS Gothic" w:hint="eastAsia"/>
+                  </w:rPr>
+                  <w:t>☒</w:t>
                 </w:r>
               </w:sdtContent>
             </w:sdt>
@@ -5474,7 +5369,6 @@
                   <w14:uncheckedState w14:val="2610" w14:font="MS Gothic"/>
                 </w14:checkbox>
               </w:sdtPr>
-              <w:sdtEndPr/>
               <w:sdtContent>
                 <w:r>
                   <w:rPr>
@@ -5519,18 +5413,17 @@
               <w:sdtPr>
                 <w:id w:val="-1721813353"/>
                 <w14:checkbox>
-                  <w14:checked w14:val="0"/>
-                  <w14:checkedState w14:val="2612" w14:font="MS Gothic"/>
-                  <w14:uncheckedState w14:val="2610" w14:font="MS Gothic"/>
-                </w14:checkbox>
-              </w:sdtPr>
-              <w:sdtEndPr/>
-              <w:sdtContent>
-                <w:r>
-                  <w:rPr>
-                    <w:rFonts w:ascii="MS Gothic" w:eastAsia="MS Gothic" w:hAnsi="MS Gothic" w:hint="eastAsia"/>
-                  </w:rPr>
-                  <w:t>☐</w:t>
+                  <w14:checked w14:val="1"/>
+                  <w14:checkedState w14:val="2612" w14:font="MS Gothic"/>
+                  <w14:uncheckedState w14:val="2610" w14:font="MS Gothic"/>
+                </w14:checkbox>
+              </w:sdtPr>
+              <w:sdtContent>
+                <w:r>
+                  <w:rPr>
+                    <w:rFonts w:ascii="MS Gothic" w:eastAsia="MS Gothic" w:hAnsi="MS Gothic" w:hint="eastAsia"/>
+                  </w:rPr>
+                  <w:t>☒</w:t>
                 </w:r>
               </w:sdtContent>
             </w:sdt>
@@ -5568,7 +5461,6 @@
                   <w14:uncheckedState w14:val="2610" w14:font="MS Gothic"/>
                 </w14:checkbox>
               </w:sdtPr>
-              <w:sdtEndPr/>
               <w:sdtContent>
                 <w:r>
                   <w:rPr>
@@ -5613,7 +5505,6 @@
                   <w14:uncheckedState w14:val="2610" w14:font="MS Gothic"/>
                 </w14:checkbox>
               </w:sdtPr>
-              <w:sdtEndPr/>
               <w:sdtContent>
                 <w:r>
                   <w:rPr>
@@ -5644,18 +5535,17 @@
               <w:sdtPr>
                 <w:id w:val="-752582397"/>
                 <w14:checkbox>
-                  <w14:checked w14:val="0"/>
-                  <w14:checkedState w14:val="2612" w14:font="MS Gothic"/>
-                  <w14:uncheckedState w14:val="2610" w14:font="MS Gothic"/>
-                </w14:checkbox>
-              </w:sdtPr>
-              <w:sdtEndPr/>
-              <w:sdtContent>
-                <w:r>
-                  <w:rPr>
-                    <w:rFonts w:ascii="MS Gothic" w:eastAsia="MS Gothic" w:hAnsi="MS Gothic" w:hint="eastAsia"/>
-                  </w:rPr>
-                  <w:t>☐</w:t>
+                  <w14:checked w14:val="1"/>
+                  <w14:checkedState w14:val="2612" w14:font="MS Gothic"/>
+                  <w14:uncheckedState w14:val="2610" w14:font="MS Gothic"/>
+                </w14:checkbox>
+              </w:sdtPr>
+              <w:sdtContent>
+                <w:r>
+                  <w:rPr>
+                    <w:rFonts w:ascii="MS Gothic" w:eastAsia="MS Gothic" w:hAnsi="MS Gothic" w:hint="eastAsia"/>
+                  </w:rPr>
+                  <w:t>☒</w:t>
                 </w:r>
               </w:sdtContent>
             </w:sdt>
@@ -5685,7 +5575,6 @@
                   <w14:uncheckedState w14:val="2610" w14:font="MS Gothic"/>
                 </w14:checkbox>
               </w:sdtPr>
-              <w:sdtEndPr/>
               <w:sdtContent>
                 <w:r>
                   <w:rPr>
@@ -5734,7 +5623,6 @@
                   <w14:uncheckedState w14:val="2610" w14:font="MS Gothic"/>
                 </w14:checkbox>
               </w:sdtPr>
-              <w:sdtEndPr/>
               <w:sdtContent>
                 <w:r>
                   <w:rPr>
@@ -5782,18 +5670,17 @@
               <w:sdtPr>
                 <w:id w:val="-835376570"/>
                 <w14:checkbox>
-                  <w14:checked w14:val="0"/>
-                  <w14:checkedState w14:val="2612" w14:font="MS Gothic"/>
-                  <w14:uncheckedState w14:val="2610" w14:font="MS Gothic"/>
-                </w14:checkbox>
-              </w:sdtPr>
-              <w:sdtEndPr/>
-              <w:sdtContent>
-                <w:r>
-                  <w:rPr>
-                    <w:rFonts w:ascii="MS Gothic" w:eastAsia="MS Gothic" w:hAnsi="MS Gothic" w:hint="eastAsia"/>
-                  </w:rPr>
-                  <w:t>☐</w:t>
+                  <w14:checked w14:val="1"/>
+                  <w14:checkedState w14:val="2612" w14:font="MS Gothic"/>
+                  <w14:uncheckedState w14:val="2610" w14:font="MS Gothic"/>
+                </w14:checkbox>
+              </w:sdtPr>
+              <w:sdtContent>
+                <w:r>
+                  <w:rPr>
+                    <w:rFonts w:ascii="MS Gothic" w:eastAsia="MS Gothic" w:hAnsi="MS Gothic" w:hint="eastAsia"/>
+                  </w:rPr>
+                  <w:t>☒</w:t>
                 </w:r>
               </w:sdtContent>
             </w:sdt>
@@ -5837,7 +5724,6 @@
                   <w14:uncheckedState w14:val="2610" w14:font="MS Gothic"/>
                 </w14:checkbox>
               </w:sdtPr>
-              <w:sdtEndPr/>
               <w:sdtContent>
                 <w:r>
                   <w:rPr>
@@ -5877,18 +5763,17 @@
               <w:sdtPr>
                 <w:id w:val="1824470941"/>
                 <w14:checkbox>
-                  <w14:checked w14:val="0"/>
-                  <w14:checkedState w14:val="2612" w14:font="MS Gothic"/>
-                  <w14:uncheckedState w14:val="2610" w14:font="MS Gothic"/>
-                </w14:checkbox>
-              </w:sdtPr>
-              <w:sdtEndPr/>
-              <w:sdtContent>
-                <w:r>
-                  <w:rPr>
-                    <w:rFonts w:ascii="MS Gothic" w:eastAsia="MS Gothic" w:hAnsi="MS Gothic" w:hint="eastAsia"/>
-                  </w:rPr>
-                  <w:t>☐</w:t>
+                  <w14:checked w14:val="1"/>
+                  <w14:checkedState w14:val="2612" w14:font="MS Gothic"/>
+                  <w14:uncheckedState w14:val="2610" w14:font="MS Gothic"/>
+                </w14:checkbox>
+              </w:sdtPr>
+              <w:sdtContent>
+                <w:r>
+                  <w:rPr>
+                    <w:rFonts w:ascii="MS Gothic" w:eastAsia="MS Gothic" w:hAnsi="MS Gothic" w:hint="eastAsia"/>
+                  </w:rPr>
+                  <w:t>☒</w:t>
                 </w:r>
               </w:sdtContent>
             </w:sdt>
@@ -5915,7 +5800,6 @@
                   <w14:uncheckedState w14:val="2610" w14:font="MS Gothic"/>
                 </w14:checkbox>
               </w:sdtPr>
-              <w:sdtEndPr/>
               <w:sdtContent>
                 <w:r>
                   <w:rPr>
@@ -5953,18 +5837,17 @@
               <w:sdtPr>
                 <w:id w:val="254951720"/>
                 <w14:checkbox>
-                  <w14:checked w14:val="0"/>
-                  <w14:checkedState w14:val="2612" w14:font="MS Gothic"/>
-                  <w14:uncheckedState w14:val="2610" w14:font="MS Gothic"/>
-                </w14:checkbox>
-              </w:sdtPr>
-              <w:sdtEndPr/>
-              <w:sdtContent>
-                <w:r>
-                  <w:rPr>
-                    <w:rFonts w:ascii="MS Gothic" w:eastAsia="MS Gothic" w:hAnsi="MS Gothic" w:hint="eastAsia"/>
-                  </w:rPr>
-                  <w:t>☐</w:t>
+                  <w14:checked w14:val="1"/>
+                  <w14:checkedState w14:val="2612" w14:font="MS Gothic"/>
+                  <w14:uncheckedState w14:val="2610" w14:font="MS Gothic"/>
+                </w14:checkbox>
+              </w:sdtPr>
+              <w:sdtContent>
+                <w:r>
+                  <w:rPr>
+                    <w:rFonts w:ascii="MS Gothic" w:eastAsia="MS Gothic" w:hAnsi="MS Gothic" w:hint="eastAsia"/>
+                  </w:rPr>
+                  <w:t>☒</w:t>
                 </w:r>
               </w:sdtContent>
             </w:sdt>
@@ -6002,7 +5885,6 @@
                   <w14:uncheckedState w14:val="2610" w14:font="MS Gothic"/>
                 </w14:checkbox>
               </w:sdtPr>
-              <w:sdtEndPr/>
               <w:sdtContent>
                 <w:r>
                   <w:rPr>
@@ -6049,7 +5931,6 @@
                   <w14:uncheckedState w14:val="2610" w14:font="MS Gothic"/>
                 </w14:checkbox>
               </w:sdtPr>
-              <w:sdtEndPr/>
               <w:sdtContent>
                 <w:r>
                   <w:rPr>
@@ -6092,18 +5973,17 @@
               <w:sdtPr>
                 <w:id w:val="-2013672406"/>
                 <w14:checkbox>
-                  <w14:checked w14:val="0"/>
-                  <w14:checkedState w14:val="2612" w14:font="MS Gothic"/>
-                  <w14:uncheckedState w14:val="2610" w14:font="MS Gothic"/>
-                </w14:checkbox>
-              </w:sdtPr>
-              <w:sdtEndPr/>
-              <w:sdtContent>
-                <w:r>
-                  <w:rPr>
-                    <w:rFonts w:ascii="MS Gothic" w:eastAsia="MS Gothic" w:hAnsi="MS Gothic" w:hint="eastAsia"/>
-                  </w:rPr>
-                  <w:t>☐</w:t>
+                  <w14:checked w14:val="1"/>
+                  <w14:checkedState w14:val="2612" w14:font="MS Gothic"/>
+                  <w14:uncheckedState w14:val="2610" w14:font="MS Gothic"/>
+                </w14:checkbox>
+              </w:sdtPr>
+              <w:sdtContent>
+                <w:r>
+                  <w:rPr>
+                    <w:rFonts w:ascii="MS Gothic" w:eastAsia="MS Gothic" w:hAnsi="MS Gothic" w:hint="eastAsia"/>
+                  </w:rPr>
+                  <w:t>☒</w:t>
                 </w:r>
               </w:sdtContent>
             </w:sdt>
@@ -6138,18 +6018,17 @@
               <w:sdtPr>
                 <w:id w:val="-1845621198"/>
                 <w14:checkbox>
-                  <w14:checked w14:val="0"/>
-                  <w14:checkedState w14:val="2612" w14:font="MS Gothic"/>
-                  <w14:uncheckedState w14:val="2610" w14:font="MS Gothic"/>
-                </w14:checkbox>
-              </w:sdtPr>
-              <w:sdtEndPr/>
-              <w:sdtContent>
-                <w:r>
-                  <w:rPr>
-                    <w:rFonts w:ascii="MS Gothic" w:eastAsia="MS Gothic" w:hAnsi="MS Gothic" w:hint="eastAsia"/>
-                  </w:rPr>
-                  <w:t>☐</w:t>
+                  <w14:checked w14:val="1"/>
+                  <w14:checkedState w14:val="2612" w14:font="MS Gothic"/>
+                  <w14:uncheckedState w14:val="2610" w14:font="MS Gothic"/>
+                </w14:checkbox>
+              </w:sdtPr>
+              <w:sdtContent>
+                <w:r>
+                  <w:rPr>
+                    <w:rFonts w:ascii="MS Gothic" w:eastAsia="MS Gothic" w:hAnsi="MS Gothic" w:hint="eastAsia"/>
+                  </w:rPr>
+                  <w:t>☒</w:t>
                 </w:r>
               </w:sdtContent>
             </w:sdt>
@@ -6182,18 +6061,17 @@
               <w:sdtPr>
                 <w:id w:val="-1625845014"/>
                 <w14:checkbox>
-                  <w14:checked w14:val="0"/>
-                  <w14:checkedState w14:val="2612" w14:font="MS Gothic"/>
-                  <w14:uncheckedState w14:val="2610" w14:font="MS Gothic"/>
-                </w14:checkbox>
-              </w:sdtPr>
-              <w:sdtEndPr/>
-              <w:sdtContent>
-                <w:r>
-                  <w:rPr>
-                    <w:rFonts w:ascii="MS Gothic" w:eastAsia="MS Gothic" w:hAnsi="MS Gothic" w:hint="eastAsia"/>
-                  </w:rPr>
-                  <w:t>☐</w:t>
+                  <w14:checked w14:val="1"/>
+                  <w14:checkedState w14:val="2612" w14:font="MS Gothic"/>
+                  <w14:uncheckedState w14:val="2610" w14:font="MS Gothic"/>
+                </w14:checkbox>
+              </w:sdtPr>
+              <w:sdtContent>
+                <w:r>
+                  <w:rPr>
+                    <w:rFonts w:ascii="MS Gothic" w:eastAsia="MS Gothic" w:hAnsi="MS Gothic" w:hint="eastAsia"/>
+                  </w:rPr>
+                  <w:t>☒</w:t>
                 </w:r>
               </w:sdtContent>
             </w:sdt>
@@ -6231,7 +6109,6 @@
                   <w14:uncheckedState w14:val="2610" w14:font="MS Gothic"/>
                 </w14:checkbox>
               </w:sdtPr>
-              <w:sdtEndPr/>
               <w:sdtContent>
                 <w:r>
                   <w:rPr>
@@ -6274,18 +6151,17 @@
               <w:sdtPr>
                 <w:id w:val="1909718004"/>
                 <w14:checkbox>
-                  <w14:checked w14:val="0"/>
-                  <w14:checkedState w14:val="2612" w14:font="MS Gothic"/>
-                  <w14:uncheckedState w14:val="2610" w14:font="MS Gothic"/>
-                </w14:checkbox>
-              </w:sdtPr>
-              <w:sdtEndPr/>
-              <w:sdtContent>
-                <w:r>
-                  <w:rPr>
-                    <w:rFonts w:ascii="MS Gothic" w:eastAsia="MS Gothic" w:hAnsi="MS Gothic" w:hint="eastAsia"/>
-                  </w:rPr>
-                  <w:t>☐</w:t>
+                  <w14:checked w14:val="1"/>
+                  <w14:checkedState w14:val="2612" w14:font="MS Gothic"/>
+                  <w14:uncheckedState w14:val="2610" w14:font="MS Gothic"/>
+                </w14:checkbox>
+              </w:sdtPr>
+              <w:sdtContent>
+                <w:r>
+                  <w:rPr>
+                    <w:rFonts w:ascii="MS Gothic" w:eastAsia="MS Gothic" w:hAnsi="MS Gothic" w:hint="eastAsia"/>
+                  </w:rPr>
+                  <w:t>☒</w:t>
                 </w:r>
               </w:sdtContent>
             </w:sdt>
@@ -6313,18 +6189,17 @@
               <w:sdtPr>
                 <w:id w:val="-642575372"/>
                 <w14:checkbox>
-                  <w14:checked w14:val="0"/>
-                  <w14:checkedState w14:val="2612" w14:font="MS Gothic"/>
-                  <w14:uncheckedState w14:val="2610" w14:font="MS Gothic"/>
-                </w14:checkbox>
-              </w:sdtPr>
-              <w:sdtEndPr/>
-              <w:sdtContent>
-                <w:r>
-                  <w:rPr>
-                    <w:rFonts w:ascii="MS Gothic" w:eastAsia="MS Gothic" w:hAnsi="MS Gothic" w:hint="eastAsia"/>
-                  </w:rPr>
-                  <w:t>☐</w:t>
+                  <w14:checked w14:val="1"/>
+                  <w14:checkedState w14:val="2612" w14:font="MS Gothic"/>
+                  <w14:uncheckedState w14:val="2610" w14:font="MS Gothic"/>
+                </w14:checkbox>
+              </w:sdtPr>
+              <w:sdtContent>
+                <w:r>
+                  <w:rPr>
+                    <w:rFonts w:ascii="MS Gothic" w:eastAsia="MS Gothic" w:hAnsi="MS Gothic" w:hint="eastAsia"/>
+                  </w:rPr>
+                  <w:t>☒</w:t>
                 </w:r>
               </w:sdtContent>
             </w:sdt>
@@ -6368,18 +6243,17 @@
                 </w:rPr>
                 <w:id w:val="-652226082"/>
                 <w14:checkbox>
-                  <w14:checked w14:val="0"/>
-                  <w14:checkedState w14:val="2612" w14:font="MS Gothic"/>
-                  <w14:uncheckedState w14:val="2610" w14:font="MS Gothic"/>
-                </w14:checkbox>
-              </w:sdtPr>
-              <w:sdtEndPr/>
-              <w:sdtContent>
-                <w:r>
-                  <w:rPr>
-                    <w:rFonts w:ascii="MS Gothic" w:eastAsia="MS Gothic" w:hAnsi="MS Gothic" w:hint="eastAsia"/>
-                  </w:rPr>
-                  <w:t>☐</w:t>
+                  <w14:checked w14:val="1"/>
+                  <w14:checkedState w14:val="2612" w14:font="MS Gothic"/>
+                  <w14:uncheckedState w14:val="2610" w14:font="MS Gothic"/>
+                </w14:checkbox>
+              </w:sdtPr>
+              <w:sdtContent>
+                <w:r>
+                  <w:rPr>
+                    <w:rFonts w:ascii="MS Gothic" w:eastAsia="MS Gothic" w:hAnsi="MS Gothic" w:hint="eastAsia"/>
+                  </w:rPr>
+                  <w:t>☒</w:t>
                 </w:r>
               </w:sdtContent>
             </w:sdt>
@@ -6415,18 +6289,17 @@
               <w:sdtPr>
                 <w:id w:val="-742721502"/>
                 <w14:checkbox>
-                  <w14:checked w14:val="0"/>
-                  <w14:checkedState w14:val="2612" w14:font="MS Gothic"/>
-                  <w14:uncheckedState w14:val="2610" w14:font="MS Gothic"/>
-                </w14:checkbox>
-              </w:sdtPr>
-              <w:sdtEndPr/>
-              <w:sdtContent>
-                <w:r>
-                  <w:rPr>
-                    <w:rFonts w:ascii="MS Gothic" w:eastAsia="MS Gothic" w:hAnsi="MS Gothic" w:hint="eastAsia"/>
-                  </w:rPr>
-                  <w:t>☐</w:t>
+                  <w14:checked w14:val="1"/>
+                  <w14:checkedState w14:val="2612" w14:font="MS Gothic"/>
+                  <w14:uncheckedState w14:val="2610" w14:font="MS Gothic"/>
+                </w14:checkbox>
+              </w:sdtPr>
+              <w:sdtContent>
+                <w:r>
+                  <w:rPr>
+                    <w:rFonts w:ascii="MS Gothic" w:eastAsia="MS Gothic" w:hAnsi="MS Gothic" w:hint="eastAsia"/>
+                  </w:rPr>
+                  <w:t>☒</w:t>
                 </w:r>
               </w:sdtContent>
             </w:sdt>
@@ -6464,7 +6337,6 @@
                   <w14:uncheckedState w14:val="2610" w14:font="MS Gothic"/>
                 </w14:checkbox>
               </w:sdtPr>
-              <w:sdtEndPr/>
               <w:sdtContent>
                 <w:r>
                   <w:rPr>
@@ -6507,18 +6379,17 @@
               <w:sdtPr>
                 <w:id w:val="-27030272"/>
                 <w14:checkbox>
-                  <w14:checked w14:val="0"/>
-                  <w14:checkedState w14:val="2612" w14:font="MS Gothic"/>
-                  <w14:uncheckedState w14:val="2610" w14:font="MS Gothic"/>
-                </w14:checkbox>
-              </w:sdtPr>
-              <w:sdtEndPr/>
-              <w:sdtContent>
-                <w:r>
-                  <w:rPr>
-                    <w:rFonts w:ascii="MS Gothic" w:eastAsia="MS Gothic" w:hAnsi="MS Gothic" w:hint="eastAsia"/>
-                  </w:rPr>
-                  <w:t>☐</w:t>
+                  <w14:checked w14:val="1"/>
+                  <w14:checkedState w14:val="2612" w14:font="MS Gothic"/>
+                  <w14:uncheckedState w14:val="2610" w14:font="MS Gothic"/>
+                </w14:checkbox>
+              </w:sdtPr>
+              <w:sdtContent>
+                <w:r>
+                  <w:rPr>
+                    <w:rFonts w:ascii="MS Gothic" w:eastAsia="MS Gothic" w:hAnsi="MS Gothic" w:hint="eastAsia"/>
+                  </w:rPr>
+                  <w:t>☒</w:t>
                 </w:r>
               </w:sdtContent>
             </w:sdt>
@@ -6543,18 +6414,17 @@
               <w:sdtPr>
                 <w:id w:val="1047643690"/>
                 <w14:checkbox>
-                  <w14:checked w14:val="0"/>
-                  <w14:checkedState w14:val="2612" w14:font="MS Gothic"/>
-                  <w14:uncheckedState w14:val="2610" w14:font="MS Gothic"/>
-                </w14:checkbox>
-              </w:sdtPr>
-              <w:sdtEndPr/>
-              <w:sdtContent>
-                <w:r>
-                  <w:rPr>
-                    <w:rFonts w:ascii="MS Gothic" w:eastAsia="MS Gothic" w:hAnsi="MS Gothic" w:hint="eastAsia"/>
-                  </w:rPr>
-                  <w:t>☐</w:t>
+                  <w14:checked w14:val="1"/>
+                  <w14:checkedState w14:val="2612" w14:font="MS Gothic"/>
+                  <w14:uncheckedState w14:val="2610" w14:font="MS Gothic"/>
+                </w14:checkbox>
+              </w:sdtPr>
+              <w:sdtContent>
+                <w:r>
+                  <w:rPr>
+                    <w:rFonts w:ascii="MS Gothic" w:eastAsia="MS Gothic" w:hAnsi="MS Gothic" w:hint="eastAsia"/>
+                  </w:rPr>
+                  <w:t>☒</w:t>
                 </w:r>
               </w:sdtContent>
             </w:sdt>
@@ -6595,18 +6465,17 @@
               <w:sdtPr>
                 <w:id w:val="1561746113"/>
                 <w14:checkbox>
-                  <w14:checked w14:val="0"/>
-                  <w14:checkedState w14:val="2612" w14:font="MS Gothic"/>
-                  <w14:uncheckedState w14:val="2610" w14:font="MS Gothic"/>
-                </w14:checkbox>
-              </w:sdtPr>
-              <w:sdtEndPr/>
-              <w:sdtContent>
-                <w:r>
-                  <w:rPr>
-                    <w:rFonts w:ascii="MS Gothic" w:eastAsia="MS Gothic" w:hAnsi="MS Gothic" w:hint="eastAsia"/>
-                  </w:rPr>
-                  <w:t>☐</w:t>
+                  <w14:checked w14:val="1"/>
+                  <w14:checkedState w14:val="2612" w14:font="MS Gothic"/>
+                  <w14:uncheckedState w14:val="2610" w14:font="MS Gothic"/>
+                </w14:checkbox>
+              </w:sdtPr>
+              <w:sdtContent>
+                <w:r>
+                  <w:rPr>
+                    <w:rFonts w:ascii="MS Gothic" w:eastAsia="MS Gothic" w:hAnsi="MS Gothic" w:hint="eastAsia"/>
+                  </w:rPr>
+                  <w:t>☒</w:t>
                 </w:r>
               </w:sdtContent>
             </w:sdt>
@@ -6644,7 +6513,6 @@
                   <w14:uncheckedState w14:val="2610" w14:font="MS Gothic"/>
                 </w14:checkbox>
               </w:sdtPr>
-              <w:sdtEndPr/>
               <w:sdtContent>
                 <w:r>
                   <w:rPr>
@@ -6691,7 +6559,6 @@
                   <w14:uncheckedState w14:val="2610" w14:font="MS Gothic"/>
                 </w14:checkbox>
               </w:sdtPr>
-              <w:sdtEndPr/>
               <w:sdtContent>
                 <w:r>
                   <w:rPr>
@@ -6738,7 +6605,6 @@
                   <w14:uncheckedState w14:val="2610" w14:font="MS Gothic"/>
                 </w14:checkbox>
               </w:sdtPr>
-              <w:sdtEndPr/>
               <w:sdtContent>
                 <w:r>
                   <w:rPr>
@@ -6774,7 +6640,6 @@
                   <w14:uncheckedState w14:val="2610" w14:font="MS Gothic"/>
                 </w14:checkbox>
               </w:sdtPr>
-              <w:sdtEndPr/>
               <w:sdtContent>
                 <w:r>
                   <w:rPr>
@@ -6840,18 +6705,17 @@
               <w:sdtPr>
                 <w:id w:val="633529087"/>
                 <w14:checkbox>
-                  <w14:checked w14:val="0"/>
-                  <w14:checkedState w14:val="2612" w14:font="MS Gothic"/>
-                  <w14:uncheckedState w14:val="2610" w14:font="MS Gothic"/>
-                </w14:checkbox>
-              </w:sdtPr>
-              <w:sdtEndPr/>
-              <w:sdtContent>
-                <w:r>
-                  <w:rPr>
-                    <w:rFonts w:ascii="MS Gothic" w:eastAsia="MS Gothic" w:hAnsi="MS Gothic" w:hint="eastAsia"/>
-                  </w:rPr>
-                  <w:t>☐</w:t>
+                  <w14:checked w14:val="1"/>
+                  <w14:checkedState w14:val="2612" w14:font="MS Gothic"/>
+                  <w14:uncheckedState w14:val="2610" w14:font="MS Gothic"/>
+                </w14:checkbox>
+              </w:sdtPr>
+              <w:sdtContent>
+                <w:r>
+                  <w:rPr>
+                    <w:rFonts w:ascii="MS Gothic" w:eastAsia="MS Gothic" w:hAnsi="MS Gothic" w:hint="eastAsia"/>
+                  </w:rPr>
+                  <w:t>☒</w:t>
                 </w:r>
               </w:sdtContent>
             </w:sdt>
@@ -6889,7 +6753,6 @@
                   <w14:uncheckedState w14:val="2610" w14:font="MS Gothic"/>
                 </w14:checkbox>
               </w:sdtPr>
-              <w:sdtEndPr/>
               <w:sdtContent>
                 <w:r>
                   <w:rPr>
@@ -6937,7 +6800,6 @@
                   <w14:uncheckedState w14:val="2610" w14:font="MS Gothic"/>
                 </w14:checkbox>
               </w:sdtPr>
-              <w:sdtEndPr/>
               <w:sdtContent>
                 <w:r>
                   <w:rPr>
@@ -6977,18 +6839,17 @@
               <w:sdtPr>
                 <w:id w:val="-1390719361"/>
                 <w14:checkbox>
-                  <w14:checked w14:val="0"/>
-                  <w14:checkedState w14:val="2612" w14:font="MS Gothic"/>
-                  <w14:uncheckedState w14:val="2610" w14:font="MS Gothic"/>
-                </w14:checkbox>
-              </w:sdtPr>
-              <w:sdtEndPr/>
-              <w:sdtContent>
-                <w:r>
-                  <w:rPr>
-                    <w:rFonts w:ascii="MS Gothic" w:eastAsia="MS Gothic" w:hAnsi="MS Gothic" w:hint="eastAsia"/>
-                  </w:rPr>
-                  <w:t>☐</w:t>
+                  <w14:checked w14:val="1"/>
+                  <w14:checkedState w14:val="2612" w14:font="MS Gothic"/>
+                  <w14:uncheckedState w14:val="2610" w14:font="MS Gothic"/>
+                </w14:checkbox>
+              </w:sdtPr>
+              <w:sdtContent>
+                <w:r>
+                  <w:rPr>
+                    <w:rFonts w:ascii="MS Gothic" w:eastAsia="MS Gothic" w:hAnsi="MS Gothic" w:hint="eastAsia"/>
+                  </w:rPr>
+                  <w:t>☒</w:t>
                 </w:r>
               </w:sdtContent>
             </w:sdt>
@@ -7017,18 +6878,17 @@
               <w:sdtPr>
                 <w:id w:val="-1734454304"/>
                 <w14:checkbox>
-                  <w14:checked w14:val="0"/>
-                  <w14:checkedState w14:val="2612" w14:font="MS Gothic"/>
-                  <w14:uncheckedState w14:val="2610" w14:font="MS Gothic"/>
-                </w14:checkbox>
-              </w:sdtPr>
-              <w:sdtEndPr/>
-              <w:sdtContent>
-                <w:r>
-                  <w:rPr>
-                    <w:rFonts w:ascii="MS Gothic" w:eastAsia="MS Gothic" w:hAnsi="MS Gothic" w:hint="eastAsia"/>
-                  </w:rPr>
-                  <w:t>☐</w:t>
+                  <w14:checked w14:val="1"/>
+                  <w14:checkedState w14:val="2612" w14:font="MS Gothic"/>
+                  <w14:uncheckedState w14:val="2610" w14:font="MS Gothic"/>
+                </w14:checkbox>
+              </w:sdtPr>
+              <w:sdtContent>
+                <w:r>
+                  <w:rPr>
+                    <w:rFonts w:ascii="MS Gothic" w:eastAsia="MS Gothic" w:hAnsi="MS Gothic" w:hint="eastAsia"/>
+                  </w:rPr>
+                  <w:t>☒</w:t>
                 </w:r>
               </w:sdtContent>
             </w:sdt>
@@ -7059,7 +6919,6 @@
                   <w14:uncheckedState w14:val="2610" w14:font="MS Gothic"/>
                 </w14:checkbox>
               </w:sdtPr>
-              <w:sdtEndPr/>
               <w:sdtContent>
                 <w:r>
                   <w:rPr>
@@ -7096,7 +6955,6 @@
                   <w14:uncheckedState w14:val="2610" w14:font="MS Gothic"/>
                 </w14:checkbox>
               </w:sdtPr>
-              <w:sdtEndPr/>
               <w:sdtContent>
                 <w:r>
                   <w:rPr>
@@ -7135,12 +6993,35 @@
               <w:sdtPr>
                 <w:id w:val="-2053756760"/>
                 <w14:checkbox>
+                  <w14:checked w14:val="1"/>
+                  <w14:checkedState w14:val="2612" w14:font="MS Gothic"/>
+                  <w14:uncheckedState w14:val="2610" w14:font="MS Gothic"/>
+                </w14:checkbox>
+              </w:sdtPr>
+              <w:sdtContent>
+                <w:r>
+                  <w:rPr>
+                    <w:rFonts w:ascii="MS Gothic" w:eastAsia="MS Gothic" w:hAnsi="MS Gothic" w:hint="eastAsia"/>
+                  </w:rPr>
+                  <w:t>☒</w:t>
+                </w:r>
+              </w:sdtContent>
+            </w:sdt>
+            <w:r>
+              <w:t>просеивател</w:t>
+            </w:r>
+            <w:r>
+              <w:t xml:space="preserve">и: </w:t>
+            </w:r>
+            <w:sdt>
+              <w:sdtPr>
+                <w:id w:val="-143354586"/>
+                <w14:checkbox>
                   <w14:checked w14:val="0"/>
                   <w14:checkedState w14:val="2612" w14:font="MS Gothic"/>
                   <w14:uncheckedState w14:val="2610" w14:font="MS Gothic"/>
                 </w14:checkbox>
               </w:sdtPr>
-              <w:sdtEndPr/>
               <w:sdtContent>
                 <w:r>
                   <w:rPr>
@@ -7151,43 +7032,17 @@
               </w:sdtContent>
             </w:sdt>
             <w:r>
-              <w:t>просеивател</w:t>
-            </w:r>
-            <w:r>
-              <w:t xml:space="preserve">и: </w:t>
-            </w:r>
-            <w:sdt>
-              <w:sdtPr>
-                <w:id w:val="-143354586"/>
+              <w:t xml:space="preserve">мука </w:t>
+            </w:r>
+            <w:sdt>
+              <w:sdtPr>
+                <w:id w:val="613639230"/>
                 <w14:checkbox>
                   <w14:checked w14:val="0"/>
                   <w14:checkedState w14:val="2612" w14:font="MS Gothic"/>
                   <w14:uncheckedState w14:val="2610" w14:font="MS Gothic"/>
                 </w14:checkbox>
               </w:sdtPr>
-              <w:sdtEndPr/>
-              <w:sdtContent>
-                <w:r>
-                  <w:rPr>
-                    <w:rFonts w:ascii="MS Gothic" w:eastAsia="MS Gothic" w:hAnsi="MS Gothic" w:hint="eastAsia"/>
-                  </w:rPr>
-                  <w:t>☐</w:t>
-                </w:r>
-              </w:sdtContent>
-            </w:sdt>
-            <w:r>
-              <w:t xml:space="preserve">мука </w:t>
-            </w:r>
-            <w:sdt>
-              <w:sdtPr>
-                <w:id w:val="613639230"/>
-                <w14:checkbox>
-                  <w14:checked w14:val="0"/>
-                  <w14:checkedState w14:val="2612" w14:font="MS Gothic"/>
-                  <w14:uncheckedState w14:val="2610" w14:font="MS Gothic"/>
-                </w14:checkbox>
-              </w:sdtPr>
-              <w:sdtEndPr/>
               <w:sdtContent>
                 <w:r>
                   <w:rPr>
@@ -7221,7 +7076,6 @@
               <w14:uncheckedState w14:val="2610" w14:font="MS Gothic"/>
             </w14:checkbox>
           </w:sdtPr>
-          <w:sdtEndPr/>
           <w:sdtContent>
             <w:tc>
               <w:tcPr>
@@ -7279,7 +7133,6 @@
                   <w14:uncheckedState w14:val="2610" w14:font="MS Gothic"/>
                 </w14:checkbox>
               </w:sdtPr>
-              <w:sdtEndPr/>
               <w:sdtContent>
                 <w:r>
                   <w:rPr>
@@ -7322,18 +7175,17 @@
               <w:sdtPr>
                 <w:id w:val="-377635609"/>
                 <w14:checkbox>
-                  <w14:checked w14:val="0"/>
-                  <w14:checkedState w14:val="2612" w14:font="MS Gothic"/>
-                  <w14:uncheckedState w14:val="2610" w14:font="MS Gothic"/>
-                </w14:checkbox>
-              </w:sdtPr>
-              <w:sdtEndPr/>
-              <w:sdtContent>
-                <w:r>
-                  <w:rPr>
-                    <w:rFonts w:ascii="MS Gothic" w:eastAsia="MS Gothic" w:hAnsi="MS Gothic" w:hint="eastAsia"/>
-                  </w:rPr>
-                  <w:t>☐</w:t>
+                  <w14:checked w14:val="1"/>
+                  <w14:checkedState w14:val="2612" w14:font="MS Gothic"/>
+                  <w14:uncheckedState w14:val="2610" w14:font="MS Gothic"/>
+                </w14:checkbox>
+              </w:sdtPr>
+              <w:sdtContent>
+                <w:r>
+                  <w:rPr>
+                    <w:rFonts w:ascii="MS Gothic" w:eastAsia="MS Gothic" w:hAnsi="MS Gothic" w:hint="eastAsia"/>
+                  </w:rPr>
+                  <w:t>☒</w:t>
                 </w:r>
               </w:sdtContent>
             </w:sdt>
@@ -7363,7 +7215,6 @@
                   <w14:uncheckedState w14:val="2610" w14:font="MS Gothic"/>
                 </w14:checkbox>
               </w:sdtPr>
-              <w:sdtEndPr/>
               <w:sdtContent>
                 <w:r>
                   <w:rPr>
@@ -7395,7 +7246,6 @@
                   <w14:uncheckedState w14:val="2610" w14:font="MS Gothic"/>
                 </w14:checkbox>
               </w:sdtPr>
-              <w:sdtEndPr/>
               <w:sdtContent>
                 <w:r>
                   <w:rPr>
@@ -7434,18 +7284,17 @@
               <w:sdtPr>
                 <w:id w:val="976184896"/>
                 <w14:checkbox>
-                  <w14:checked w14:val="0"/>
-                  <w14:checkedState w14:val="2612" w14:font="MS Gothic"/>
-                  <w14:uncheckedState w14:val="2610" w14:font="MS Gothic"/>
-                </w14:checkbox>
-              </w:sdtPr>
-              <w:sdtEndPr/>
-              <w:sdtContent>
-                <w:r>
-                  <w:rPr>
-                    <w:rFonts w:ascii="MS Gothic" w:eastAsia="MS Gothic" w:hAnsi="MS Gothic" w:hint="eastAsia"/>
-                  </w:rPr>
-                  <w:t>☐</w:t>
+                  <w14:checked w14:val="1"/>
+                  <w14:checkedState w14:val="2612" w14:font="MS Gothic"/>
+                  <w14:uncheckedState w14:val="2610" w14:font="MS Gothic"/>
+                </w14:checkbox>
+              </w:sdtPr>
+              <w:sdtContent>
+                <w:r>
+                  <w:rPr>
+                    <w:rFonts w:ascii="MS Gothic" w:eastAsia="MS Gothic" w:hAnsi="MS Gothic" w:hint="eastAsia"/>
+                  </w:rPr>
+                  <w:t>☒</w:t>
                 </w:r>
               </w:sdtContent>
             </w:sdt>
@@ -7476,7 +7325,6 @@
                   <w14:uncheckedState w14:val="2610" w14:font="MS Gothic"/>
                 </w14:checkbox>
               </w:sdtPr>
-              <w:sdtEndPr/>
               <w:sdtContent>
                 <w:r>
                   <w:rPr>
@@ -7510,7 +7358,6 @@
               <w14:uncheckedState w14:val="2610" w14:font="MS Gothic"/>
             </w14:checkbox>
           </w:sdtPr>
-          <w:sdtEndPr/>
           <w:sdtContent>
             <w:tc>
               <w:tcPr>
@@ -7581,18 +7428,17 @@
               <w:sdtPr>
                 <w:id w:val="-1104411461"/>
                 <w14:checkbox>
-                  <w14:checked w14:val="0"/>
-                  <w14:checkedState w14:val="2612" w14:font="MS Gothic"/>
-                  <w14:uncheckedState w14:val="2610" w14:font="MS Gothic"/>
-                </w14:checkbox>
-              </w:sdtPr>
-              <w:sdtEndPr/>
-              <w:sdtContent>
-                <w:r>
-                  <w:rPr>
-                    <w:rFonts w:ascii="MS Gothic" w:eastAsia="MS Gothic" w:hAnsi="MS Gothic" w:hint="eastAsia"/>
-                  </w:rPr>
-                  <w:t>☐</w:t>
+                  <w14:checked w14:val="1"/>
+                  <w14:checkedState w14:val="2612" w14:font="MS Gothic"/>
+                  <w14:uncheckedState w14:val="2610" w14:font="MS Gothic"/>
+                </w14:checkbox>
+              </w:sdtPr>
+              <w:sdtContent>
+                <w:r>
+                  <w:rPr>
+                    <w:rFonts w:ascii="MS Gothic" w:eastAsia="MS Gothic" w:hAnsi="MS Gothic" w:hint="eastAsia"/>
+                  </w:rPr>
+                  <w:t>☒</w:t>
                 </w:r>
               </w:sdtContent>
             </w:sdt>
@@ -7619,7 +7465,6 @@
                   <w14:uncheckedState w14:val="2610" w14:font="MS Gothic"/>
                 </w14:checkbox>
               </w:sdtPr>
-              <w:sdtEndPr/>
               <w:sdtContent>
                 <w:r>
                   <w:rPr>
@@ -7658,18 +7503,17 @@
               <w:sdtPr>
                 <w:id w:val="1852289813"/>
                 <w14:checkbox>
-                  <w14:checked w14:val="0"/>
-                  <w14:checkedState w14:val="2612" w14:font="MS Gothic"/>
-                  <w14:uncheckedState w14:val="2610" w14:font="MS Gothic"/>
-                </w14:checkbox>
-              </w:sdtPr>
-              <w:sdtEndPr/>
-              <w:sdtContent>
-                <w:r>
-                  <w:rPr>
-                    <w:rFonts w:ascii="MS Gothic" w:eastAsia="MS Gothic" w:hAnsi="MS Gothic" w:hint="eastAsia"/>
-                  </w:rPr>
-                  <w:t>☐</w:t>
+                  <w14:checked w14:val="1"/>
+                  <w14:checkedState w14:val="2612" w14:font="MS Gothic"/>
+                  <w14:uncheckedState w14:val="2610" w14:font="MS Gothic"/>
+                </w14:checkbox>
+              </w:sdtPr>
+              <w:sdtContent>
+                <w:r>
+                  <w:rPr>
+                    <w:rFonts w:ascii="MS Gothic" w:eastAsia="MS Gothic" w:hAnsi="MS Gothic" w:hint="eastAsia"/>
+                  </w:rPr>
+                  <w:t>☒</w:t>
                 </w:r>
               </w:sdtContent>
             </w:sdt>
@@ -7697,7 +7541,6 @@
               <w14:uncheckedState w14:val="2610" w14:font="MS Gothic"/>
             </w14:checkbox>
           </w:sdtPr>
-          <w:sdtEndPr/>
           <w:sdtContent>
             <w:tc>
               <w:tcPr>
@@ -7760,7 +7603,6 @@
                   <w14:uncheckedState w14:val="2610" w14:font="MS Gothic"/>
                 </w14:checkbox>
               </w:sdtPr>
-              <w:sdtEndPr/>
               <w:sdtContent>
                 <w:r>
                   <w:rPr>
@@ -7802,7 +7644,6 @@
                   <w14:uncheckedState w14:val="2610" w14:font="MS Gothic"/>
                 </w14:checkbox>
               </w:sdtPr>
-              <w:sdtEndPr/>
               <w:sdtContent>
                 <w:r>
                   <w:rPr>
@@ -7845,18 +7686,17 @@
               <w:sdtPr>
                 <w:id w:val="-1051689656"/>
                 <w14:checkbox>
-                  <w14:checked w14:val="0"/>
-                  <w14:checkedState w14:val="2612" w14:font="MS Gothic"/>
-                  <w14:uncheckedState w14:val="2610" w14:font="MS Gothic"/>
-                </w14:checkbox>
-              </w:sdtPr>
-              <w:sdtEndPr/>
-              <w:sdtContent>
-                <w:r>
-                  <w:rPr>
-                    <w:rFonts w:ascii="MS Gothic" w:eastAsia="MS Gothic" w:hAnsi="MS Gothic" w:hint="eastAsia"/>
-                  </w:rPr>
-                  <w:t>☐</w:t>
+                  <w14:checked w14:val="1"/>
+                  <w14:checkedState w14:val="2612" w14:font="MS Gothic"/>
+                  <w14:uncheckedState w14:val="2610" w14:font="MS Gothic"/>
+                </w14:checkbox>
+              </w:sdtPr>
+              <w:sdtContent>
+                <w:r>
+                  <w:rPr>
+                    <w:rFonts w:ascii="MS Gothic" w:eastAsia="MS Gothic" w:hAnsi="MS Gothic" w:hint="eastAsia"/>
+                  </w:rPr>
+                  <w:t>☒</w:t>
                 </w:r>
               </w:sdtContent>
             </w:sdt>
@@ -7886,18 +7726,17 @@
               <w:sdtPr>
                 <w:id w:val="-1915078076"/>
                 <w14:checkbox>
-                  <w14:checked w14:val="0"/>
-                  <w14:checkedState w14:val="2612" w14:font="MS Gothic"/>
-                  <w14:uncheckedState w14:val="2610" w14:font="MS Gothic"/>
-                </w14:checkbox>
-              </w:sdtPr>
-              <w:sdtEndPr/>
-              <w:sdtContent>
-                <w:r>
-                  <w:rPr>
-                    <w:rFonts w:ascii="MS Gothic" w:eastAsia="MS Gothic" w:hAnsi="MS Gothic" w:hint="eastAsia"/>
-                  </w:rPr>
-                  <w:t>☐</w:t>
+                  <w14:checked w14:val="1"/>
+                  <w14:checkedState w14:val="2612" w14:font="MS Gothic"/>
+                  <w14:uncheckedState w14:val="2610" w14:font="MS Gothic"/>
+                </w14:checkbox>
+              </w:sdtPr>
+              <w:sdtContent>
+                <w:r>
+                  <w:rPr>
+                    <w:rFonts w:ascii="MS Gothic" w:eastAsia="MS Gothic" w:hAnsi="MS Gothic" w:hint="eastAsia"/>
+                  </w:rPr>
+                  <w:t>☒</w:t>
                 </w:r>
               </w:sdtContent>
             </w:sdt>
@@ -7957,18 +7796,17 @@
               <w:sdtPr>
                 <w:id w:val="-1817634417"/>
                 <w14:checkbox>
-                  <w14:checked w14:val="0"/>
-                  <w14:checkedState w14:val="2612" w14:font="MS Gothic"/>
-                  <w14:uncheckedState w14:val="2610" w14:font="MS Gothic"/>
-                </w14:checkbox>
-              </w:sdtPr>
-              <w:sdtEndPr/>
-              <w:sdtContent>
-                <w:r>
-                  <w:rPr>
-                    <w:rFonts w:ascii="MS Gothic" w:eastAsia="MS Gothic" w:hAnsi="MS Gothic" w:hint="eastAsia"/>
-                  </w:rPr>
-                  <w:t>☐</w:t>
+                  <w14:checked w14:val="1"/>
+                  <w14:checkedState w14:val="2612" w14:font="MS Gothic"/>
+                  <w14:uncheckedState w14:val="2610" w14:font="MS Gothic"/>
+                </w14:checkbox>
+              </w:sdtPr>
+              <w:sdtContent>
+                <w:r>
+                  <w:rPr>
+                    <w:rFonts w:ascii="MS Gothic" w:eastAsia="MS Gothic" w:hAnsi="MS Gothic" w:hint="eastAsia"/>
+                  </w:rPr>
+                  <w:t>☒</w:t>
                 </w:r>
               </w:sdtContent>
             </w:sdt>
@@ -7996,7 +7834,6 @@
               <w14:uncheckedState w14:val="2610" w14:font="MS Gothic"/>
             </w14:checkbox>
           </w:sdtPr>
-          <w:sdtEndPr/>
           <w:sdtContent>
             <w:tc>
               <w:tcPr>
@@ -8049,18 +7886,17 @@
               <w:sdtPr>
                 <w:id w:val="-1043672507"/>
                 <w14:checkbox>
-                  <w14:checked w14:val="0"/>
-                  <w14:checkedState w14:val="2612" w14:font="MS Gothic"/>
-                  <w14:uncheckedState w14:val="2610" w14:font="MS Gothic"/>
-                </w14:checkbox>
-              </w:sdtPr>
-              <w:sdtEndPr/>
-              <w:sdtContent>
-                <w:r>
-                  <w:rPr>
-                    <w:rFonts w:ascii="MS Gothic" w:eastAsia="MS Gothic" w:hAnsi="MS Gothic" w:hint="eastAsia"/>
-                  </w:rPr>
-                  <w:t>☐</w:t>
+                  <w14:checked w14:val="1"/>
+                  <w14:checkedState w14:val="2612" w14:font="MS Gothic"/>
+                  <w14:uncheckedState w14:val="2610" w14:font="MS Gothic"/>
+                </w14:checkbox>
+              </w:sdtPr>
+              <w:sdtContent>
+                <w:r>
+                  <w:rPr>
+                    <w:rFonts w:ascii="MS Gothic" w:eastAsia="MS Gothic" w:hAnsi="MS Gothic" w:hint="eastAsia"/>
+                  </w:rPr>
+                  <w:t>☒</w:t>
                 </w:r>
               </w:sdtContent>
             </w:sdt>
@@ -8085,18 +7921,17 @@
               <w:sdtPr>
                 <w:id w:val="255028364"/>
                 <w14:checkbox>
-                  <w14:checked w14:val="0"/>
-                  <w14:checkedState w14:val="2612" w14:font="MS Gothic"/>
-                  <w14:uncheckedState w14:val="2610" w14:font="MS Gothic"/>
-                </w14:checkbox>
-              </w:sdtPr>
-              <w:sdtEndPr/>
-              <w:sdtContent>
-                <w:r>
-                  <w:rPr>
-                    <w:rFonts w:ascii="MS Gothic" w:eastAsia="MS Gothic" w:hAnsi="MS Gothic" w:hint="eastAsia"/>
-                  </w:rPr>
-                  <w:t>☐</w:t>
+                  <w14:checked w14:val="1"/>
+                  <w14:checkedState w14:val="2612" w14:font="MS Gothic"/>
+                  <w14:uncheckedState w14:val="2610" w14:font="MS Gothic"/>
+                </w14:checkbox>
+              </w:sdtPr>
+              <w:sdtContent>
+                <w:r>
+                  <w:rPr>
+                    <w:rFonts w:ascii="MS Gothic" w:eastAsia="MS Gothic" w:hAnsi="MS Gothic" w:hint="eastAsia"/>
+                  </w:rPr>
+                  <w:t>☒</w:t>
                 </w:r>
               </w:sdtContent>
             </w:sdt>
@@ -8164,18 +7999,17 @@
               <w:sdtPr>
                 <w:id w:val="-1199396743"/>
                 <w14:checkbox>
-                  <w14:checked w14:val="0"/>
-                  <w14:checkedState w14:val="2612" w14:font="MS Gothic"/>
-                  <w14:uncheckedState w14:val="2610" w14:font="MS Gothic"/>
-                </w14:checkbox>
-              </w:sdtPr>
-              <w:sdtEndPr/>
-              <w:sdtContent>
-                <w:r>
-                  <w:rPr>
-                    <w:rFonts w:ascii="MS Gothic" w:eastAsia="MS Gothic" w:hAnsi="MS Gothic" w:hint="eastAsia"/>
-                  </w:rPr>
-                  <w:t>☐</w:t>
+                  <w14:checked w14:val="1"/>
+                  <w14:checkedState w14:val="2612" w14:font="MS Gothic"/>
+                  <w14:uncheckedState w14:val="2610" w14:font="MS Gothic"/>
+                </w14:checkbox>
+              </w:sdtPr>
+              <w:sdtContent>
+                <w:r>
+                  <w:rPr>
+                    <w:rFonts w:ascii="MS Gothic" w:eastAsia="MS Gothic" w:hAnsi="MS Gothic" w:hint="eastAsia"/>
+                  </w:rPr>
+                  <w:t>☒</w:t>
                 </w:r>
               </w:sdtContent>
             </w:sdt>
@@ -8186,18 +8020,17 @@
               <w:sdtPr>
                 <w:id w:val="-1704017817"/>
                 <w14:checkbox>
-                  <w14:checked w14:val="0"/>
-                  <w14:checkedState w14:val="2612" w14:font="MS Gothic"/>
-                  <w14:uncheckedState w14:val="2610" w14:font="MS Gothic"/>
-                </w14:checkbox>
-              </w:sdtPr>
-              <w:sdtEndPr/>
-              <w:sdtContent>
-                <w:r>
-                  <w:rPr>
-                    <w:rFonts w:ascii="MS Gothic" w:eastAsia="MS Gothic" w:hAnsi="MS Gothic" w:hint="eastAsia"/>
-                  </w:rPr>
-                  <w:t>☐</w:t>
+                  <w14:checked w14:val="1"/>
+                  <w14:checkedState w14:val="2612" w14:font="MS Gothic"/>
+                  <w14:uncheckedState w14:val="2610" w14:font="MS Gothic"/>
+                </w14:checkbox>
+              </w:sdtPr>
+              <w:sdtContent>
+                <w:r>
+                  <w:rPr>
+                    <w:rFonts w:ascii="MS Gothic" w:eastAsia="MS Gothic" w:hAnsi="MS Gothic" w:hint="eastAsia"/>
+                  </w:rPr>
+                  <w:t>☒</w:t>
                 </w:r>
               </w:sdtContent>
             </w:sdt>
@@ -8235,7 +8068,6 @@
                   <w14:uncheckedState w14:val="2610" w14:font="MS Gothic"/>
                 </w14:checkbox>
               </w:sdtPr>
-              <w:sdtEndPr/>
               <w:sdtContent>
                 <w:r>
                   <w:rPr>
@@ -8272,7 +8104,6 @@
               <w14:uncheckedState w14:val="2610" w14:font="MS Gothic"/>
             </w14:checkbox>
           </w:sdtPr>
-          <w:sdtEndPr/>
           <w:sdtContent>
             <w:tc>
               <w:tcPr>
@@ -8327,7 +8158,6 @@
                   <w14:uncheckedState w14:val="2610" w14:font="MS Gothic"/>
                 </w14:checkbox>
               </w:sdtPr>
-              <w:sdtEndPr/>
               <w:sdtContent>
                 <w:r>
                   <w:rPr>
@@ -8415,7 +8245,6 @@
               <w14:uncheckedState w14:val="2610" w14:font="MS Gothic"/>
             </w14:checkbox>
           </w:sdtPr>
-          <w:sdtEndPr/>
           <w:sdtContent>
             <w:tc>
               <w:tcPr>
@@ -8456,7 +8285,6 @@
               <w14:uncheckedState w14:val="2610" w14:font="MS Gothic"/>
             </w14:checkbox>
           </w:sdtPr>
-          <w:sdtEndPr/>
           <w:sdtContent>
             <w:tc>
               <w:tcPr>
@@ -8547,7 +8375,6 @@
               <w14:uncheckedState w14:val="2610" w14:font="MS Gothic"/>
             </w14:checkbox>
           </w:sdtPr>
-          <w:sdtEndPr/>
           <w:sdtContent>
             <w:tc>
               <w:tcPr>
@@ -8588,7 +8415,6 @@
               <w14:uncheckedState w14:val="2610" w14:font="MS Gothic"/>
             </w14:checkbox>
           </w:sdtPr>
-          <w:sdtEndPr/>
           <w:sdtContent>
             <w:tc>
               <w:tcPr>
@@ -8643,7 +8469,6 @@
                   <w14:uncheckedState w14:val="2610" w14:font="MS Gothic"/>
                 </w14:checkbox>
               </w:sdtPr>
-              <w:sdtEndPr/>
               <w:sdtContent>
                 <w:r>
                   <w:rPr>
@@ -8683,7 +8508,6 @@
                   <w14:uncheckedState w14:val="2610" w14:font="MS Gothic"/>
                 </w14:checkbox>
               </w:sdtPr>
-              <w:sdtEndPr/>
               <w:sdtContent>
                 <w:r>
                   <w:rPr>
@@ -8741,7 +8565,6 @@
                   <w14:uncheckedState w14:val="2610" w14:font="MS Gothic"/>
                 </w14:checkbox>
               </w:sdtPr>
-              <w:sdtEndPr/>
               <w:sdtContent>
                 <w:r>
                   <w:rPr>
@@ -8766,7 +8589,6 @@
                   <w14:uncheckedState w14:val="2610" w14:font="MS Gothic"/>
                 </w14:checkbox>
               </w:sdtPr>
-              <w:sdtEndPr/>
               <w:sdtContent>
                 <w:r>
                   <w:rPr>
@@ -8788,7 +8610,6 @@
                   <w14:uncheckedState w14:val="2610" w14:font="MS Gothic"/>
                 </w14:checkbox>
               </w:sdtPr>
-              <w:sdtEndPr/>
               <w:sdtContent>
                 <w:r>
                   <w:rPr>
@@ -8810,7 +8631,6 @@
                   <w14:uncheckedState w14:val="2610" w14:font="MS Gothic"/>
                 </w14:checkbox>
               </w:sdtPr>
-              <w:sdtEndPr/>
               <w:sdtContent>
                 <w:r>
                   <w:rPr>
@@ -8847,7 +8667,6 @@
               <w14:uncheckedState w14:val="2610" w14:font="MS Gothic"/>
             </w14:checkbox>
           </w:sdtPr>
-          <w:sdtEndPr/>
           <w:sdtContent>
             <w:tc>
               <w:tcPr>
@@ -8888,7 +8707,6 @@
               <w14:uncheckedState w14:val="2610" w14:font="MS Gothic"/>
             </w14:checkbox>
           </w:sdtPr>
-          <w:sdtEndPr/>
           <w:sdtContent>
             <w:tc>
               <w:tcPr>
@@ -8947,7 +8765,6 @@
                   <w14:uncheckedState w14:val="2610" w14:font="MS Gothic"/>
                 </w14:checkbox>
               </w:sdtPr>
-              <w:sdtEndPr/>
               <w:sdtContent>
                 <w:r>
                   <w:rPr>
@@ -9000,18 +8817,17 @@
               <w:sdtPr>
                 <w:id w:val="-372848325"/>
                 <w14:checkbox>
-                  <w14:checked w14:val="0"/>
-                  <w14:checkedState w14:val="2612" w14:font="MS Gothic"/>
-                  <w14:uncheckedState w14:val="2610" w14:font="MS Gothic"/>
-                </w14:checkbox>
-              </w:sdtPr>
-              <w:sdtEndPr/>
-              <w:sdtContent>
-                <w:r>
-                  <w:rPr>
-                    <w:rFonts w:ascii="MS Gothic" w:eastAsia="MS Gothic" w:hAnsi="MS Gothic" w:cs="MS Gothic" w:hint="eastAsia"/>
-                  </w:rPr>
-                  <w:t>☐</w:t>
+                  <w14:checked w14:val="1"/>
+                  <w14:checkedState w14:val="2612" w14:font="MS Gothic"/>
+                  <w14:uncheckedState w14:val="2610" w14:font="MS Gothic"/>
+                </w14:checkbox>
+              </w:sdtPr>
+              <w:sdtContent>
+                <w:r>
+                  <w:rPr>
+                    <w:rFonts w:ascii="MS Gothic" w:eastAsia="MS Gothic" w:hAnsi="MS Gothic" w:hint="eastAsia"/>
+                  </w:rPr>
+                  <w:t>☒</w:t>
                 </w:r>
               </w:sdtContent>
             </w:sdt>
@@ -9042,7 +8858,6 @@
               <w14:uncheckedState w14:val="2610" w14:font="MS Gothic"/>
             </w14:checkbox>
           </w:sdtPr>
-          <w:sdtEndPr/>
           <w:sdtContent>
             <w:tc>
               <w:tcPr>
@@ -9083,7 +8898,6 @@
               <w14:uncheckedState w14:val="2610" w14:font="MS Gothic"/>
             </w14:checkbox>
           </w:sdtPr>
-          <w:sdtEndPr/>
           <w:sdtContent>
             <w:tc>
               <w:tcPr>
@@ -9138,7 +8952,6 @@
                   <w14:uncheckedState w14:val="2610" w14:font="MS Gothic"/>
                 </w14:checkbox>
               </w:sdtPr>
-              <w:sdtEndPr/>
               <w:sdtContent>
                 <w:r>
                   <w:rPr>
@@ -9182,18 +8995,17 @@
               <w:sdtPr>
                 <w:id w:val="886144730"/>
                 <w14:checkbox>
-                  <w14:checked w14:val="0"/>
-                  <w14:checkedState w14:val="2612" w14:font="MS Gothic"/>
-                  <w14:uncheckedState w14:val="2610" w14:font="MS Gothic"/>
-                </w14:checkbox>
-              </w:sdtPr>
-              <w:sdtEndPr/>
-              <w:sdtContent>
-                <w:r>
-                  <w:rPr>
-                    <w:rFonts w:ascii="MS Gothic" w:eastAsia="MS Gothic" w:hAnsi="MS Gothic" w:cs="MS Gothic" w:hint="eastAsia"/>
-                  </w:rPr>
-                  <w:t>☐</w:t>
+                  <w14:checked w14:val="1"/>
+                  <w14:checkedState w14:val="2612" w14:font="MS Gothic"/>
+                  <w14:uncheckedState w14:val="2610" w14:font="MS Gothic"/>
+                </w14:checkbox>
+              </w:sdtPr>
+              <w:sdtContent>
+                <w:r>
+                  <w:rPr>
+                    <w:rFonts w:ascii="MS Gothic" w:eastAsia="MS Gothic" w:hAnsi="MS Gothic" w:hint="eastAsia"/>
+                  </w:rPr>
+                  <w:t>☒</w:t>
                 </w:r>
               </w:sdtContent>
             </w:sdt>
@@ -9232,7 +9044,6 @@
                   <w14:uncheckedState w14:val="2610" w14:font="MS Gothic"/>
                 </w14:checkbox>
               </w:sdtPr>
-              <w:sdtEndPr/>
               <w:sdtContent>
                 <w:r>
                   <w:rPr>
@@ -9269,7 +9080,6 @@
               <w14:uncheckedState w14:val="2610" w14:font="MS Gothic"/>
             </w14:checkbox>
           </w:sdtPr>
-          <w:sdtEndPr/>
           <w:sdtContent>
             <w:tc>
               <w:tcPr>
@@ -9311,7 +9121,6 @@
               <w14:uncheckedState w14:val="2610" w14:font="MS Gothic"/>
             </w14:checkbox>
           </w:sdtPr>
-          <w:sdtEndPr/>
           <w:sdtContent>
             <w:tc>
               <w:tcPr>
@@ -9367,7 +9176,6 @@
                   <w14:uncheckedState w14:val="2610" w14:font="MS Gothic"/>
                 </w14:checkbox>
               </w:sdtPr>
-              <w:sdtEndPr/>
               <w:sdtContent>
                 <w:r>
                   <w:rPr>
@@ -9403,7 +9211,6 @@
                   <w14:uncheckedState w14:val="2610" w14:font="MS Gothic"/>
                 </w14:checkbox>
               </w:sdtPr>
-              <w:sdtEndPr/>
               <w:sdtContent>
                 <w:r>
                   <w:rPr>
@@ -9447,18 +9254,17 @@
               <w:sdtPr>
                 <w:id w:val="24534269"/>
                 <w14:checkbox>
-                  <w14:checked w14:val="0"/>
-                  <w14:checkedState w14:val="2612" w14:font="MS Gothic"/>
-                  <w14:uncheckedState w14:val="2610" w14:font="MS Gothic"/>
-                </w14:checkbox>
-              </w:sdtPr>
-              <w:sdtEndPr/>
-              <w:sdtContent>
-                <w:r>
-                  <w:rPr>
-                    <w:rFonts w:ascii="MS Gothic" w:eastAsia="MS Gothic" w:hAnsi="MS Gothic" w:cs="MS Gothic" w:hint="eastAsia"/>
-                  </w:rPr>
-                  <w:t>☐</w:t>
+                  <w14:checked w14:val="1"/>
+                  <w14:checkedState w14:val="2612" w14:font="MS Gothic"/>
+                  <w14:uncheckedState w14:val="2610" w14:font="MS Gothic"/>
+                </w14:checkbox>
+              </w:sdtPr>
+              <w:sdtContent>
+                <w:r>
+                  <w:rPr>
+                    <w:rFonts w:ascii="MS Gothic" w:eastAsia="MS Gothic" w:hAnsi="MS Gothic" w:hint="eastAsia"/>
+                  </w:rPr>
+                  <w:t>☒</w:t>
                 </w:r>
               </w:sdtContent>
             </w:sdt>
@@ -9558,18 +9364,17 @@
               <w:sdtPr>
                 <w:id w:val="1193961500"/>
                 <w14:checkbox>
-                  <w14:checked w14:val="0"/>
-                  <w14:checkedState w14:val="2612" w14:font="MS Gothic"/>
-                  <w14:uncheckedState w14:val="2610" w14:font="MS Gothic"/>
-                </w14:checkbox>
-              </w:sdtPr>
-              <w:sdtEndPr/>
-              <w:sdtContent>
-                <w:r>
-                  <w:rPr>
-                    <w:rFonts w:ascii="MS Gothic" w:eastAsia="MS Gothic" w:hAnsi="MS Gothic" w:cs="MS Gothic" w:hint="eastAsia"/>
-                  </w:rPr>
-                  <w:t>☐</w:t>
+                  <w14:checked w14:val="1"/>
+                  <w14:checkedState w14:val="2612" w14:font="MS Gothic"/>
+                  <w14:uncheckedState w14:val="2610" w14:font="MS Gothic"/>
+                </w14:checkbox>
+              </w:sdtPr>
+              <w:sdtContent>
+                <w:r>
+                  <w:rPr>
+                    <w:rFonts w:ascii="MS Gothic" w:eastAsia="MS Gothic" w:hAnsi="MS Gothic" w:hint="eastAsia"/>
+                  </w:rPr>
+                  <w:t>☒</w:t>
                 </w:r>
               </w:sdtContent>
             </w:sdt>
@@ -9599,7 +9404,6 @@
                   <w14:uncheckedState w14:val="2610" w14:font="MS Gothic"/>
                 </w14:checkbox>
               </w:sdtPr>
-              <w:sdtEndPr/>
               <w:sdtContent>
                 <w:r>
                   <w:rPr>
@@ -9736,18 +9540,17 @@
               <w:sdtPr>
                 <w:id w:val="1346061944"/>
                 <w14:checkbox>
-                  <w14:checked w14:val="0"/>
-                  <w14:checkedState w14:val="2612" w14:font="MS Gothic"/>
-                  <w14:uncheckedState w14:val="2610" w14:font="MS Gothic"/>
-                </w14:checkbox>
-              </w:sdtPr>
-              <w:sdtEndPr/>
-              <w:sdtContent>
-                <w:r>
-                  <w:rPr>
-                    <w:rFonts w:ascii="MS Gothic" w:eastAsia="MS Gothic" w:hAnsi="MS Gothic" w:cs="MS Gothic" w:hint="eastAsia"/>
-                  </w:rPr>
-                  <w:t>☐</w:t>
+                  <w14:checked w14:val="1"/>
+                  <w14:checkedState w14:val="2612" w14:font="MS Gothic"/>
+                  <w14:uncheckedState w14:val="2610" w14:font="MS Gothic"/>
+                </w14:checkbox>
+              </w:sdtPr>
+              <w:sdtContent>
+                <w:r>
+                  <w:rPr>
+                    <w:rFonts w:ascii="MS Gothic" w:eastAsia="MS Gothic" w:hAnsi="MS Gothic" w:hint="eastAsia"/>
+                  </w:rPr>
+                  <w:t>☒</w:t>
                 </w:r>
               </w:sdtContent>
             </w:sdt>
@@ -9972,18 +9775,17 @@
               <w:sdtPr>
                 <w:id w:val="2041160684"/>
                 <w14:checkbox>
-                  <w14:checked w14:val="0"/>
-                  <w14:checkedState w14:val="2612" w14:font="MS Gothic"/>
-                  <w14:uncheckedState w14:val="2610" w14:font="MS Gothic"/>
-                </w14:checkbox>
-              </w:sdtPr>
-              <w:sdtEndPr/>
-              <w:sdtContent>
-                <w:r>
-                  <w:rPr>
-                    <w:rFonts w:ascii="MS Gothic" w:eastAsia="MS Gothic" w:hAnsi="MS Gothic" w:hint="eastAsia"/>
-                  </w:rPr>
-                  <w:t>☐</w:t>
+                  <w14:checked w14:val="1"/>
+                  <w14:checkedState w14:val="2612" w14:font="MS Gothic"/>
+                  <w14:uncheckedState w14:val="2610" w14:font="MS Gothic"/>
+                </w14:checkbox>
+              </w:sdtPr>
+              <w:sdtContent>
+                <w:r>
+                  <w:rPr>
+                    <w:rFonts w:ascii="MS Gothic" w:eastAsia="MS Gothic" w:hAnsi="MS Gothic" w:hint="eastAsia"/>
+                  </w:rPr>
+                  <w:t>☒</w:t>
                 </w:r>
               </w:sdtContent>
             </w:sdt>
@@ -10017,7 +9819,6 @@
                   <w14:uncheckedState w14:val="2610" w14:font="MS Gothic"/>
                 </w14:checkbox>
               </w:sdtPr>
-              <w:sdtEndPr/>
               <w:sdtContent>
                 <w:r>
                   <w:rPr>
@@ -10054,7 +9855,6 @@
                   <w14:uncheckedState w14:val="2610" w14:font="MS Gothic"/>
                 </w14:checkbox>
               </w:sdtPr>
-              <w:sdtEndPr/>
               <w:sdtContent>
                 <w:r>
                   <w:rPr>
@@ -10094,7 +9894,6 @@
                   <w14:uncheckedState w14:val="2610" w14:font="MS Gothic"/>
                 </w14:checkbox>
               </w:sdtPr>
-              <w:sdtEndPr/>
               <w:sdtContent>
                 <w:r>
                   <w:rPr>
@@ -10217,7 +10016,6 @@
                   <w14:uncheckedState w14:val="2610" w14:font="MS Gothic"/>
                 </w14:checkbox>
               </w:sdtPr>
-              <w:sdtEndPr/>
               <w:sdtContent>
                 <w:r>
                   <w:rPr>
@@ -10254,7 +10052,6 @@
                   <w14:uncheckedState w14:val="2610" w14:font="MS Gothic"/>
                 </w14:checkbox>
               </w:sdtPr>
-              <w:sdtEndPr/>
               <w:sdtContent>
                 <w:r>
                   <w:rPr>
@@ -10291,7 +10088,6 @@
                   <w14:uncheckedState w14:val="2610" w14:font="MS Gothic"/>
                 </w14:checkbox>
               </w:sdtPr>
-              <w:sdtEndPr/>
               <w:sdtContent>
                 <w:r>
                   <w:rPr>
@@ -10330,7 +10126,6 @@
                   <w14:uncheckedState w14:val="2610" w14:font="MS Gothic"/>
                 </w14:checkbox>
               </w:sdtPr>
-              <w:sdtEndPr/>
               <w:sdtContent>
                 <w:r>
                   <w:rPr>
@@ -10452,7 +10247,6 @@
                   <w14:uncheckedState w14:val="2610" w14:font="MS Gothic"/>
                 </w14:checkbox>
               </w:sdtPr>
-              <w:sdtEndPr/>
               <w:sdtContent>
                 <w:r>
                   <w:rPr>
@@ -10494,7 +10288,6 @@
                   <w14:uncheckedState w14:val="2610" w14:font="MS Gothic"/>
                 </w14:checkbox>
               </w:sdtPr>
-              <w:sdtEndPr/>
               <w:sdtContent>
                 <w:r>
                   <w:rPr>
@@ -10711,18 +10504,17 @@
               <w:sdtPr>
                 <w:id w:val="465621355"/>
                 <w14:checkbox>
-                  <w14:checked w14:val="0"/>
-                  <w14:checkedState w14:val="2612" w14:font="MS Gothic"/>
-                  <w14:uncheckedState w14:val="2610" w14:font="MS Gothic"/>
-                </w14:checkbox>
-              </w:sdtPr>
-              <w:sdtEndPr/>
-              <w:sdtContent>
-                <w:r>
-                  <w:rPr>
-                    <w:rFonts w:ascii="MS Gothic" w:eastAsia="MS Gothic" w:hAnsi="MS Gothic" w:hint="eastAsia"/>
-                  </w:rPr>
-                  <w:t>☐</w:t>
+                  <w14:checked w14:val="1"/>
+                  <w14:checkedState w14:val="2612" w14:font="MS Gothic"/>
+                  <w14:uncheckedState w14:val="2610" w14:font="MS Gothic"/>
+                </w14:checkbox>
+              </w:sdtPr>
+              <w:sdtContent>
+                <w:r>
+                  <w:rPr>
+                    <w:rFonts w:ascii="MS Gothic" w:eastAsia="MS Gothic" w:hAnsi="MS Gothic" w:hint="eastAsia"/>
+                  </w:rPr>
+                  <w:t>☒</w:t>
                 </w:r>
               </w:sdtContent>
             </w:sdt>
@@ -10750,18 +10542,17 @@
               <w:sdtPr>
                 <w:id w:val="322322320"/>
                 <w14:checkbox>
-                  <w14:checked w14:val="0"/>
-                  <w14:checkedState w14:val="2612" w14:font="MS Gothic"/>
-                  <w14:uncheckedState w14:val="2610" w14:font="MS Gothic"/>
-                </w14:checkbox>
-              </w:sdtPr>
-              <w:sdtEndPr/>
-              <w:sdtContent>
-                <w:r>
-                  <w:rPr>
-                    <w:rFonts w:ascii="MS Gothic" w:eastAsia="MS Gothic" w:hAnsi="MS Gothic" w:hint="eastAsia"/>
-                  </w:rPr>
-                  <w:t>☐</w:t>
+                  <w14:checked w14:val="1"/>
+                  <w14:checkedState w14:val="2612" w14:font="MS Gothic"/>
+                  <w14:uncheckedState w14:val="2610" w14:font="MS Gothic"/>
+                </w14:checkbox>
+              </w:sdtPr>
+              <w:sdtContent>
+                <w:r>
+                  <w:rPr>
+                    <w:rFonts w:ascii="MS Gothic" w:eastAsia="MS Gothic" w:hAnsi="MS Gothic" w:hint="eastAsia"/>
+                  </w:rPr>
+                  <w:t>☒</w:t>
                 </w:r>
               </w:sdtContent>
             </w:sdt>
@@ -10883,7 +10674,6 @@
                   <w14:uncheckedState w14:val="2610" w14:font="MS Gothic"/>
                 </w14:checkbox>
               </w:sdtPr>
-              <w:sdtEndPr/>
               <w:sdtContent>
                 <w:r>
                   <w:rPr>
@@ -10917,18 +10707,17 @@
               <w:sdtPr>
                 <w:id w:val="-1846080154"/>
                 <w14:checkbox>
-                  <w14:checked w14:val="0"/>
-                  <w14:checkedState w14:val="2612" w14:font="MS Gothic"/>
-                  <w14:uncheckedState w14:val="2610" w14:font="MS Gothic"/>
-                </w14:checkbox>
-              </w:sdtPr>
-              <w:sdtEndPr/>
-              <w:sdtContent>
-                <w:r>
-                  <w:rPr>
-                    <w:rFonts w:ascii="MS Gothic" w:eastAsia="MS Gothic" w:hAnsi="MS Gothic" w:hint="eastAsia"/>
-                  </w:rPr>
-                  <w:t>☐</w:t>
+                  <w14:checked w14:val="1"/>
+                  <w14:checkedState w14:val="2612" w14:font="MS Gothic"/>
+                  <w14:uncheckedState w14:val="2610" w14:font="MS Gothic"/>
+                </w14:checkbox>
+              </w:sdtPr>
+              <w:sdtContent>
+                <w:r>
+                  <w:rPr>
+                    <w:rFonts w:ascii="MS Gothic" w:eastAsia="MS Gothic" w:hAnsi="MS Gothic" w:hint="eastAsia"/>
+                  </w:rPr>
+                  <w:t>☒</w:t>
                 </w:r>
               </w:sdtContent>
             </w:sdt>
@@ -11148,7 +10937,6 @@
                   <w14:uncheckedState w14:val="2610" w14:font="MS Gothic"/>
                 </w14:checkbox>
               </w:sdtPr>
-              <w:sdtEndPr/>
               <w:sdtContent>
                 <w:r>
                   <w:rPr>
@@ -11191,7 +10979,6 @@
                   <w14:uncheckedState w14:val="2610" w14:font="MS Gothic"/>
                 </w14:checkbox>
               </w:sdtPr>
-              <w:sdtEndPr/>
               <w:sdtContent>
                 <w:r>
                   <w:rPr>
@@ -11226,18 +11013,17 @@
               <w:sdtPr>
                 <w:id w:val="1949810692"/>
                 <w14:checkbox>
-                  <w14:checked w14:val="0"/>
-                  <w14:checkedState w14:val="2612" w14:font="MS Gothic"/>
-                  <w14:uncheckedState w14:val="2610" w14:font="MS Gothic"/>
-                </w14:checkbox>
-              </w:sdtPr>
-              <w:sdtEndPr/>
-              <w:sdtContent>
-                <w:r>
-                  <w:rPr>
-                    <w:rFonts w:ascii="MS Gothic" w:eastAsia="MS Gothic" w:hAnsi="MS Gothic" w:hint="eastAsia"/>
-                  </w:rPr>
-                  <w:t>☐</w:t>
+                  <w14:checked w14:val="1"/>
+                  <w14:checkedState w14:val="2612" w14:font="MS Gothic"/>
+                  <w14:uncheckedState w14:val="2610" w14:font="MS Gothic"/>
+                </w14:checkbox>
+              </w:sdtPr>
+              <w:sdtContent>
+                <w:r>
+                  <w:rPr>
+                    <w:rFonts w:ascii="MS Gothic" w:eastAsia="MS Gothic" w:hAnsi="MS Gothic" w:hint="eastAsia"/>
+                  </w:rPr>
+                  <w:t>☒</w:t>
                 </w:r>
               </w:sdtContent>
             </w:sdt>
@@ -11271,7 +11057,6 @@
                   <w14:uncheckedState w14:val="2610" w14:font="MS Gothic"/>
                 </w14:checkbox>
               </w:sdtPr>
-              <w:sdtEndPr/>
               <w:sdtContent>
                 <w:r>
                   <w:rPr>
@@ -11391,7 +11176,7 @@
 </file>
 
 <file path=word/endnotes.xml><?xml version="1.0" encoding="utf-8"?>
-<w:endnotes xmlns:wpc="http://schemas.microsoft.com/office/word/2010/wordprocessingCanvas" xmlns:cx="http://schemas.microsoft.com/office/drawing/2014/chartex" xmlns:cx1="http://schemas.microsoft.com/office/drawing/2015/9/8/chartex" xmlns:cx2="http://schemas.microsoft.com/office/drawing/2015/10/21/chartex" xmlns:cx3="http://schemas.microsoft.com/office/drawing/2016/5/9/chartex" xmlns:cx4="http://schemas.microsoft.com/office/drawing/2016/5/10/chartex" xmlns:cx5="http://schemas.microsoft.com/office/drawing/2016/5/11/chartex" xmlns:cx6="http://schemas.microsoft.com/office/drawing/2016/5/12/chartex" xmlns:cx7="http://schemas.microsoft.com/office/drawing/2016/5/13/chartex" xmlns:cx8="http://schemas.microsoft.com/office/drawing/2016/5/14/chartex" xmlns:mc="http://schemas.openxmlformats.org/markup-compatibility/2006" xmlns:aink="http://schemas.microsoft.com/office/drawing/2016/ink" xmlns:am3d="http://schemas.microsoft.com/office/drawing/2017/model3d" xmlns:o="urn:schemas-microsoft-com:office:office" xmlns:r="http://schemas.openxmlformats.org/officeDocument/2006/relationships" xmlns:m="http://schemas.openxmlformats.org/officeDocument/2006/math" xmlns:v="urn:schemas-microsoft-com:vml" xmlns:wp14="http://schemas.microsoft.com/office/word/2010/wordprocessingDrawing" xmlns:wp="http://schemas.openxmlformats.org/drawingml/2006/wordprocessingDrawing" xmlns:w10="urn:schemas-microsoft-com:office:word" xmlns:w="http://schemas.openxmlformats.org/wordprocessingml/2006/main" xmlns:w14="http://schemas.microsoft.com/office/word/2010/wordml" xmlns:w15="http://schemas.microsoft.com/office/word/2012/wordml" xmlns:w16cex="http://schemas.microsoft.com/office/word/2018/wordml/cex" xmlns:w16cid="http://schemas.microsoft.com/office/word/2016/wordml/cid" xmlns:w16="http://schemas.microsoft.com/office/word/2018/wordml" xmlns:w16sdtdh="http://schemas.microsoft.com/office/word/2020/wordml/sdtdatahash" xmlns:w16se="http://schemas.microsoft.com/office/word/2015/wordml/symex" xmlns:wpg="http://schemas.microsoft.com/office/word/2010/wordprocessingGroup" xmlns:wpi="http://schemas.microsoft.com/office/word/2010/wordprocessingInk" xmlns:wne="http://schemas.microsoft.com/office/word/2006/wordml" xmlns:wps="http://schemas.microsoft.com/office/word/2010/wordprocessingShape" mc:Ignorable="w14 w15 w16se w16cid w16 w16cex w16sdtdh wp14">
+<w:endnotes xmlns:wpc="http://schemas.microsoft.com/office/word/2010/wordprocessingCanvas" xmlns:cx="http://schemas.microsoft.com/office/drawing/2014/chartex" xmlns:cx1="http://schemas.microsoft.com/office/drawing/2015/9/8/chartex" xmlns:cx2="http://schemas.microsoft.com/office/drawing/2015/10/21/chartex" xmlns:cx3="http://schemas.microsoft.com/office/drawing/2016/5/9/chartex" xmlns:cx4="http://schemas.microsoft.com/office/drawing/2016/5/10/chartex" xmlns:cx5="http://schemas.microsoft.com/office/drawing/2016/5/11/chartex" xmlns:cx6="http://schemas.microsoft.com/office/drawing/2016/5/12/chartex" xmlns:cx7="http://schemas.microsoft.com/office/drawing/2016/5/13/chartex" xmlns:cx8="http://schemas.microsoft.com/office/drawing/2016/5/14/chartex" xmlns:mc="http://schemas.openxmlformats.org/markup-compatibility/2006" xmlns:aink="http://schemas.microsoft.com/office/drawing/2016/ink" xmlns:am3d="http://schemas.microsoft.com/office/drawing/2017/model3d" xmlns:o="urn:schemas-microsoft-com:office:office" xmlns:oel="http://schemas.microsoft.com/office/2019/extlst" xmlns:r="http://schemas.openxmlformats.org/officeDocument/2006/relationships" xmlns:m="http://schemas.openxmlformats.org/officeDocument/2006/math" xmlns:v="urn:schemas-microsoft-com:vml" xmlns:wp14="http://schemas.microsoft.com/office/word/2010/wordprocessingDrawing" xmlns:wp="http://schemas.openxmlformats.org/drawingml/2006/wordprocessingDrawing" xmlns:w10="urn:schemas-microsoft-com:office:word" xmlns:w="http://schemas.openxmlformats.org/wordprocessingml/2006/main" xmlns:w14="http://schemas.microsoft.com/office/word/2010/wordml" xmlns:w15="http://schemas.microsoft.com/office/word/2012/wordml" xmlns:w16cex="http://schemas.microsoft.com/office/word/2018/wordml/cex" xmlns:w16cid="http://schemas.microsoft.com/office/word/2016/wordml/cid" xmlns:w16="http://schemas.microsoft.com/office/word/2018/wordml" xmlns:w16du="http://schemas.microsoft.com/office/word/2023/wordml/word16du" xmlns:w16sdtdh="http://schemas.microsoft.com/office/word/2020/wordml/sdtdatahash" xmlns:w16sdtfl="http://schemas.microsoft.com/office/word/2024/wordml/sdtformatlock" xmlns:w16se="http://schemas.microsoft.com/office/word/2015/wordml/symex" xmlns:wpg="http://schemas.microsoft.com/office/word/2010/wordprocessingGroup" xmlns:wpi="http://schemas.microsoft.com/office/word/2010/wordprocessingInk" xmlns:wne="http://schemas.microsoft.com/office/word/2006/wordml" xmlns:wps="http://schemas.microsoft.com/office/word/2010/wordprocessingShape" mc:Ignorable="w14 w15 w16se w16cid w16 w16cex w16sdtdh w16sdtfl w16du wp14">
   <w:endnote w:type="separator" w:id="-1">
     <w:p>
       <w:r>
@@ -11410,7 +11195,7 @@
 </file>
 
 <file path=word/footer1.xml><?xml version="1.0" encoding="utf-8"?>
-<w:ftr xmlns:wpc="http://schemas.microsoft.com/office/word/2010/wordprocessingCanvas" xmlns:cx="http://schemas.microsoft.com/office/drawing/2014/chartex" xmlns:cx1="http://schemas.microsoft.com/office/drawing/2015/9/8/chartex" xmlns:cx2="http://schemas.microsoft.com/office/drawing/2015/10/21/chartex" xmlns:cx3="http://schemas.microsoft.com/office/drawing/2016/5/9/chartex" xmlns:cx4="http://schemas.microsoft.com/office/drawing/2016/5/10/chartex" xmlns:cx5="http://schemas.microsoft.com/office/drawing/2016/5/11/chartex" xmlns:cx6="http://schemas.microsoft.com/office/drawing/2016/5/12/chartex" xmlns:cx7="http://schemas.microsoft.com/office/drawing/2016/5/13/chartex" xmlns:cx8="http://schemas.microsoft.com/office/drawing/2016/5/14/chartex" xmlns:mc="http://schemas.openxmlformats.org/markup-compatibility/2006" xmlns:aink="http://schemas.microsoft.com/office/drawing/2016/ink" xmlns:am3d="http://schemas.microsoft.com/office/drawing/2017/model3d" xmlns:o="urn:schemas-microsoft-com:office:office" xmlns:r="http://schemas.openxmlformats.org/officeDocument/2006/relationships" xmlns:m="http://schemas.openxmlformats.org/officeDocument/2006/math" xmlns:v="urn:schemas-microsoft-com:vml" xmlns:wp14="http://schemas.microsoft.com/office/word/2010/wordprocessingDrawing" xmlns:wp="http://schemas.openxmlformats.org/drawingml/2006/wordprocessingDrawing" xmlns:w10="urn:schemas-microsoft-com:office:word" xmlns:w="http://schemas.openxmlformats.org/wordprocessingml/2006/main" xmlns:w14="http://schemas.microsoft.com/office/word/2010/wordml" xmlns:w15="http://schemas.microsoft.com/office/word/2012/wordml" xmlns:w16cex="http://schemas.microsoft.com/office/word/2018/wordml/cex" xmlns:w16cid="http://schemas.microsoft.com/office/word/2016/wordml/cid" xmlns:w16="http://schemas.microsoft.com/office/word/2018/wordml" xmlns:w16sdtdh="http://schemas.microsoft.com/office/word/2020/wordml/sdtdatahash" xmlns:w16se="http://schemas.microsoft.com/office/word/2015/wordml/symex" xmlns:wpg="http://schemas.microsoft.com/office/word/2010/wordprocessingGroup" xmlns:wpi="http://schemas.microsoft.com/office/word/2010/wordprocessingInk" xmlns:wne="http://schemas.microsoft.com/office/word/2006/wordml" xmlns:wps="http://schemas.microsoft.com/office/word/2010/wordprocessingShape" mc:Ignorable="w14 w15 w16se w16cid w16 w16cex w16sdtdh wp14">
+<w:ftr xmlns:wpc="http://schemas.microsoft.com/office/word/2010/wordprocessingCanvas" xmlns:cx="http://schemas.microsoft.com/office/drawing/2014/chartex" xmlns:cx1="http://schemas.microsoft.com/office/drawing/2015/9/8/chartex" xmlns:cx2="http://schemas.microsoft.com/office/drawing/2015/10/21/chartex" xmlns:cx3="http://schemas.microsoft.com/office/drawing/2016/5/9/chartex" xmlns:cx4="http://schemas.microsoft.com/office/drawing/2016/5/10/chartex" xmlns:cx5="http://schemas.microsoft.com/office/drawing/2016/5/11/chartex" xmlns:cx6="http://schemas.microsoft.com/office/drawing/2016/5/12/chartex" xmlns:cx7="http://schemas.microsoft.com/office/drawing/2016/5/13/chartex" xmlns:cx8="http://schemas.microsoft.com/office/drawing/2016/5/14/chartex" xmlns:mc="http://schemas.openxmlformats.org/markup-compatibility/2006" xmlns:aink="http://schemas.microsoft.com/office/drawing/2016/ink" xmlns:am3d="http://schemas.microsoft.com/office/drawing/2017/model3d" xmlns:o="urn:schemas-microsoft-com:office:office" xmlns:oel="http://schemas.microsoft.com/office/2019/extlst" xmlns:r="http://schemas.openxmlformats.org/officeDocument/2006/relationships" xmlns:m="http://schemas.openxmlformats.org/officeDocument/2006/math" xmlns:v="urn:schemas-microsoft-com:vml" xmlns:wp14="http://schemas.microsoft.com/office/word/2010/wordprocessingDrawing" xmlns:wp="http://schemas.openxmlformats.org/drawingml/2006/wordprocessingDrawing" xmlns:w10="urn:schemas-microsoft-com:office:word" xmlns:w="http://schemas.openxmlformats.org/wordprocessingml/2006/main" xmlns:w14="http://schemas.microsoft.com/office/word/2010/wordml" xmlns:w15="http://schemas.microsoft.com/office/word/2012/wordml" xmlns:w16cex="http://schemas.microsoft.com/office/word/2018/wordml/cex" xmlns:w16cid="http://schemas.microsoft.com/office/word/2016/wordml/cid" xmlns:w16="http://schemas.microsoft.com/office/word/2018/wordml" xmlns:w16du="http://schemas.microsoft.com/office/word/2023/wordml/word16du" xmlns:w16sdtdh="http://schemas.microsoft.com/office/word/2020/wordml/sdtdatahash" xmlns:w16sdtfl="http://schemas.microsoft.com/office/word/2024/wordml/sdtformatlock" xmlns:w16se="http://schemas.microsoft.com/office/word/2015/wordml/symex" xmlns:wpg="http://schemas.microsoft.com/office/word/2010/wordprocessingGroup" xmlns:wpi="http://schemas.microsoft.com/office/word/2010/wordprocessingInk" xmlns:wne="http://schemas.microsoft.com/office/word/2006/wordml" xmlns:wps="http://schemas.microsoft.com/office/word/2010/wordprocessingShape" mc:Ignorable="w14 w15 w16se w16cid w16 w16cex w16sdtdh w16sdtfl w16du wp14">
   <w:p>
     <w:pPr>
       <w:pStyle w:val="a4"/>
@@ -11424,7 +11209,7 @@
 </file>
 
 <file path=word/footer2.xml><?xml version="1.0" encoding="utf-8"?>
-<w:ftr xmlns:wpc="http://schemas.microsoft.com/office/word/2010/wordprocessingCanvas" xmlns:cx="http://schemas.microsoft.com/office/drawing/2014/chartex" xmlns:cx1="http://schemas.microsoft.com/office/drawing/2015/9/8/chartex" xmlns:cx2="http://schemas.microsoft.com/office/drawing/2015/10/21/chartex" xmlns:cx3="http://schemas.microsoft.com/office/drawing/2016/5/9/chartex" xmlns:cx4="http://schemas.microsoft.com/office/drawing/2016/5/10/chartex" xmlns:cx5="http://schemas.microsoft.com/office/drawing/2016/5/11/chartex" xmlns:cx6="http://schemas.microsoft.com/office/drawing/2016/5/12/chartex" xmlns:cx7="http://schemas.microsoft.com/office/drawing/2016/5/13/chartex" xmlns:cx8="http://schemas.microsoft.com/office/drawing/2016/5/14/chartex" xmlns:mc="http://schemas.openxmlformats.org/markup-compatibility/2006" xmlns:aink="http://schemas.microsoft.com/office/drawing/2016/ink" xmlns:am3d="http://schemas.microsoft.com/office/drawing/2017/model3d" xmlns:o="urn:schemas-microsoft-com:office:office" xmlns:r="http://schemas.openxmlformats.org/officeDocument/2006/relationships" xmlns:m="http://schemas.openxmlformats.org/officeDocument/2006/math" xmlns:v="urn:schemas-microsoft-com:vml" xmlns:wp14="http://schemas.microsoft.com/office/word/2010/wordprocessingDrawing" xmlns:wp="http://schemas.openxmlformats.org/drawingml/2006/wordprocessingDrawing" xmlns:w10="urn:schemas-microsoft-com:office:word" xmlns:w="http://schemas.openxmlformats.org/wordprocessingml/2006/main" xmlns:w14="http://schemas.microsoft.com/office/word/2010/wordml" xmlns:w15="http://schemas.microsoft.com/office/word/2012/wordml" xmlns:w16cex="http://schemas.microsoft.com/office/word/2018/wordml/cex" xmlns:w16cid="http://schemas.microsoft.com/office/word/2016/wordml/cid" xmlns:w16="http://schemas.microsoft.com/office/word/2018/wordml" xmlns:w16sdtdh="http://schemas.microsoft.com/office/word/2020/wordml/sdtdatahash" xmlns:w16se="http://schemas.microsoft.com/office/word/2015/wordml/symex" xmlns:wpg="http://schemas.microsoft.com/office/word/2010/wordprocessingGroup" xmlns:wpi="http://schemas.microsoft.com/office/word/2010/wordprocessingInk" xmlns:wne="http://schemas.microsoft.com/office/word/2006/wordml" xmlns:wps="http://schemas.microsoft.com/office/word/2010/wordprocessingShape" mc:Ignorable="w14 w15 w16se w16cid w16 w16cex w16sdtdh wp14">
+<w:ftr xmlns:wpc="http://schemas.microsoft.com/office/word/2010/wordprocessingCanvas" xmlns:cx="http://schemas.microsoft.com/office/drawing/2014/chartex" xmlns:cx1="http://schemas.microsoft.com/office/drawing/2015/9/8/chartex" xmlns:cx2="http://schemas.microsoft.com/office/drawing/2015/10/21/chartex" xmlns:cx3="http://schemas.microsoft.com/office/drawing/2016/5/9/chartex" xmlns:cx4="http://schemas.microsoft.com/office/drawing/2016/5/10/chartex" xmlns:cx5="http://schemas.microsoft.com/office/drawing/2016/5/11/chartex" xmlns:cx6="http://schemas.microsoft.com/office/drawing/2016/5/12/chartex" xmlns:cx7="http://schemas.microsoft.com/office/drawing/2016/5/13/chartex" xmlns:cx8="http://schemas.microsoft.com/office/drawing/2016/5/14/chartex" xmlns:mc="http://schemas.openxmlformats.org/markup-compatibility/2006" xmlns:aink="http://schemas.microsoft.com/office/drawing/2016/ink" xmlns:am3d="http://schemas.microsoft.com/office/drawing/2017/model3d" xmlns:o="urn:schemas-microsoft-com:office:office" xmlns:oel="http://schemas.microsoft.com/office/2019/extlst" xmlns:r="http://schemas.openxmlformats.org/officeDocument/2006/relationships" xmlns:m="http://schemas.openxmlformats.org/officeDocument/2006/math" xmlns:v="urn:schemas-microsoft-com:vml" xmlns:wp14="http://schemas.microsoft.com/office/word/2010/wordprocessingDrawing" xmlns:wp="http://schemas.openxmlformats.org/drawingml/2006/wordprocessingDrawing" xmlns:w10="urn:schemas-microsoft-com:office:word" xmlns:w="http://schemas.openxmlformats.org/wordprocessingml/2006/main" xmlns:w14="http://schemas.microsoft.com/office/word/2010/wordml" xmlns:w15="http://schemas.microsoft.com/office/word/2012/wordml" xmlns:w16cex="http://schemas.microsoft.com/office/word/2018/wordml/cex" xmlns:w16cid="http://schemas.microsoft.com/office/word/2016/wordml/cid" xmlns:w16="http://schemas.microsoft.com/office/word/2018/wordml" xmlns:w16du="http://schemas.microsoft.com/office/word/2023/wordml/word16du" xmlns:w16sdtdh="http://schemas.microsoft.com/office/word/2020/wordml/sdtdatahash" xmlns:w16sdtfl="http://schemas.microsoft.com/office/word/2024/wordml/sdtformatlock" xmlns:w16se="http://schemas.microsoft.com/office/word/2015/wordml/symex" xmlns:wpg="http://schemas.microsoft.com/office/word/2010/wordprocessingGroup" xmlns:wpi="http://schemas.microsoft.com/office/word/2010/wordprocessingInk" xmlns:wne="http://schemas.microsoft.com/office/word/2006/wordml" xmlns:wps="http://schemas.microsoft.com/office/word/2010/wordprocessingShape" mc:Ignorable="w14 w15 w16se w16cid w16 w16cex w16sdtdh w16sdtfl w16du wp14">
   <w:p>
     <w:pPr>
       <w:pStyle w:val="a4"/>
@@ -11487,7 +11272,7 @@
 </file>
 
 <file path=word/footer3.xml><?xml version="1.0" encoding="utf-8"?>
-<w:ftr xmlns:wpc="http://schemas.microsoft.com/office/word/2010/wordprocessingCanvas" xmlns:cx="http://schemas.microsoft.com/office/drawing/2014/chartex" xmlns:cx1="http://schemas.microsoft.com/office/drawing/2015/9/8/chartex" xmlns:cx2="http://schemas.microsoft.com/office/drawing/2015/10/21/chartex" xmlns:cx3="http://schemas.microsoft.com/office/drawing/2016/5/9/chartex" xmlns:cx4="http://schemas.microsoft.com/office/drawing/2016/5/10/chartex" xmlns:cx5="http://schemas.microsoft.com/office/drawing/2016/5/11/chartex" xmlns:cx6="http://schemas.microsoft.com/office/drawing/2016/5/12/chartex" xmlns:cx7="http://schemas.microsoft.com/office/drawing/2016/5/13/chartex" xmlns:cx8="http://schemas.microsoft.com/office/drawing/2016/5/14/chartex" xmlns:mc="http://schemas.openxmlformats.org/markup-compatibility/2006" xmlns:aink="http://schemas.microsoft.com/office/drawing/2016/ink" xmlns:am3d="http://schemas.microsoft.com/office/drawing/2017/model3d" xmlns:o="urn:schemas-microsoft-com:office:office" xmlns:r="http://schemas.openxmlformats.org/officeDocument/2006/relationships" xmlns:m="http://schemas.openxmlformats.org/officeDocument/2006/math" xmlns:v="urn:schemas-microsoft-com:vml" xmlns:wp14="http://schemas.microsoft.com/office/word/2010/wordprocessingDrawing" xmlns:wp="http://schemas.openxmlformats.org/drawingml/2006/wordprocessingDrawing" xmlns:w10="urn:schemas-microsoft-com:office:word" xmlns:w="http://schemas.openxmlformats.org/wordprocessingml/2006/main" xmlns:w14="http://schemas.microsoft.com/office/word/2010/wordml" xmlns:w15="http://schemas.microsoft.com/office/word/2012/wordml" xmlns:w16cex="http://schemas.microsoft.com/office/word/2018/wordml/cex" xmlns:w16cid="http://schemas.microsoft.com/office/word/2016/wordml/cid" xmlns:w16="http://schemas.microsoft.com/office/word/2018/wordml" xmlns:w16sdtdh="http://schemas.microsoft.com/office/word/2020/wordml/sdtdatahash" xmlns:w16se="http://schemas.microsoft.com/office/word/2015/wordml/symex" xmlns:wpg="http://schemas.microsoft.com/office/word/2010/wordprocessingGroup" xmlns:wpi="http://schemas.microsoft.com/office/word/2010/wordprocessingInk" xmlns:wne="http://schemas.microsoft.com/office/word/2006/wordml" xmlns:wps="http://schemas.microsoft.com/office/word/2010/wordprocessingShape" mc:Ignorable="w14 w15 w16se w16cid w16 w16cex w16sdtdh wp14">
+<w:ftr xmlns:wpc="http://schemas.microsoft.com/office/word/2010/wordprocessingCanvas" xmlns:cx="http://schemas.microsoft.com/office/drawing/2014/chartex" xmlns:cx1="http://schemas.microsoft.com/office/drawing/2015/9/8/chartex" xmlns:cx2="http://schemas.microsoft.com/office/drawing/2015/10/21/chartex" xmlns:cx3="http://schemas.microsoft.com/office/drawing/2016/5/9/chartex" xmlns:cx4="http://schemas.microsoft.com/office/drawing/2016/5/10/chartex" xmlns:cx5="http://schemas.microsoft.com/office/drawing/2016/5/11/chartex" xmlns:cx6="http://schemas.microsoft.com/office/drawing/2016/5/12/chartex" xmlns:cx7="http://schemas.microsoft.com/office/drawing/2016/5/13/chartex" xmlns:cx8="http://schemas.microsoft.com/office/drawing/2016/5/14/chartex" xmlns:mc="http://schemas.openxmlformats.org/markup-compatibility/2006" xmlns:aink="http://schemas.microsoft.com/office/drawing/2016/ink" xmlns:am3d="http://schemas.microsoft.com/office/drawing/2017/model3d" xmlns:o="urn:schemas-microsoft-com:office:office" xmlns:oel="http://schemas.microsoft.com/office/2019/extlst" xmlns:r="http://schemas.openxmlformats.org/officeDocument/2006/relationships" xmlns:m="http://schemas.openxmlformats.org/officeDocument/2006/math" xmlns:v="urn:schemas-microsoft-com:vml" xmlns:wp14="http://schemas.microsoft.com/office/word/2010/wordprocessingDrawing" xmlns:wp="http://schemas.openxmlformats.org/drawingml/2006/wordprocessingDrawing" xmlns:w10="urn:schemas-microsoft-com:office:word" xmlns:w="http://schemas.openxmlformats.org/wordprocessingml/2006/main" xmlns:w14="http://schemas.microsoft.com/office/word/2010/wordml" xmlns:w15="http://schemas.microsoft.com/office/word/2012/wordml" xmlns:w16cex="http://schemas.microsoft.com/office/word/2018/wordml/cex" xmlns:w16cid="http://schemas.microsoft.com/office/word/2016/wordml/cid" xmlns:w16="http://schemas.microsoft.com/office/word/2018/wordml" xmlns:w16du="http://schemas.microsoft.com/office/word/2023/wordml/word16du" xmlns:w16sdtdh="http://schemas.microsoft.com/office/word/2020/wordml/sdtdatahash" xmlns:w16sdtfl="http://schemas.microsoft.com/office/word/2024/wordml/sdtformatlock" xmlns:w16se="http://schemas.microsoft.com/office/word/2015/wordml/symex" xmlns:wpg="http://schemas.microsoft.com/office/word/2010/wordprocessingGroup" xmlns:wpi="http://schemas.microsoft.com/office/word/2010/wordprocessingInk" xmlns:wne="http://schemas.microsoft.com/office/word/2006/wordml" xmlns:wps="http://schemas.microsoft.com/office/word/2010/wordprocessingShape" mc:Ignorable="w14 w15 w16se w16cid w16 w16cex w16sdtdh w16sdtfl w16du wp14">
   <w:p>
     <w:pPr>
       <w:pStyle w:val="a4"/>
@@ -11502,7 +11287,7 @@
 </file>
 
 <file path=word/footnotes.xml><?xml version="1.0" encoding="utf-8"?>
-<w:footnotes xmlns:wpc="http://schemas.microsoft.com/office/word/2010/wordprocessingCanvas" xmlns:cx="http://schemas.microsoft.com/office/drawing/2014/chartex" xmlns:cx1="http://schemas.microsoft.com/office/drawing/2015/9/8/chartex" xmlns:cx2="http://schemas.microsoft.com/office/drawing/2015/10/21/chartex" xmlns:cx3="http://schemas.microsoft.com/office/drawing/2016/5/9/chartex" xmlns:cx4="http://schemas.microsoft.com/office/drawing/2016/5/10/chartex" xmlns:cx5="http://schemas.microsoft.com/office/drawing/2016/5/11/chartex" xmlns:cx6="http://schemas.microsoft.com/office/drawing/2016/5/12/chartex" xmlns:cx7="http://schemas.microsoft.com/office/drawing/2016/5/13/chartex" xmlns:cx8="http://schemas.microsoft.com/office/drawing/2016/5/14/chartex" xmlns:mc="http://schemas.openxmlformats.org/markup-compatibility/2006" xmlns:aink="http://schemas.microsoft.com/office/drawing/2016/ink" xmlns:am3d="http://schemas.microsoft.com/office/drawing/2017/model3d" xmlns:o="urn:schemas-microsoft-com:office:office" xmlns:r="http://schemas.openxmlformats.org/officeDocument/2006/relationships" xmlns:m="http://schemas.openxmlformats.org/officeDocument/2006/math" xmlns:v="urn:schemas-microsoft-com:vml" xmlns:wp14="http://schemas.microsoft.com/office/word/2010/wordprocessingDrawing" xmlns:wp="http://schemas.openxmlformats.org/drawingml/2006/wordprocessingDrawing" xmlns:w10="urn:schemas-microsoft-com:office:word" xmlns:w="http://schemas.openxmlformats.org/wordprocessingml/2006/main" xmlns:w14="http://schemas.microsoft.com/office/word/2010/wordml" xmlns:w15="http://schemas.microsoft.com/office/word/2012/wordml" xmlns:w16cex="http://schemas.microsoft.com/office/word/2018/wordml/cex" xmlns:w16cid="http://schemas.microsoft.com/office/word/2016/wordml/cid" xmlns:w16="http://schemas.microsoft.com/office/word/2018/wordml" xmlns:w16sdtdh="http://schemas.microsoft.com/office/word/2020/wordml/sdtdatahash" xmlns:w16se="http://schemas.microsoft.com/office/word/2015/wordml/symex" xmlns:wpg="http://schemas.microsoft.com/office/word/2010/wordprocessingGroup" xmlns:wpi="http://schemas.microsoft.com/office/word/2010/wordprocessingInk" xmlns:wne="http://schemas.microsoft.com/office/word/2006/wordml" xmlns:wps="http://schemas.microsoft.com/office/word/2010/wordprocessingShape" mc:Ignorable="w14 w15 w16se w16cid w16 w16cex w16sdtdh wp14">
+<w:footnotes xmlns:wpc="http://schemas.microsoft.com/office/word/2010/wordprocessingCanvas" xmlns:cx="http://schemas.microsoft.com/office/drawing/2014/chartex" xmlns:cx1="http://schemas.microsoft.com/office/drawing/2015/9/8/chartex" xmlns:cx2="http://schemas.microsoft.com/office/drawing/2015/10/21/chartex" xmlns:cx3="http://schemas.microsoft.com/office/drawing/2016/5/9/chartex" xmlns:cx4="http://schemas.microsoft.com/office/drawing/2016/5/10/chartex" xmlns:cx5="http://schemas.microsoft.com/office/drawing/2016/5/11/chartex" xmlns:cx6="http://schemas.microsoft.com/office/drawing/2016/5/12/chartex" xmlns:cx7="http://schemas.microsoft.com/office/drawing/2016/5/13/chartex" xmlns:cx8="http://schemas.microsoft.com/office/drawing/2016/5/14/chartex" xmlns:mc="http://schemas.openxmlformats.org/markup-compatibility/2006" xmlns:aink="http://schemas.microsoft.com/office/drawing/2016/ink" xmlns:am3d="http://schemas.microsoft.com/office/drawing/2017/model3d" xmlns:o="urn:schemas-microsoft-com:office:office" xmlns:oel="http://schemas.microsoft.com/office/2019/extlst" xmlns:r="http://schemas.openxmlformats.org/officeDocument/2006/relationships" xmlns:m="http://schemas.openxmlformats.org/officeDocument/2006/math" xmlns:v="urn:schemas-microsoft-com:vml" xmlns:wp14="http://schemas.microsoft.com/office/word/2010/wordprocessingDrawing" xmlns:wp="http://schemas.openxmlformats.org/drawingml/2006/wordprocessingDrawing" xmlns:w10="urn:schemas-microsoft-com:office:word" xmlns:w="http://schemas.openxmlformats.org/wordprocessingml/2006/main" xmlns:w14="http://schemas.microsoft.com/office/word/2010/wordml" xmlns:w15="http://schemas.microsoft.com/office/word/2012/wordml" xmlns:w16cex="http://schemas.microsoft.com/office/word/2018/wordml/cex" xmlns:w16cid="http://schemas.microsoft.com/office/word/2016/wordml/cid" xmlns:w16="http://schemas.microsoft.com/office/word/2018/wordml" xmlns:w16du="http://schemas.microsoft.com/office/word/2023/wordml/word16du" xmlns:w16sdtdh="http://schemas.microsoft.com/office/word/2020/wordml/sdtdatahash" xmlns:w16sdtfl="http://schemas.microsoft.com/office/word/2024/wordml/sdtformatlock" xmlns:w16se="http://schemas.microsoft.com/office/word/2015/wordml/symex" xmlns:wpg="http://schemas.microsoft.com/office/word/2010/wordprocessingGroup" xmlns:wpi="http://schemas.microsoft.com/office/word/2010/wordprocessingInk" xmlns:wne="http://schemas.microsoft.com/office/word/2006/wordml" xmlns:wps="http://schemas.microsoft.com/office/word/2010/wordprocessingShape" mc:Ignorable="w14 w15 w16se w16cid w16 w16cex w16sdtdh w16sdtfl w16du wp14">
   <w:footnote w:type="separator" w:id="-1">
     <w:p>
       <w:r>
@@ -11521,7 +11306,7 @@
 </file>
 
 <file path=word/header1.xml><?xml version="1.0" encoding="utf-8"?>
-<w:hdr xmlns:wpc="http://schemas.microsoft.com/office/word/2010/wordprocessingCanvas" xmlns:cx="http://schemas.microsoft.com/office/drawing/2014/chartex" xmlns:cx1="http://schemas.microsoft.com/office/drawing/2015/9/8/chartex" xmlns:cx2="http://schemas.microsoft.com/office/drawing/2015/10/21/chartex" xmlns:cx3="http://schemas.microsoft.com/office/drawing/2016/5/9/chartex" xmlns:cx4="http://schemas.microsoft.com/office/drawing/2016/5/10/chartex" xmlns:cx5="http://schemas.microsoft.com/office/drawing/2016/5/11/chartex" xmlns:cx6="http://schemas.microsoft.com/office/drawing/2016/5/12/chartex" xmlns:cx7="http://schemas.microsoft.com/office/drawing/2016/5/13/chartex" xmlns:cx8="http://schemas.microsoft.com/office/drawing/2016/5/14/chartex" xmlns:mc="http://schemas.openxmlformats.org/markup-compatibility/2006" xmlns:aink="http://schemas.microsoft.com/office/drawing/2016/ink" xmlns:am3d="http://schemas.microsoft.com/office/drawing/2017/model3d" xmlns:o="urn:schemas-microsoft-com:office:office" xmlns:r="http://schemas.openxmlformats.org/officeDocument/2006/relationships" xmlns:m="http://schemas.openxmlformats.org/officeDocument/2006/math" xmlns:v="urn:schemas-microsoft-com:vml" xmlns:wp14="http://schemas.microsoft.com/office/word/2010/wordprocessingDrawing" xmlns:wp="http://schemas.openxmlformats.org/drawingml/2006/wordprocessingDrawing" xmlns:w10="urn:schemas-microsoft-com:office:word" xmlns:w="http://schemas.openxmlformats.org/wordprocessingml/2006/main" xmlns:w14="http://schemas.microsoft.com/office/word/2010/wordml" xmlns:w15="http://schemas.microsoft.com/office/word/2012/wordml" xmlns:w16cex="http://schemas.microsoft.com/office/word/2018/wordml/cex" xmlns:w16cid="http://schemas.microsoft.com/office/word/2016/wordml/cid" xmlns:w16="http://schemas.microsoft.com/office/word/2018/wordml" xmlns:w16sdtdh="http://schemas.microsoft.com/office/word/2020/wordml/sdtdatahash" xmlns:w16se="http://schemas.microsoft.com/office/word/2015/wordml/symex" xmlns:wpg="http://schemas.microsoft.com/office/word/2010/wordprocessingGroup" xmlns:wpi="http://schemas.microsoft.com/office/word/2010/wordprocessingInk" xmlns:wne="http://schemas.microsoft.com/office/word/2006/wordml" xmlns:wps="http://schemas.microsoft.com/office/word/2010/wordprocessingShape" mc:Ignorable="w14 w15 w16se w16cid w16 w16cex w16sdtdh wp14">
+<w:hdr xmlns:wpc="http://schemas.microsoft.com/office/word/2010/wordprocessingCanvas" xmlns:cx="http://schemas.microsoft.com/office/drawing/2014/chartex" xmlns:cx1="http://schemas.microsoft.com/office/drawing/2015/9/8/chartex" xmlns:cx2="http://schemas.microsoft.com/office/drawing/2015/10/21/chartex" xmlns:cx3="http://schemas.microsoft.com/office/drawing/2016/5/9/chartex" xmlns:cx4="http://schemas.microsoft.com/office/drawing/2016/5/10/chartex" xmlns:cx5="http://schemas.microsoft.com/office/drawing/2016/5/11/chartex" xmlns:cx6="http://schemas.microsoft.com/office/drawing/2016/5/12/chartex" xmlns:cx7="http://schemas.microsoft.com/office/drawing/2016/5/13/chartex" xmlns:cx8="http://schemas.microsoft.com/office/drawing/2016/5/14/chartex" xmlns:mc="http://schemas.openxmlformats.org/markup-compatibility/2006" xmlns:aink="http://schemas.microsoft.com/office/drawing/2016/ink" xmlns:am3d="http://schemas.microsoft.com/office/drawing/2017/model3d" xmlns:o="urn:schemas-microsoft-com:office:office" xmlns:oel="http://schemas.microsoft.com/office/2019/extlst" xmlns:r="http://schemas.openxmlformats.org/officeDocument/2006/relationships" xmlns:m="http://schemas.openxmlformats.org/officeDocument/2006/math" xmlns:v="urn:schemas-microsoft-com:vml" xmlns:wp14="http://schemas.microsoft.com/office/word/2010/wordprocessingDrawing" xmlns:wp="http://schemas.openxmlformats.org/drawingml/2006/wordprocessingDrawing" xmlns:w10="urn:schemas-microsoft-com:office:word" xmlns:w="http://schemas.openxmlformats.org/wordprocessingml/2006/main" xmlns:w14="http://schemas.microsoft.com/office/word/2010/wordml" xmlns:w15="http://schemas.microsoft.com/office/word/2012/wordml" xmlns:w16cex="http://schemas.microsoft.com/office/word/2018/wordml/cex" xmlns:w16cid="http://schemas.microsoft.com/office/word/2016/wordml/cid" xmlns:w16="http://schemas.microsoft.com/office/word/2018/wordml" xmlns:w16du="http://schemas.microsoft.com/office/word/2023/wordml/word16du" xmlns:w16sdtdh="http://schemas.microsoft.com/office/word/2020/wordml/sdtdatahash" xmlns:w16sdtfl="http://schemas.microsoft.com/office/word/2024/wordml/sdtformatlock" xmlns:w16se="http://schemas.microsoft.com/office/word/2015/wordml/symex" xmlns:wpg="http://schemas.microsoft.com/office/word/2010/wordprocessingGroup" xmlns:wpi="http://schemas.microsoft.com/office/word/2010/wordprocessingInk" xmlns:wne="http://schemas.microsoft.com/office/word/2006/wordml" xmlns:wps="http://schemas.microsoft.com/office/word/2010/wordprocessingShape" mc:Ignorable="w14 w15 w16se w16cid w16 w16cex w16sdtdh w16sdtfl w16du wp14">
   <w:p>
     <w:pPr>
       <w:pStyle w:val="a3"/>
@@ -11534,34 +11319,24 @@
         <w:lang w:val="en-US"/>
       </w:rPr>
     </w:pPr>
-    <w:r>
-      <w:fldChar w:fldCharType="begin"/>
-    </w:r>
-    <w:r>
-      <w:instrText xml:space="preserve"> TITLE   \* MERGEFORMAT </w:instrText>
-    </w:r>
-    <w:r>
-      <w:fldChar w:fldCharType="separate"/>
-    </w:r>
-    <w:r>
-      <w:rPr>
-        <w:rStyle w:val="a6"/>
-        <w:lang w:val="en-US"/>
-      </w:rPr>
-      <w:t>Ф-ХХ</w:t>
-    </w:r>
-    <w:r>
-      <w:t>.2024</w:t>
-    </w:r>
-    <w:r>
-      <w:fldChar w:fldCharType="end"/>
-    </w:r>
+    <w:fldSimple w:instr=" TITLE   \* MERGEFORMAT ">
+      <w:r>
+        <w:rPr>
+          <w:rStyle w:val="a6"/>
+          <w:lang w:val="en-US"/>
+        </w:rPr>
+        <w:t>Ф-ХХ</w:t>
+      </w:r>
+      <w:r>
+        <w:t>.2024</w:t>
+      </w:r>
+    </w:fldSimple>
   </w:p>
 </w:hdr>
 </file>
 
 <file path=word/numbering.xml><?xml version="1.0" encoding="utf-8"?>
-<w:numbering xmlns:wpc="http://schemas.microsoft.com/office/word/2010/wordprocessingCanvas" xmlns:cx="http://schemas.microsoft.com/office/drawing/2014/chartex" xmlns:cx1="http://schemas.microsoft.com/office/drawing/2015/9/8/chartex" xmlns:cx2="http://schemas.microsoft.com/office/drawing/2015/10/21/chartex" xmlns:cx3="http://schemas.microsoft.com/office/drawing/2016/5/9/chartex" xmlns:cx4="http://schemas.microsoft.com/office/drawing/2016/5/10/chartex" xmlns:cx5="http://schemas.microsoft.com/office/drawing/2016/5/11/chartex" xmlns:cx6="http://schemas.microsoft.com/office/drawing/2016/5/12/chartex" xmlns:cx7="http://schemas.microsoft.com/office/drawing/2016/5/13/chartex" xmlns:cx8="http://schemas.microsoft.com/office/drawing/2016/5/14/chartex" xmlns:mc="http://schemas.openxmlformats.org/markup-compatibility/2006" xmlns:aink="http://schemas.microsoft.com/office/drawing/2016/ink" xmlns:am3d="http://schemas.microsoft.com/office/drawing/2017/model3d" xmlns:o="urn:schemas-microsoft-com:office:office" xmlns:r="http://schemas.openxmlformats.org/officeDocument/2006/relationships" xmlns:m="http://schemas.openxmlformats.org/officeDocument/2006/math" xmlns:v="urn:schemas-microsoft-com:vml" xmlns:wp14="http://schemas.microsoft.com/office/word/2010/wordprocessingDrawing" xmlns:wp="http://schemas.openxmlformats.org/drawingml/2006/wordprocessingDrawing" xmlns:w10="urn:schemas-microsoft-com:office:word" xmlns:w="http://schemas.openxmlformats.org/wordprocessingml/2006/main" xmlns:w14="http://schemas.microsoft.com/office/word/2010/wordml" xmlns:w15="http://schemas.microsoft.com/office/word/2012/wordml" xmlns:w16cex="http://schemas.microsoft.com/office/word/2018/wordml/cex" xmlns:w16cid="http://schemas.microsoft.com/office/word/2016/wordml/cid" xmlns:w16="http://schemas.microsoft.com/office/word/2018/wordml" xmlns:w16sdtdh="http://schemas.microsoft.com/office/word/2020/wordml/sdtdatahash" xmlns:w16se="http://schemas.microsoft.com/office/word/2015/wordml/symex" xmlns:wpg="http://schemas.microsoft.com/office/word/2010/wordprocessingGroup" xmlns:wpi="http://schemas.microsoft.com/office/word/2010/wordprocessingInk" xmlns:wne="http://schemas.microsoft.com/office/word/2006/wordml" xmlns:wps="http://schemas.microsoft.com/office/word/2010/wordprocessingShape" mc:Ignorable="w14 w15 w16se w16cid w16 w16cex w16sdtdh wp14">
+<w:numbering xmlns:wpc="http://schemas.microsoft.com/office/word/2010/wordprocessingCanvas" xmlns:cx="http://schemas.microsoft.com/office/drawing/2014/chartex" xmlns:cx1="http://schemas.microsoft.com/office/drawing/2015/9/8/chartex" xmlns:cx2="http://schemas.microsoft.com/office/drawing/2015/10/21/chartex" xmlns:cx3="http://schemas.microsoft.com/office/drawing/2016/5/9/chartex" xmlns:cx4="http://schemas.microsoft.com/office/drawing/2016/5/10/chartex" xmlns:cx5="http://schemas.microsoft.com/office/drawing/2016/5/11/chartex" xmlns:cx6="http://schemas.microsoft.com/office/drawing/2016/5/12/chartex" xmlns:cx7="http://schemas.microsoft.com/office/drawing/2016/5/13/chartex" xmlns:cx8="http://schemas.microsoft.com/office/drawing/2016/5/14/chartex" xmlns:mc="http://schemas.openxmlformats.org/markup-compatibility/2006" xmlns:aink="http://schemas.microsoft.com/office/drawing/2016/ink" xmlns:am3d="http://schemas.microsoft.com/office/drawing/2017/model3d" xmlns:o="urn:schemas-microsoft-com:office:office" xmlns:oel="http://schemas.microsoft.com/office/2019/extlst" xmlns:r="http://schemas.openxmlformats.org/officeDocument/2006/relationships" xmlns:m="http://schemas.openxmlformats.org/officeDocument/2006/math" xmlns:v="urn:schemas-microsoft-com:vml" xmlns:wp14="http://schemas.microsoft.com/office/word/2010/wordprocessingDrawing" xmlns:wp="http://schemas.openxmlformats.org/drawingml/2006/wordprocessingDrawing" xmlns:w10="urn:schemas-microsoft-com:office:word" xmlns:w="http://schemas.openxmlformats.org/wordprocessingml/2006/main" xmlns:w14="http://schemas.microsoft.com/office/word/2010/wordml" xmlns:w15="http://schemas.microsoft.com/office/word/2012/wordml" xmlns:w16cex="http://schemas.microsoft.com/office/word/2018/wordml/cex" xmlns:w16cid="http://schemas.microsoft.com/office/word/2016/wordml/cid" xmlns:w16="http://schemas.microsoft.com/office/word/2018/wordml" xmlns:w16du="http://schemas.microsoft.com/office/word/2023/wordml/word16du" xmlns:w16sdtdh="http://schemas.microsoft.com/office/word/2020/wordml/sdtdatahash" xmlns:w16sdtfl="http://schemas.microsoft.com/office/word/2024/wordml/sdtformatlock" xmlns:w16se="http://schemas.microsoft.com/office/word/2015/wordml/symex" xmlns:wpg="http://schemas.microsoft.com/office/word/2010/wordprocessingGroup" xmlns:wpi="http://schemas.microsoft.com/office/word/2010/wordprocessingInk" xmlns:wne="http://schemas.microsoft.com/office/word/2006/wordml" xmlns:wps="http://schemas.microsoft.com/office/word/2010/wordprocessingShape" mc:Ignorable="w14 w15 w16se w16cid w16 w16cex w16sdtdh w16sdtfl w16du wp14">
   <w:abstractNum w:abstractNumId="0" w15:restartNumberingAfterBreak="0">
     <w:nsid w:val="FFFFFF7C"/>
     <w:multiLevelType w:val="singleLevel"/>
@@ -15461,131 +15236,131 @@
       </w:rPr>
     </w:lvl>
   </w:abstractNum>
-  <w:num w:numId="1">
+  <w:num w:numId="1" w16cid:durableId="420105091">
     <w:abstractNumId w:val="20"/>
   </w:num>
-  <w:num w:numId="2">
+  <w:num w:numId="2" w16cid:durableId="1774982514">
     <w:abstractNumId w:val="36"/>
   </w:num>
-  <w:num w:numId="3">
+  <w:num w:numId="3" w16cid:durableId="969015918">
     <w:abstractNumId w:val="27"/>
   </w:num>
-  <w:num w:numId="4">
+  <w:num w:numId="4" w16cid:durableId="269435120">
     <w:abstractNumId w:val="17"/>
   </w:num>
-  <w:num w:numId="5">
+  <w:num w:numId="5" w16cid:durableId="487286943">
     <w:abstractNumId w:val="16"/>
   </w:num>
-  <w:num w:numId="6">
+  <w:num w:numId="6" w16cid:durableId="1981376674">
     <w:abstractNumId w:val="30"/>
   </w:num>
-  <w:num w:numId="7">
+  <w:num w:numId="7" w16cid:durableId="1636836227">
     <w:abstractNumId w:val="26"/>
   </w:num>
-  <w:num w:numId="8">
+  <w:num w:numId="8" w16cid:durableId="636498216">
     <w:abstractNumId w:val="35"/>
   </w:num>
-  <w:num w:numId="9">
+  <w:num w:numId="9" w16cid:durableId="1466698156">
     <w:abstractNumId w:val="31"/>
   </w:num>
-  <w:num w:numId="10">
+  <w:num w:numId="10" w16cid:durableId="1902057567">
     <w:abstractNumId w:val="15"/>
   </w:num>
-  <w:num w:numId="11">
+  <w:num w:numId="11" w16cid:durableId="444155716">
     <w:abstractNumId w:val="24"/>
   </w:num>
-  <w:num w:numId="12">
+  <w:num w:numId="12" w16cid:durableId="2050183004">
     <w:abstractNumId w:val="29"/>
   </w:num>
-  <w:num w:numId="13">
+  <w:num w:numId="13" w16cid:durableId="704327594">
     <w:abstractNumId w:val="38"/>
   </w:num>
-  <w:num w:numId="14">
+  <w:num w:numId="14" w16cid:durableId="1676153846">
     <w:abstractNumId w:val="23"/>
   </w:num>
-  <w:num w:numId="15">
+  <w:num w:numId="15" w16cid:durableId="1326937976">
     <w:abstractNumId w:val="19"/>
   </w:num>
-  <w:num w:numId="16">
+  <w:num w:numId="16" w16cid:durableId="2145080968">
     <w:abstractNumId w:val="11"/>
   </w:num>
-  <w:num w:numId="17">
+  <w:num w:numId="17" w16cid:durableId="1364553550">
     <w:abstractNumId w:val="21"/>
   </w:num>
-  <w:num w:numId="18">
+  <w:num w:numId="18" w16cid:durableId="98985466">
     <w:abstractNumId w:val="22"/>
   </w:num>
-  <w:num w:numId="19">
+  <w:num w:numId="19" w16cid:durableId="1498038551">
     <w:abstractNumId w:val="37"/>
   </w:num>
-  <w:num w:numId="20">
+  <w:num w:numId="20" w16cid:durableId="1381785797">
     <w:abstractNumId w:val="32"/>
   </w:num>
-  <w:num w:numId="21">
+  <w:num w:numId="21" w16cid:durableId="1602758553">
     <w:abstractNumId w:val="12"/>
   </w:num>
-  <w:num w:numId="22">
+  <w:num w:numId="22" w16cid:durableId="1144542556">
     <w:abstractNumId w:val="33"/>
   </w:num>
-  <w:num w:numId="23">
+  <w:num w:numId="23" w16cid:durableId="674840227">
     <w:abstractNumId w:val="25"/>
   </w:num>
-  <w:num w:numId="24">
+  <w:num w:numId="24" w16cid:durableId="1741978640">
     <w:abstractNumId w:val="13"/>
   </w:num>
-  <w:num w:numId="25">
+  <w:num w:numId="25" w16cid:durableId="1268613078">
     <w:abstractNumId w:val="28"/>
   </w:num>
-  <w:num w:numId="26">
+  <w:num w:numId="26" w16cid:durableId="1645692349">
     <w:abstractNumId w:val="14"/>
   </w:num>
-  <w:num w:numId="27">
+  <w:num w:numId="27" w16cid:durableId="1889103762">
     <w:abstractNumId w:val="9"/>
   </w:num>
-  <w:num w:numId="28">
+  <w:num w:numId="28" w16cid:durableId="239338125">
     <w:abstractNumId w:val="7"/>
   </w:num>
-  <w:num w:numId="29">
+  <w:num w:numId="29" w16cid:durableId="247857968">
     <w:abstractNumId w:val="6"/>
   </w:num>
-  <w:num w:numId="30">
+  <w:num w:numId="30" w16cid:durableId="1544906894">
     <w:abstractNumId w:val="5"/>
   </w:num>
-  <w:num w:numId="31">
+  <w:num w:numId="31" w16cid:durableId="261302691">
     <w:abstractNumId w:val="4"/>
   </w:num>
-  <w:num w:numId="32">
+  <w:num w:numId="32" w16cid:durableId="990870438">
     <w:abstractNumId w:val="8"/>
   </w:num>
-  <w:num w:numId="33">
+  <w:num w:numId="33" w16cid:durableId="2075621462">
     <w:abstractNumId w:val="3"/>
   </w:num>
-  <w:num w:numId="34">
+  <w:num w:numId="34" w16cid:durableId="1965572106">
     <w:abstractNumId w:val="2"/>
   </w:num>
-  <w:num w:numId="35">
+  <w:num w:numId="35" w16cid:durableId="951088997">
     <w:abstractNumId w:val="1"/>
   </w:num>
-  <w:num w:numId="36">
+  <w:num w:numId="36" w16cid:durableId="2144691183">
     <w:abstractNumId w:val="0"/>
   </w:num>
-  <w:num w:numId="37">
+  <w:num w:numId="37" w16cid:durableId="84113851">
     <w:abstractNumId w:val="13"/>
   </w:num>
-  <w:num w:numId="38">
+  <w:num w:numId="38" w16cid:durableId="623580121">
     <w:abstractNumId w:val="10"/>
   </w:num>
-  <w:num w:numId="39">
+  <w:num w:numId="39" w16cid:durableId="1052970093">
     <w:abstractNumId w:val="18"/>
   </w:num>
-  <w:num w:numId="40">
+  <w:num w:numId="40" w16cid:durableId="679744091">
     <w:abstractNumId w:val="34"/>
   </w:num>
 </w:numbering>
 </file>
 
 <file path=word/styles.xml><?xml version="1.0" encoding="utf-8"?>
-<w:styles xmlns:mc="http://schemas.openxmlformats.org/markup-compatibility/2006" xmlns:r="http://schemas.openxmlformats.org/officeDocument/2006/relationships" xmlns:w="http://schemas.openxmlformats.org/wordprocessingml/2006/main" xmlns:w14="http://schemas.microsoft.com/office/word/2010/wordml" xmlns:w15="http://schemas.microsoft.com/office/word/2012/wordml" xmlns:w16cex="http://schemas.microsoft.com/office/word/2018/wordml/cex" xmlns:w16cid="http://schemas.microsoft.com/office/word/2016/wordml/cid" xmlns:w16="http://schemas.microsoft.com/office/word/2018/wordml" xmlns:w16sdtdh="http://schemas.microsoft.com/office/word/2020/wordml/sdtdatahash" xmlns:w16se="http://schemas.microsoft.com/office/word/2015/wordml/symex" mc:Ignorable="w14 w15 w16se w16cid w16 w16cex w16sdtdh">
+<w:styles xmlns:mc="http://schemas.openxmlformats.org/markup-compatibility/2006" xmlns:r="http://schemas.openxmlformats.org/officeDocument/2006/relationships" xmlns:w="http://schemas.openxmlformats.org/wordprocessingml/2006/main" xmlns:w14="http://schemas.microsoft.com/office/word/2010/wordml" xmlns:w15="http://schemas.microsoft.com/office/word/2012/wordml" xmlns:w16cex="http://schemas.microsoft.com/office/word/2018/wordml/cex" xmlns:w16cid="http://schemas.microsoft.com/office/word/2016/wordml/cid" xmlns:w16="http://schemas.microsoft.com/office/word/2018/wordml" xmlns:w16du="http://schemas.microsoft.com/office/word/2023/wordml/word16du" xmlns:w16sdtdh="http://schemas.microsoft.com/office/word/2020/wordml/sdtdatahash" xmlns:w16sdtfl="http://schemas.microsoft.com/office/word/2024/wordml/sdtformatlock" xmlns:w16se="http://schemas.microsoft.com/office/word/2015/wordml/symex" mc:Ignorable="w14 w15 w16se w16cid w16 w16cex w16sdtdh w16sdtfl w16du">
   <w:docDefaults>
     <w:rPrDefault>
       <w:rPr>
